--- a/Trabalho de BD.docx
+++ b/Trabalho de BD.docx
@@ -1040,28 +1040,183 @@
         <w:jc w:val="both"/>
         <w:rPr>
           <w:rFonts w:ascii="Arial" w:hAnsi="Arial" w:eastAsia="Arial" w:cs="Arial"/>
-          <w:b/>
-          <w:bCs/>
+          <w:b w:val="1"/>
+          <w:bCs w:val="1"/>
         </w:rPr>
       </w:pPr>
     </w:p>
     <w:p>
       <w:pPr>
-        <w:pStyle w:val="SemEspaamento"/>
-        <w:jc w:val="both"/>
-        <w:rPr>
-          <w:rFonts w:ascii="Arial" w:hAnsi="Arial" w:eastAsia="Arial" w:cs="Arial"/>
-          <w:b/>
-          <w:bCs/>
+        <w:rPr>
+          <w:rFonts w:ascii="Arial" w:hAnsi="Arial" w:eastAsia="Arial" w:cs="Arial"/>
+          <w:b w:val="0"/>
+          <w:bCs w:val="0"/>
+          <w:i w:val="0"/>
+          <w:iCs w:val="0"/>
+          <w:caps w:val="0"/>
+          <w:smallCaps w:val="0"/>
+          <w:noProof w:val="0"/>
+          <w:color w:val="FF0000"/>
+          <w:sz w:val="24"/>
+          <w:szCs w:val="24"/>
+          <w:lang w:val="pt-BR"/>
         </w:rPr>
       </w:pPr>
       <w:r>
         <w:rPr>
           <w:rFonts w:ascii="Arial" w:hAnsi="Arial" w:eastAsia="Arial" w:cs="Arial"/>
-          <w:b/>
-          <w:bCs/>
-        </w:rPr>
-        <w:t>Arcos Dourados Lanches (nosso texto)</w:t>
+          <w:b w:val="0"/>
+          <w:bCs w:val="0"/>
+          <w:i w:val="0"/>
+          <w:iCs w:val="0"/>
+          <w:caps w:val="0"/>
+          <w:smallCaps w:val="0"/>
+          <w:noProof w:val="0"/>
+          <w:color w:val="FF0000"/>
+          <w:sz w:val="24"/>
+          <w:szCs w:val="24"/>
+          <w:lang w:val="pt-BR"/>
+        </w:rPr>
+        <w:t>Olá, meu nome é Marília e gostaria de solicitar um software para minha lanchonete.</w:t>
+      </w:r>
+    </w:p>
+    <w:p>
+      <w:pPr>
+        <w:rPr>
+          <w:rFonts w:ascii="Arial" w:hAnsi="Arial" w:eastAsia="Arial" w:cs="Arial"/>
+          <w:b w:val="0"/>
+          <w:bCs w:val="0"/>
+          <w:i w:val="0"/>
+          <w:iCs w:val="0"/>
+          <w:caps w:val="0"/>
+          <w:smallCaps w:val="0"/>
+          <w:noProof w:val="0"/>
+          <w:color w:val="000000" w:themeColor="text1" w:themeTint="FF" w:themeShade="FF"/>
+          <w:sz w:val="24"/>
+          <w:szCs w:val="24"/>
+          <w:lang w:val="pt-BR"/>
+        </w:rPr>
+      </w:pPr>
+      <w:r>
+        <w:rPr>
+          <w:rFonts w:ascii="Arial" w:hAnsi="Arial" w:eastAsia="Arial" w:cs="Arial"/>
+          <w:b w:val="0"/>
+          <w:bCs w:val="0"/>
+          <w:i w:val="0"/>
+          <w:iCs w:val="0"/>
+          <w:caps w:val="0"/>
+          <w:smallCaps w:val="0"/>
+          <w:noProof w:val="0"/>
+          <w:color w:val="000000" w:themeColor="text1" w:themeTint="FF" w:themeShade="FF"/>
+          <w:sz w:val="24"/>
+          <w:szCs w:val="24"/>
+          <w:lang w:val="pt-BR"/>
+        </w:rPr>
+        <w:t>Nele eu gostaria de um design minimalista com foco nas cores amarela e vermelha, destacando os produtos e preços.</w:t>
+      </w:r>
+    </w:p>
+    <w:p>
+      <w:pPr>
+        <w:rPr>
+          <w:rFonts w:ascii="Arial" w:hAnsi="Arial" w:eastAsia="Arial" w:cs="Arial"/>
+          <w:b w:val="0"/>
+          <w:bCs w:val="0"/>
+          <w:i w:val="0"/>
+          <w:iCs w:val="0"/>
+          <w:caps w:val="0"/>
+          <w:smallCaps w:val="0"/>
+          <w:noProof w:val="0"/>
+          <w:color w:val="FF0000"/>
+          <w:sz w:val="24"/>
+          <w:szCs w:val="24"/>
+          <w:lang w:val="pt-BR"/>
+        </w:rPr>
+      </w:pPr>
+      <w:r>
+        <w:rPr>
+          <w:rFonts w:ascii="Arial" w:hAnsi="Arial" w:eastAsia="Arial" w:cs="Arial"/>
+          <w:b w:val="0"/>
+          <w:bCs w:val="0"/>
+          <w:i w:val="0"/>
+          <w:iCs w:val="0"/>
+          <w:caps w:val="0"/>
+          <w:smallCaps w:val="0"/>
+          <w:noProof w:val="0"/>
+          <w:color w:val="FF0000"/>
+          <w:sz w:val="24"/>
+          <w:szCs w:val="24"/>
+          <w:lang w:val="pt-BR"/>
+        </w:rPr>
+        <w:t xml:space="preserve">Ao entrar no site o cliente vai se deparar com o cardápio com várias opções de produtos e categorias separando-os para facilitar a pesquisa. Depois de escolher seus produtos o cliente deverá estar logado ou se cadastrar, com as seguintes informações: nome, CPF, </w:t>
+      </w:r>
+      <w:r>
+        <w:rPr>
+          <w:rFonts w:ascii="Arial" w:hAnsi="Arial" w:eastAsia="Arial" w:cs="Arial"/>
+          <w:b w:val="0"/>
+          <w:bCs w:val="0"/>
+          <w:i w:val="0"/>
+          <w:iCs w:val="0"/>
+          <w:caps w:val="0"/>
+          <w:smallCaps w:val="0"/>
+          <w:noProof w:val="0"/>
+          <w:color w:val="FF0000"/>
+          <w:sz w:val="24"/>
+          <w:szCs w:val="24"/>
+          <w:lang w:val="pt-BR"/>
+        </w:rPr>
+        <w:t>email</w:t>
+      </w:r>
+      <w:r>
+        <w:rPr>
+          <w:rFonts w:ascii="Arial" w:hAnsi="Arial" w:eastAsia="Arial" w:cs="Arial"/>
+          <w:b w:val="0"/>
+          <w:bCs w:val="0"/>
+          <w:i w:val="0"/>
+          <w:iCs w:val="0"/>
+          <w:caps w:val="0"/>
+          <w:smallCaps w:val="0"/>
+          <w:noProof w:val="0"/>
+          <w:color w:val="FF0000"/>
+          <w:sz w:val="24"/>
+          <w:szCs w:val="24"/>
+          <w:lang w:val="pt-BR"/>
+        </w:rPr>
+        <w:t xml:space="preserve"> e telefone. Após estar logado, ele poderá continuar com a compra, escolhendo o tipo de entrega (delivery ou retirada), no caso de delivery ele deve adicionar ou selecionar o endereço de entrega com as informações: rua, número, complemento, cidade, estado e CEP. Por último o cliente vai ser direcionado para a tela final de pagamento que vai mostrar o resumo do pedido com todos os itens e o preço final, ele também vai poder escolher o método de pagamento nessa seção entre pix, cartão de débito ou crédito e boleto. Após o pagamento esse pedido vai ficar salvo na conta do usuário e vai mostrar o horário estimado para a entrega no caso do delivery.</w:t>
+      </w:r>
+    </w:p>
+    <w:p>
+      <w:pPr>
+        <w:rPr>
+          <w:rFonts w:ascii="Arial" w:hAnsi="Arial" w:eastAsia="Arial" w:cs="Arial"/>
+          <w:b w:val="0"/>
+          <w:bCs w:val="0"/>
+          <w:i w:val="0"/>
+          <w:iCs w:val="0"/>
+          <w:caps w:val="0"/>
+          <w:smallCaps w:val="0"/>
+          <w:noProof w:val="0"/>
+          <w:color w:val="000000" w:themeColor="text1" w:themeTint="FF" w:themeShade="FF"/>
+          <w:sz w:val="24"/>
+          <w:szCs w:val="24"/>
+          <w:lang w:val="pt-BR"/>
+        </w:rPr>
+      </w:pPr>
+      <w:r>
+        <w:rPr>
+          <w:rFonts w:ascii="Arial" w:hAnsi="Arial" w:eastAsia="Arial" w:cs="Arial"/>
+          <w:b w:val="0"/>
+          <w:bCs w:val="0"/>
+          <w:i w:val="0"/>
+          <w:iCs w:val="0"/>
+          <w:caps w:val="0"/>
+          <w:smallCaps w:val="0"/>
+          <w:noProof w:val="0"/>
+          <w:color w:val="000000" w:themeColor="text1" w:themeTint="FF" w:themeShade="FF"/>
+          <w:sz w:val="24"/>
+          <w:szCs w:val="24"/>
+          <w:lang w:val="pt-BR"/>
+        </w:rPr>
+        <w:t>Na parte de baixo do site também deve conter uma breve introdução da nossa loja, faq e um suporte virtual para dúvidas ou erros.</w:t>
       </w:r>
     </w:p>
     <w:p>
@@ -1070,906 +1225,36 @@
         <w:jc w:val="both"/>
         <w:rPr>
           <w:rFonts w:ascii="Arial" w:hAnsi="Arial" w:eastAsia="Arial" w:cs="Arial"/>
+          <w:b w:val="0"/>
+          <w:bCs w:val="0"/>
+          <w:i w:val="0"/>
+          <w:iCs w:val="0"/>
+          <w:caps w:val="0"/>
+          <w:smallCaps w:val="0"/>
+          <w:noProof w:val="0"/>
+          <w:color w:val="FF0000"/>
+          <w:sz w:val="24"/>
+          <w:szCs w:val="24"/>
+          <w:lang w:val="pt-BR"/>
         </w:rPr>
       </w:pPr>
       <w:r>
         <w:rPr>
           <w:rFonts w:ascii="Arial" w:hAnsi="Arial" w:eastAsia="Arial" w:cs="Arial"/>
-        </w:rPr>
-        <w:t xml:space="preserve"> </w:t>
+          <w:b w:val="0"/>
+          <w:bCs w:val="0"/>
+          <w:i w:val="0"/>
+          <w:iCs w:val="0"/>
+          <w:caps w:val="0"/>
+          <w:smallCaps w:val="0"/>
+          <w:noProof w:val="0"/>
+          <w:color w:val="FF0000"/>
+          <w:sz w:val="24"/>
+          <w:szCs w:val="24"/>
+          <w:lang w:val="pt-BR"/>
+        </w:rPr>
+        <w:t>Para facilitar o gerenciamento do software, os funcionários também deverão tem um login especial para poder fazer alterações em produtos, adicionar novas promoções etc.</w:t>
       </w:r>
-    </w:p>
-    <w:p>
-      <w:pPr>
-        <w:pStyle w:val="SemEspaamento"/>
-        <w:jc w:val="both"/>
-        <w:rPr>
-          <w:rFonts w:ascii="Arial" w:hAnsi="Arial" w:eastAsia="Arial" w:cs="Arial"/>
-        </w:rPr>
-      </w:pPr>
-      <w:r>
-        <w:rPr>
-          <w:rFonts w:ascii="Arial" w:hAnsi="Arial" w:eastAsia="Arial" w:cs="Arial"/>
-        </w:rPr>
-        <w:t>Recentemente abri uma lanchonete e gostaria de um software.</w:t>
-      </w:r>
-    </w:p>
-    <w:p>
-      <w:pPr>
-        <w:pStyle w:val="SemEspaamento"/>
-        <w:jc w:val="both"/>
-        <w:rPr>
-          <w:rFonts w:ascii="Arial" w:hAnsi="Arial" w:eastAsia="Arial" w:cs="Arial"/>
-        </w:rPr>
-      </w:pPr>
-      <w:r>
-        <w:rPr>
-          <w:rFonts w:ascii="Arial" w:hAnsi="Arial" w:eastAsia="Arial" w:cs="Arial"/>
-        </w:rPr>
-        <w:t>Nele eu gostaria de um design minimalista com foco nas cores amarela e vermelha, destacando os produtos e preços.</w:t>
-      </w:r>
-    </w:p>
-    <w:p>
-      <w:pPr>
-        <w:pStyle w:val="SemEspaamento"/>
-        <w:jc w:val="both"/>
-        <w:rPr>
-          <w:rFonts w:ascii="Arial" w:hAnsi="Arial" w:eastAsia="Arial" w:cs="Arial"/>
-        </w:rPr>
-      </w:pPr>
-      <w:r>
-        <w:rPr>
-          <w:rFonts w:ascii="Arial" w:hAnsi="Arial" w:eastAsia="Arial" w:cs="Arial"/>
-        </w:rPr>
-        <w:t xml:space="preserve">O site deve contar um sistema de delivery e de compra online para retirada, o usuário deve criar uma conta com seu nome, cpf, endereço, </w:t>
-      </w:r>
-      <w:r>
-        <w:rPr>
-          <w:rFonts w:ascii="Arial" w:hAnsi="Arial" w:eastAsia="Arial" w:cs="Arial"/>
-        </w:rPr>
-        <w:t>número</w:t>
-      </w:r>
-      <w:r>
-        <w:rPr>
-          <w:rFonts w:ascii="Arial" w:hAnsi="Arial" w:eastAsia="Arial" w:cs="Arial"/>
-        </w:rPr>
-        <w:t xml:space="preserve"> e </w:t>
-      </w:r>
-      <w:r>
-        <w:rPr>
-          <w:rFonts w:ascii="Arial" w:hAnsi="Arial" w:eastAsia="Arial" w:cs="Arial"/>
-        </w:rPr>
-        <w:t>e-mail</w:t>
-      </w:r>
-      <w:r>
-        <w:rPr>
-          <w:rFonts w:ascii="Arial" w:hAnsi="Arial" w:eastAsia="Arial" w:cs="Arial"/>
-        </w:rPr>
-        <w:t>.</w:t>
-      </w:r>
-    </w:p>
-    <w:p>
-      <w:pPr>
-        <w:pStyle w:val="SemEspaamento"/>
-        <w:jc w:val="both"/>
-        <w:rPr>
-          <w:rFonts w:ascii="Arial" w:hAnsi="Arial" w:eastAsia="Arial" w:cs="Arial"/>
-        </w:rPr>
-      </w:pPr>
-      <w:r>
-        <w:rPr>
-          <w:rFonts w:ascii="Arial" w:hAnsi="Arial" w:eastAsia="Arial" w:cs="Arial"/>
-        </w:rPr>
-        <w:t xml:space="preserve">Na parte de baixo do site deve conter </w:t>
-      </w:r>
-      <w:r>
-        <w:rPr>
-          <w:rFonts w:ascii="Arial" w:hAnsi="Arial" w:eastAsia="Arial" w:cs="Arial"/>
-        </w:rPr>
-        <w:t xml:space="preserve">uma </w:t>
-      </w:r>
-      <w:r>
-        <w:rPr>
-          <w:rFonts w:ascii="Arial" w:hAnsi="Arial" w:eastAsia="Arial" w:cs="Arial"/>
-        </w:rPr>
-        <w:t>breve introdução</w:t>
-      </w:r>
-      <w:r>
-        <w:rPr>
-          <w:rFonts w:ascii="Arial" w:hAnsi="Arial" w:eastAsia="Arial" w:cs="Arial"/>
-        </w:rPr>
-        <w:t xml:space="preserve"> da nossa loja, faq e um suporte virtual para </w:t>
-      </w:r>
-      <w:r>
-        <w:rPr>
-          <w:rFonts w:ascii="Arial" w:hAnsi="Arial" w:eastAsia="Arial" w:cs="Arial"/>
-        </w:rPr>
-        <w:t>dúvidas</w:t>
-      </w:r>
-      <w:r>
-        <w:rPr>
-          <w:rFonts w:ascii="Arial" w:hAnsi="Arial" w:eastAsia="Arial" w:cs="Arial"/>
-        </w:rPr>
-        <w:t xml:space="preserve"> ou erros.</w:t>
-      </w:r>
-    </w:p>
-    <w:p>
-      <w:pPr>
-        <w:pStyle w:val="SemEspaamento"/>
-        <w:jc w:val="both"/>
-        <w:rPr>
-          <w:rFonts w:ascii="Arial" w:hAnsi="Arial" w:eastAsia="Arial" w:cs="Arial"/>
-        </w:rPr>
-      </w:pPr>
-      <w:r>
-        <w:rPr>
-          <w:rFonts w:ascii="Arial" w:hAnsi="Arial" w:eastAsia="Arial" w:cs="Arial"/>
-        </w:rPr>
-        <w:t>O site deve ter abas como categorias, cardápio e promoções.</w:t>
-      </w:r>
-    </w:p>
-    <w:p>
-      <w:pPr>
-        <w:pStyle w:val="SemEspaamento"/>
-        <w:jc w:val="both"/>
-        <w:rPr>
-          <w:rFonts w:ascii="Arial" w:hAnsi="Arial" w:eastAsia="Arial" w:cs="Arial"/>
-        </w:rPr>
-      </w:pPr>
-    </w:p>
-    <w:p>
-      <w:pPr>
-        <w:pStyle w:val="SemEspaamento"/>
-        <w:jc w:val="both"/>
-        <w:rPr>
-          <w:rFonts w:ascii="Arial" w:hAnsi="Arial" w:eastAsia="Arial" w:cs="Arial"/>
-        </w:rPr>
-      </w:pPr>
-    </w:p>
-    <w:p>
-      <w:pPr>
-        <w:pStyle w:val="SemEspaamento"/>
-        <w:jc w:val="both"/>
-        <w:rPr>
-          <w:rFonts w:ascii="Arial" w:hAnsi="Arial" w:eastAsia="Arial" w:cs="Arial"/>
-        </w:rPr>
-      </w:pPr>
-    </w:p>
-    <w:p>
-      <w:pPr>
-        <w:pStyle w:val="SemEspaamento"/>
-        <w:jc w:val="both"/>
-        <w:rPr>
-          <w:rFonts w:ascii="Arial" w:hAnsi="Arial" w:eastAsia="Arial" w:cs="Arial"/>
-          <w:b/>
-          <w:bCs/>
-        </w:rPr>
-      </w:pPr>
-      <w:r>
-        <w:rPr>
-          <w:rFonts w:ascii="Arial" w:hAnsi="Arial" w:eastAsia="Arial" w:cs="Arial"/>
-          <w:b/>
-          <w:bCs/>
-        </w:rPr>
-        <w:lastRenderedPageBreak/>
-        <w:t>Arcos Dourados Lanches (texto melhorado pela IA)</w:t>
-      </w:r>
-    </w:p>
-    <w:p>
-      <w:pPr>
-        <w:pStyle w:val="SemEspaamento"/>
-        <w:jc w:val="both"/>
-        <w:rPr>
-          <w:rFonts w:ascii="Arial" w:hAnsi="Arial" w:eastAsia="Arial" w:cs="Arial"/>
-        </w:rPr>
-      </w:pPr>
-      <w:r>
-        <w:rPr>
-          <w:rFonts w:ascii="Arial" w:hAnsi="Arial" w:eastAsia="Arial" w:cs="Arial"/>
-        </w:rPr>
-        <w:t xml:space="preserve"> </w:t>
-      </w:r>
-    </w:p>
-    <w:p>
-      <w:pPr>
-        <w:pStyle w:val="SemEspaamento"/>
-        <w:jc w:val="both"/>
-        <w:rPr>
-          <w:rFonts w:ascii="Arial" w:hAnsi="Arial" w:eastAsia="Arial" w:cs="Arial"/>
-        </w:rPr>
-      </w:pPr>
-      <w:r>
-        <w:rPr>
-          <w:rFonts w:ascii="Arial" w:hAnsi="Arial" w:eastAsia="Arial" w:cs="Arial"/>
-        </w:rPr>
-        <w:t>A Arcos Dourados Lanches é uma lanchonete recém-inaugurada que busca unir qualidade, agilidade e tecnologia para oferecer a melhor experiência aos seus clientes. Inspirada no modelo de grandes redes como a McDonald's, a empresa pretende utilizar um sistema web próprio para gerenciar pedidos, clientes e pagamentos de forma organizada e segura. Para isso, é necessário o desenvolvimento de um software com foco tanto na experiência do usuário quanto na estruturação eficiente do banco de dados.</w:t>
-      </w:r>
-    </w:p>
-    <w:p>
-      <w:pPr>
-        <w:pStyle w:val="SemEspaamento"/>
-        <w:jc w:val="both"/>
-        <w:rPr>
-          <w:rFonts w:ascii="Arial" w:hAnsi="Arial" w:eastAsia="Arial" w:cs="Arial"/>
-        </w:rPr>
-      </w:pPr>
-      <w:r>
-        <w:rPr>
-          <w:rFonts w:ascii="Arial" w:hAnsi="Arial" w:eastAsia="Arial" w:cs="Arial"/>
-        </w:rPr>
-        <w:t xml:space="preserve"> </w:t>
-      </w:r>
-    </w:p>
-    <w:p>
-      <w:pPr>
-        <w:pStyle w:val="SemEspaamento"/>
-        <w:jc w:val="both"/>
-        <w:rPr>
-          <w:rFonts w:ascii="Arial" w:hAnsi="Arial" w:eastAsia="Arial" w:cs="Arial"/>
-          <w:b/>
-          <w:bCs/>
-        </w:rPr>
-      </w:pPr>
-      <w:r>
-        <w:rPr>
-          <w:rFonts w:ascii="Arial" w:hAnsi="Arial" w:eastAsia="Arial" w:cs="Arial"/>
-          <w:b/>
-          <w:bCs/>
-        </w:rPr>
-        <w:t>Design e Interface do Sistema</w:t>
-      </w:r>
-    </w:p>
-    <w:p>
-      <w:pPr>
-        <w:pStyle w:val="SemEspaamento"/>
-        <w:jc w:val="both"/>
-        <w:rPr>
-          <w:rFonts w:ascii="Arial" w:hAnsi="Arial" w:eastAsia="Arial" w:cs="Arial"/>
-        </w:rPr>
-      </w:pPr>
-      <w:r>
-        <w:rPr>
-          <w:rFonts w:ascii="Arial" w:hAnsi="Arial" w:eastAsia="Arial" w:cs="Arial"/>
-        </w:rPr>
-        <w:t xml:space="preserve"> </w:t>
-      </w:r>
-    </w:p>
-    <w:p>
-      <w:pPr>
-        <w:pStyle w:val="SemEspaamento"/>
-        <w:jc w:val="both"/>
-        <w:rPr>
-          <w:rFonts w:ascii="Arial" w:hAnsi="Arial" w:eastAsia="Arial" w:cs="Arial"/>
-        </w:rPr>
-      </w:pPr>
-      <w:r>
-        <w:rPr>
-          <w:rFonts w:ascii="Arial" w:hAnsi="Arial" w:eastAsia="Arial" w:cs="Arial"/>
-        </w:rPr>
-        <w:t>O sistema deverá apresentar um design minimalista, utilizando predominantemente as cores amarela e vermelha, transmitindo dinamismo e identidade visual marcante. A interface precisa ser intuitiva, destacando os produtos com imagens de qualidade, descrição detalhada, lista de ingredientes e preços atualizados dinamicamente a partir do banco de dados.</w:t>
-      </w:r>
-    </w:p>
-    <w:p>
-      <w:pPr>
-        <w:pStyle w:val="SemEspaamento"/>
-        <w:jc w:val="both"/>
-        <w:rPr>
-          <w:rFonts w:ascii="Arial" w:hAnsi="Arial" w:eastAsia="Arial" w:cs="Arial"/>
-        </w:rPr>
-      </w:pPr>
-      <w:r>
-        <w:rPr>
-          <w:rFonts w:ascii="Arial" w:hAnsi="Arial" w:eastAsia="Arial" w:cs="Arial"/>
-        </w:rPr>
-        <w:t xml:space="preserve"> </w:t>
-      </w:r>
-    </w:p>
-    <w:p>
-      <w:pPr>
-        <w:pStyle w:val="SemEspaamento"/>
-        <w:jc w:val="both"/>
-        <w:rPr>
-          <w:rFonts w:ascii="Arial" w:hAnsi="Arial" w:eastAsia="Arial" w:cs="Arial"/>
-        </w:rPr>
-      </w:pPr>
-      <w:r>
-        <w:rPr>
-          <w:rFonts w:ascii="Arial" w:hAnsi="Arial" w:eastAsia="Arial" w:cs="Arial"/>
-        </w:rPr>
-        <w:t>O site será organizado em abas como “Categorias”, “Cardápio” e “Promoções”, permitindo fácil navegação. No rodapé da página, haverá uma breve introdução institucional da loja, uma seção de perguntas frequentes (FAQ) e um suporte virtual para esclarecimento de dúvidas ou registro de problemas.</w:t>
-      </w:r>
-    </w:p>
-    <w:p>
-      <w:pPr>
-        <w:pStyle w:val="SemEspaamento"/>
-        <w:jc w:val="both"/>
-        <w:rPr>
-          <w:rFonts w:ascii="Arial" w:hAnsi="Arial" w:eastAsia="Arial" w:cs="Arial"/>
-        </w:rPr>
-      </w:pPr>
-      <w:r>
-        <w:rPr>
-          <w:rFonts w:ascii="Arial" w:hAnsi="Arial" w:eastAsia="Arial" w:cs="Arial"/>
-        </w:rPr>
-        <w:t xml:space="preserve"> </w:t>
-      </w:r>
-    </w:p>
-    <w:p>
-      <w:pPr>
-        <w:pStyle w:val="SemEspaamento"/>
-        <w:jc w:val="both"/>
-        <w:rPr>
-          <w:rFonts w:ascii="Arial" w:hAnsi="Arial" w:eastAsia="Arial" w:cs="Arial"/>
-          <w:b/>
-          <w:bCs/>
-        </w:rPr>
-      </w:pPr>
-      <w:r>
-        <w:rPr>
-          <w:rFonts w:ascii="Arial" w:hAnsi="Arial" w:eastAsia="Arial" w:cs="Arial"/>
-          <w:b/>
-          <w:bCs/>
-        </w:rPr>
-        <w:t>Cadastro de Usuários e Estrutura de Dados</w:t>
-      </w:r>
-    </w:p>
-    <w:p>
-      <w:pPr>
-        <w:pStyle w:val="SemEspaamento"/>
-        <w:jc w:val="both"/>
-        <w:rPr>
-          <w:rFonts w:ascii="Arial" w:hAnsi="Arial" w:eastAsia="Arial" w:cs="Arial"/>
-        </w:rPr>
-      </w:pPr>
-      <w:r>
-        <w:rPr>
-          <w:rFonts w:ascii="Arial" w:hAnsi="Arial" w:eastAsia="Arial" w:cs="Arial"/>
-        </w:rPr>
-        <w:t xml:space="preserve"> </w:t>
-      </w:r>
-    </w:p>
-    <w:p>
-      <w:pPr>
-        <w:pStyle w:val="SemEspaamento"/>
-        <w:jc w:val="both"/>
-        <w:rPr>
-          <w:rFonts w:ascii="Arial" w:hAnsi="Arial" w:eastAsia="Arial" w:cs="Arial"/>
-        </w:rPr>
-      </w:pPr>
-      <w:r>
-        <w:rPr>
-          <w:rFonts w:ascii="Arial" w:hAnsi="Arial" w:eastAsia="Arial" w:cs="Arial"/>
-        </w:rPr>
-        <w:t>Para realizar pedidos, o cliente deverá criar uma conta informando nome completo, CPF, endereço, número da residência, e-mail e telefone. Esses dados serão armazenados em uma tabela específica no banco de dados, com CPF e e-mail definidos como campos únicos para evitar duplicidade de registros.</w:t>
-      </w:r>
-    </w:p>
-    <w:p>
-      <w:pPr>
-        <w:pStyle w:val="SemEspaamento"/>
-        <w:jc w:val="both"/>
-        <w:rPr>
-          <w:rFonts w:ascii="Arial" w:hAnsi="Arial" w:eastAsia="Arial" w:cs="Arial"/>
-        </w:rPr>
-      </w:pPr>
-      <w:r>
-        <w:rPr>
-          <w:rFonts w:ascii="Arial" w:hAnsi="Arial" w:eastAsia="Arial" w:cs="Arial"/>
-        </w:rPr>
-        <w:t xml:space="preserve"> </w:t>
-      </w:r>
-    </w:p>
-    <w:p>
-      <w:pPr>
-        <w:pStyle w:val="SemEspaamento"/>
-        <w:jc w:val="both"/>
-        <w:rPr>
-          <w:rFonts w:ascii="Arial" w:hAnsi="Arial" w:eastAsia="Arial" w:cs="Arial"/>
-        </w:rPr>
-      </w:pPr>
-      <w:r>
-        <w:rPr>
-          <w:rFonts w:ascii="Arial" w:hAnsi="Arial" w:eastAsia="Arial" w:cs="Arial"/>
-        </w:rPr>
-        <w:t>A senha do usuário deverá ser armazenada de forma criptografada (hash), garantindo maior segurança das informações. Além disso, o sistema permitirá que um mesmo usuário cadastre mais de um endereço, estabelecendo um relacionamento do tipo um-para-muitos (1:N) entre as tabelas de usuário e endereço.</w:t>
-      </w:r>
-    </w:p>
-    <w:p>
-      <w:pPr>
-        <w:pStyle w:val="SemEspaamento"/>
-        <w:jc w:val="both"/>
-        <w:rPr>
-          <w:rFonts w:ascii="Arial" w:hAnsi="Arial" w:eastAsia="Arial" w:cs="Arial"/>
-        </w:rPr>
-      </w:pPr>
-      <w:r>
-        <w:rPr>
-          <w:rFonts w:ascii="Arial" w:hAnsi="Arial" w:eastAsia="Arial" w:cs="Arial"/>
-        </w:rPr>
-        <w:t xml:space="preserve"> </w:t>
-      </w:r>
-    </w:p>
-    <w:p>
-      <w:pPr>
-        <w:pStyle w:val="SemEspaamento"/>
-        <w:jc w:val="both"/>
-        <w:rPr>
-          <w:rFonts w:ascii="Arial" w:hAnsi="Arial" w:eastAsia="Arial" w:cs="Arial"/>
-          <w:b/>
-          <w:bCs/>
-        </w:rPr>
-      </w:pPr>
-      <w:r>
-        <w:rPr>
-          <w:rFonts w:ascii="Arial" w:hAnsi="Arial" w:eastAsia="Arial" w:cs="Arial"/>
-          <w:b/>
-          <w:bCs/>
-        </w:rPr>
-        <w:t>Sistema de Pedidos e Controle de Entregas</w:t>
-      </w:r>
-    </w:p>
-    <w:p>
-      <w:pPr>
-        <w:pStyle w:val="SemEspaamento"/>
-        <w:jc w:val="both"/>
-        <w:rPr>
-          <w:rFonts w:ascii="Arial" w:hAnsi="Arial" w:eastAsia="Arial" w:cs="Arial"/>
-        </w:rPr>
-      </w:pPr>
-      <w:r>
-        <w:rPr>
-          <w:rFonts w:ascii="Arial" w:hAnsi="Arial" w:eastAsia="Arial" w:cs="Arial"/>
-        </w:rPr>
-        <w:t xml:space="preserve"> </w:t>
-      </w:r>
-    </w:p>
-    <w:p>
-      <w:pPr>
-        <w:pStyle w:val="SemEspaamento"/>
-        <w:jc w:val="both"/>
-        <w:rPr>
-          <w:rFonts w:ascii="Arial" w:hAnsi="Arial" w:eastAsia="Arial" w:cs="Arial"/>
-        </w:rPr>
-      </w:pPr>
-      <w:r>
-        <w:rPr>
-          <w:rFonts w:ascii="Arial" w:hAnsi="Arial" w:eastAsia="Arial" w:cs="Arial"/>
-        </w:rPr>
-        <w:t>O sistema permitirá dois tipos de compra: delivery ou retirada no local. Após a confirmação da compra, será gerado automaticamente um código único de pedido, que servirá para identificação tanto na retirada quanto no acompanhamento da entrega.</w:t>
-      </w:r>
-    </w:p>
-    <w:p>
-      <w:pPr>
-        <w:pStyle w:val="SemEspaamento"/>
-        <w:jc w:val="both"/>
-        <w:rPr>
-          <w:rFonts w:ascii="Arial" w:hAnsi="Arial" w:eastAsia="Arial" w:cs="Arial"/>
-        </w:rPr>
-      </w:pPr>
-      <w:r>
-        <w:rPr>
-          <w:rFonts w:ascii="Arial" w:hAnsi="Arial" w:eastAsia="Arial" w:cs="Arial"/>
-        </w:rPr>
-        <w:t xml:space="preserve"> </w:t>
-      </w:r>
-    </w:p>
-    <w:p>
-      <w:pPr>
-        <w:pStyle w:val="SemEspaamento"/>
-        <w:jc w:val="both"/>
-        <w:rPr>
-          <w:rFonts w:ascii="Arial" w:hAnsi="Arial" w:eastAsia="Arial" w:cs="Arial"/>
-        </w:rPr>
-      </w:pPr>
-      <w:r>
-        <w:rPr>
-          <w:rFonts w:ascii="Arial" w:hAnsi="Arial" w:eastAsia="Arial" w:cs="Arial"/>
-        </w:rPr>
-        <w:lastRenderedPageBreak/>
-        <w:t>Cada pedido será armazenado em uma tabela própria, contendo informações como data, tipo de entrega, status (pendente, em preparo, enviado ou finalizado) e valor total. Os itens do pedido serão organizados em uma tabela relacionada, permitindo que um único pedido contenha vários produtos, caracterizando um relacionamento um-para-muitos (1:N). Esse modelo garante melhor organização e escalabilidade do sistema.</w:t>
-      </w:r>
-    </w:p>
-    <w:p>
-      <w:pPr>
-        <w:pStyle w:val="SemEspaamento"/>
-        <w:jc w:val="both"/>
-        <w:rPr>
-          <w:rFonts w:ascii="Arial" w:hAnsi="Arial" w:eastAsia="Arial" w:cs="Arial"/>
-        </w:rPr>
-      </w:pPr>
-      <w:r>
-        <w:rPr>
-          <w:rFonts w:ascii="Arial" w:hAnsi="Arial" w:eastAsia="Arial" w:cs="Arial"/>
-        </w:rPr>
-        <w:t xml:space="preserve"> </w:t>
-      </w:r>
-    </w:p>
-    <w:p>
-      <w:pPr>
-        <w:pStyle w:val="SemEspaamento"/>
-        <w:jc w:val="both"/>
-        <w:rPr>
-          <w:rFonts w:ascii="Arial" w:hAnsi="Arial" w:eastAsia="Arial" w:cs="Arial"/>
-          <w:b/>
-          <w:bCs/>
-        </w:rPr>
-      </w:pPr>
-      <w:r>
-        <w:rPr>
-          <w:rFonts w:ascii="Arial" w:hAnsi="Arial" w:eastAsia="Arial" w:cs="Arial"/>
-          <w:b/>
-          <w:bCs/>
-        </w:rPr>
-        <w:t>Cadastro de Produtos e Categorias</w:t>
-      </w:r>
-    </w:p>
-    <w:p>
-      <w:pPr>
-        <w:pStyle w:val="SemEspaamento"/>
-        <w:jc w:val="both"/>
-        <w:rPr>
-          <w:rFonts w:ascii="Arial" w:hAnsi="Arial" w:eastAsia="Arial" w:cs="Arial"/>
-        </w:rPr>
-      </w:pPr>
-      <w:r>
-        <w:rPr>
-          <w:rFonts w:ascii="Arial" w:hAnsi="Arial" w:eastAsia="Arial" w:cs="Arial"/>
-        </w:rPr>
-        <w:t xml:space="preserve"> </w:t>
-      </w:r>
-    </w:p>
-    <w:p>
-      <w:pPr>
-        <w:pStyle w:val="SemEspaamento"/>
-        <w:jc w:val="both"/>
-        <w:rPr>
-          <w:rFonts w:ascii="Arial" w:hAnsi="Arial" w:eastAsia="Arial" w:cs="Arial"/>
-        </w:rPr>
-      </w:pPr>
-      <w:r>
-        <w:rPr>
-          <w:rFonts w:ascii="Arial" w:hAnsi="Arial" w:eastAsia="Arial" w:cs="Arial"/>
-        </w:rPr>
-        <w:t>Os produtos serão armazenados em uma tabela contendo nome, descrição, preço, imagem e categoria. As categorias (como hambúrgueres, bebidas, sobremesas e combos) estarão organizadas em uma tabela separada, criando um relacionamento um-para-muitos entre categoria e produto.</w:t>
-      </w:r>
-    </w:p>
-    <w:p>
-      <w:pPr>
-        <w:pStyle w:val="SemEspaamento"/>
-        <w:jc w:val="both"/>
-        <w:rPr>
-          <w:rFonts w:ascii="Arial" w:hAnsi="Arial" w:eastAsia="Arial" w:cs="Arial"/>
-        </w:rPr>
-      </w:pPr>
-      <w:r>
-        <w:rPr>
-          <w:rFonts w:ascii="Arial" w:hAnsi="Arial" w:eastAsia="Arial" w:cs="Arial"/>
-        </w:rPr>
-        <w:t xml:space="preserve"> </w:t>
-      </w:r>
-    </w:p>
-    <w:p>
-      <w:pPr>
-        <w:pStyle w:val="SemEspaamento"/>
-        <w:jc w:val="both"/>
-        <w:rPr>
-          <w:rFonts w:ascii="Arial" w:hAnsi="Arial" w:eastAsia="Arial" w:cs="Arial"/>
-        </w:rPr>
-      </w:pPr>
-      <w:r>
-        <w:rPr>
-          <w:rFonts w:ascii="Arial" w:hAnsi="Arial" w:eastAsia="Arial" w:cs="Arial"/>
-        </w:rPr>
-        <w:t>Esse modelo facilita a organização do cardápio e permite a atualização dinâmica dos produtos, inclusive para promoções temporárias, que podem ser ativadas ou desativadas por meio de um campo booleano no banco de dados.</w:t>
-      </w:r>
-    </w:p>
-    <w:p>
-      <w:pPr>
-        <w:pStyle w:val="SemEspaamento"/>
-        <w:jc w:val="both"/>
-        <w:rPr>
-          <w:rFonts w:ascii="Arial" w:hAnsi="Arial" w:eastAsia="Arial" w:cs="Arial"/>
-        </w:rPr>
-      </w:pPr>
-      <w:r>
-        <w:rPr>
-          <w:rFonts w:ascii="Arial" w:hAnsi="Arial" w:eastAsia="Arial" w:cs="Arial"/>
-        </w:rPr>
-        <w:t xml:space="preserve"> </w:t>
-      </w:r>
-    </w:p>
-    <w:p>
-      <w:pPr>
-        <w:pStyle w:val="SemEspaamento"/>
-        <w:jc w:val="both"/>
-        <w:rPr>
-          <w:rFonts w:ascii="Arial" w:hAnsi="Arial" w:eastAsia="Arial" w:cs="Arial"/>
-          <w:b/>
-          <w:bCs/>
-        </w:rPr>
-      </w:pPr>
-      <w:r>
-        <w:rPr>
-          <w:rFonts w:ascii="Arial" w:hAnsi="Arial" w:eastAsia="Arial" w:cs="Arial"/>
-          <w:b/>
-          <w:bCs/>
-        </w:rPr>
-        <w:t>Métodos de Pagamento e Segurança</w:t>
-      </w:r>
-    </w:p>
-    <w:p>
-      <w:pPr>
-        <w:pStyle w:val="SemEspaamento"/>
-        <w:jc w:val="both"/>
-        <w:rPr>
-          <w:rFonts w:ascii="Arial" w:hAnsi="Arial" w:eastAsia="Arial" w:cs="Arial"/>
-        </w:rPr>
-      </w:pPr>
-      <w:r>
-        <w:rPr>
-          <w:rFonts w:ascii="Arial" w:hAnsi="Arial" w:eastAsia="Arial" w:cs="Arial"/>
-        </w:rPr>
-        <w:t xml:space="preserve"> </w:t>
-      </w:r>
-    </w:p>
-    <w:p>
-      <w:pPr>
-        <w:pStyle w:val="SemEspaamento"/>
-        <w:jc w:val="both"/>
-        <w:rPr>
-          <w:rFonts w:ascii="Arial" w:hAnsi="Arial" w:eastAsia="Arial" w:cs="Arial"/>
-        </w:rPr>
-      </w:pPr>
-      <w:r>
-        <w:rPr>
-          <w:rFonts w:ascii="Arial" w:hAnsi="Arial" w:eastAsia="Arial" w:cs="Arial"/>
-        </w:rPr>
-        <w:t>No momento da finalização do pedido, o cliente deverá escolher o método de pagamento, podendo optar por cartão de crédito ou débito, Pix ou boleto bancário. Essas informações serão registradas em uma tabela de pagamento vinculada ao pedido, mantendo um relacionamento um-para-um (1:1).</w:t>
-      </w:r>
-    </w:p>
-    <w:p>
-      <w:pPr>
-        <w:pStyle w:val="SemEspaamento"/>
-        <w:jc w:val="both"/>
-        <w:rPr>
-          <w:rFonts w:ascii="Arial" w:hAnsi="Arial" w:eastAsia="Arial" w:cs="Arial"/>
-        </w:rPr>
-      </w:pPr>
-      <w:r>
-        <w:rPr>
-          <w:rFonts w:ascii="Arial" w:hAnsi="Arial" w:eastAsia="Arial" w:cs="Arial"/>
-        </w:rPr>
-        <w:t xml:space="preserve"> </w:t>
-      </w:r>
-    </w:p>
-    <w:p>
-      <w:pPr>
-        <w:pStyle w:val="SemEspaamento"/>
-        <w:jc w:val="both"/>
-        <w:rPr>
-          <w:rFonts w:ascii="Arial" w:hAnsi="Arial" w:eastAsia="Arial" w:cs="Arial"/>
-        </w:rPr>
-      </w:pPr>
-      <w:r>
-        <w:rPr>
-          <w:rFonts w:ascii="Arial" w:hAnsi="Arial" w:eastAsia="Arial" w:cs="Arial"/>
-        </w:rPr>
-        <w:t>O sistema deverá registrar o status do pagamento (pendente, aprovado ou recusado) e o código da transação, garantindo controle financeiro e rastreabilidade das operações.</w:t>
-      </w:r>
-    </w:p>
-    <w:p>
-      <w:pPr>
-        <w:pStyle w:val="SemEspaamento"/>
-        <w:jc w:val="both"/>
-        <w:rPr>
-          <w:rFonts w:ascii="Arial" w:hAnsi="Arial" w:eastAsia="Arial" w:cs="Arial"/>
-        </w:rPr>
-      </w:pPr>
-      <w:r>
-        <w:rPr>
-          <w:rFonts w:ascii="Arial" w:hAnsi="Arial" w:eastAsia="Arial" w:cs="Arial"/>
-        </w:rPr>
-        <w:t xml:space="preserve"> </w:t>
-      </w:r>
-    </w:p>
-    <w:p>
-      <w:pPr>
-        <w:pStyle w:val="SemEspaamento"/>
-        <w:jc w:val="both"/>
-        <w:rPr>
-          <w:rFonts w:ascii="Arial" w:hAnsi="Arial" w:eastAsia="Arial" w:cs="Arial"/>
-          <w:b/>
-          <w:bCs/>
-        </w:rPr>
-      </w:pPr>
-      <w:r>
-        <w:rPr>
-          <w:rFonts w:ascii="Arial" w:hAnsi="Arial" w:eastAsia="Arial" w:cs="Arial"/>
-          <w:b/>
-          <w:bCs/>
-        </w:rPr>
-        <w:t>Suporte Virtual e Registro de Chamados</w:t>
-      </w:r>
-    </w:p>
-    <w:p>
-      <w:pPr>
-        <w:pStyle w:val="SemEspaamento"/>
-        <w:jc w:val="both"/>
-        <w:rPr>
-          <w:rFonts w:ascii="Arial" w:hAnsi="Arial" w:eastAsia="Arial" w:cs="Arial"/>
-        </w:rPr>
-      </w:pPr>
-      <w:r>
-        <w:rPr>
-          <w:rFonts w:ascii="Arial" w:hAnsi="Arial" w:eastAsia="Arial" w:cs="Arial"/>
-        </w:rPr>
-        <w:t xml:space="preserve"> </w:t>
-      </w:r>
-    </w:p>
-    <w:p>
-      <w:pPr>
-        <w:pStyle w:val="SemEspaamento"/>
-        <w:jc w:val="both"/>
-        <w:rPr>
-          <w:rFonts w:ascii="Arial" w:hAnsi="Arial" w:eastAsia="Arial" w:cs="Arial"/>
-        </w:rPr>
-      </w:pPr>
-      <w:r>
-        <w:rPr>
-          <w:rFonts w:ascii="Arial" w:hAnsi="Arial" w:eastAsia="Arial" w:cs="Arial"/>
-        </w:rPr>
-        <w:t>O site contará com um suporte virtual integrado, permitindo que os usuários registrem dúvidas, reclamações ou erros encontrados no sistema. Essas interações serão armazenadas em uma tabela de chamados, contendo informações como usuário, data de abertura e status do atendimento.</w:t>
-      </w:r>
-    </w:p>
-    <w:p>
-      <w:pPr>
-        <w:pStyle w:val="SemEspaamento"/>
-        <w:jc w:val="both"/>
-        <w:rPr>
-          <w:rFonts w:ascii="Arial" w:hAnsi="Arial" w:eastAsia="Arial" w:cs="Arial"/>
-        </w:rPr>
-      </w:pPr>
-      <w:r>
-        <w:rPr>
-          <w:rFonts w:ascii="Arial" w:hAnsi="Arial" w:eastAsia="Arial" w:cs="Arial"/>
-        </w:rPr>
-        <w:t xml:space="preserve"> </w:t>
-      </w:r>
-    </w:p>
-    <w:p>
-      <w:pPr>
-        <w:pStyle w:val="SemEspaamento"/>
-        <w:jc w:val="both"/>
-        <w:rPr>
-          <w:rFonts w:ascii="Arial" w:hAnsi="Arial" w:eastAsia="Arial" w:cs="Arial"/>
-        </w:rPr>
-      </w:pPr>
-      <w:r>
-        <w:rPr>
-          <w:rFonts w:ascii="Arial" w:hAnsi="Arial" w:eastAsia="Arial" w:cs="Arial"/>
-        </w:rPr>
-        <w:t>Esse recurso possibilita melhor controle de atendimento ao cliente e geração de relatórios sobre problemas recorrentes.</w:t>
-      </w:r>
-    </w:p>
-    <w:p>
-      <w:pPr>
-        <w:pStyle w:val="SemEspaamento"/>
-        <w:jc w:val="both"/>
-        <w:rPr>
-          <w:rFonts w:ascii="Arial" w:hAnsi="Arial" w:eastAsia="Arial" w:cs="Arial"/>
-        </w:rPr>
-      </w:pPr>
-      <w:r>
-        <w:rPr>
-          <w:rFonts w:ascii="Arial" w:hAnsi="Arial" w:eastAsia="Arial" w:cs="Arial"/>
-        </w:rPr>
-        <w:t xml:space="preserve"> </w:t>
-      </w:r>
-    </w:p>
-    <w:p>
-      <w:pPr>
-        <w:pStyle w:val="SemEspaamento"/>
-        <w:jc w:val="both"/>
-        <w:rPr>
-          <w:rFonts w:ascii="Arial" w:hAnsi="Arial" w:eastAsia="Arial" w:cs="Arial"/>
-          <w:b/>
-          <w:bCs/>
-        </w:rPr>
-      </w:pPr>
-      <w:r>
-        <w:rPr>
-          <w:rFonts w:ascii="Arial" w:hAnsi="Arial" w:eastAsia="Arial" w:cs="Arial"/>
-          <w:b/>
-          <w:bCs/>
-        </w:rPr>
-        <w:t>Requisitos Técnicos do Banco de Dados</w:t>
-      </w:r>
-    </w:p>
-    <w:p>
-      <w:pPr>
-        <w:pStyle w:val="SemEspaamento"/>
-        <w:jc w:val="both"/>
-        <w:rPr>
-          <w:rFonts w:ascii="Arial" w:hAnsi="Arial" w:eastAsia="Arial" w:cs="Arial"/>
-        </w:rPr>
-      </w:pPr>
-      <w:r>
-        <w:rPr>
-          <w:rFonts w:ascii="Arial" w:hAnsi="Arial" w:eastAsia="Arial" w:cs="Arial"/>
-        </w:rPr>
-        <w:t xml:space="preserve"> </w:t>
-      </w:r>
-    </w:p>
-    <w:p>
-      <w:pPr>
-        <w:pStyle w:val="SemEspaamento"/>
-        <w:jc w:val="both"/>
-        <w:rPr>
-          <w:rFonts w:ascii="Arial" w:hAnsi="Arial" w:eastAsia="Arial" w:cs="Arial"/>
-        </w:rPr>
-      </w:pPr>
-      <w:r>
-        <w:rPr>
-          <w:rFonts w:ascii="Arial" w:hAnsi="Arial" w:eastAsia="Arial" w:cs="Arial"/>
-        </w:rPr>
-        <w:t xml:space="preserve">O banco de dados deverá ser relacional (como MySQL ou PostgreSQL), estruturado até a Terceira Forma Normal (3FN), garantindo integridade referencial por meio de </w:t>
-      </w:r>
-      <w:r>
-        <w:rPr>
-          <w:rFonts w:ascii="Arial" w:hAnsi="Arial" w:eastAsia="Arial" w:cs="Arial"/>
-        </w:rPr>
-        <w:lastRenderedPageBreak/>
-        <w:t>chaves primárias e estrangeiras. Também deverão ser criados índices para campos de busca frequente, como CPF, e-mail e código do pedido.</w:t>
-      </w:r>
-    </w:p>
-    <w:p>
-      <w:pPr>
-        <w:pStyle w:val="SemEspaamento"/>
-        <w:jc w:val="both"/>
-        <w:rPr>
-          <w:rFonts w:ascii="Arial" w:hAnsi="Arial" w:eastAsia="Arial" w:cs="Arial"/>
-        </w:rPr>
-      </w:pPr>
-      <w:r>
-        <w:rPr>
-          <w:rFonts w:ascii="Arial" w:hAnsi="Arial" w:eastAsia="Arial" w:cs="Arial"/>
-        </w:rPr>
-        <w:t xml:space="preserve"> </w:t>
-      </w:r>
-    </w:p>
-    <w:p>
-      <w:pPr>
-        <w:pStyle w:val="SemEspaamento"/>
-        <w:jc w:val="both"/>
-        <w:rPr>
-          <w:rFonts w:ascii="Arial" w:hAnsi="Arial" w:eastAsia="Arial" w:cs="Arial"/>
-        </w:rPr>
-      </w:pPr>
-      <w:r>
-        <w:rPr>
-          <w:rFonts w:ascii="Arial" w:hAnsi="Arial" w:eastAsia="Arial" w:cs="Arial"/>
-        </w:rPr>
-        <w:t>Além disso, o sistema deverá contar com backup automático, controle de concorrência para evitar conflitos em pedidos simultâneos e registros de log para auditoria de alterações importantes.</w:t>
-      </w:r>
-    </w:p>
-    <w:p>
-      <w:pPr>
-        <w:pStyle w:val="SemEspaamento"/>
-        <w:jc w:val="both"/>
-        <w:rPr>
-          <w:rFonts w:ascii="Arial" w:hAnsi="Arial" w:eastAsia="Arial" w:cs="Arial"/>
-        </w:rPr>
-      </w:pPr>
-    </w:p>
-    <w:p>
-      <w:pPr>
-        <w:pStyle w:val="SemEspaamento"/>
-        <w:jc w:val="both"/>
-        <w:rPr>
-          <w:rFonts w:ascii="Arial" w:hAnsi="Arial" w:eastAsia="Arial" w:cs="Arial"/>
-          <w:b/>
-          <w:bCs/>
-        </w:rPr>
-      </w:pPr>
     </w:p>
     <w:p>
       <w:pPr>
@@ -2423,6 +1708,12 @@
               </w:rPr>
               <w:t>e</w:t>
             </w:r>
+            <w:r>
+              <w:rPr>
+                <w:rFonts w:ascii="Arial" w:hAnsi="Arial" w:eastAsia="Arial" w:cs="Arial"/>
+              </w:rPr>
+              <w:t>_Usuario</w:t>
+            </w:r>
           </w:p>
         </w:tc>
         <w:tc>
@@ -2571,6 +1862,12 @@
                 <w:rFonts w:ascii="Arial" w:hAnsi="Arial" w:eastAsia="Arial" w:cs="Arial"/>
               </w:rPr>
               <w:t>CPF</w:t>
+            </w:r>
+            <w:r>
+              <w:rPr>
+                <w:rFonts w:ascii="Arial" w:hAnsi="Arial" w:eastAsia="Arial" w:cs="Arial"/>
+              </w:rPr>
+              <w:t>_Usuario</w:t>
             </w:r>
           </w:p>
         </w:tc>
@@ -3704,6 +3001,12 @@
                 <w:rFonts w:ascii="Arial" w:hAnsi="Arial" w:eastAsia="Arial" w:cs="Arial"/>
               </w:rPr>
               <w:t>CPF</w:t>
+            </w:r>
+            <w:r>
+              <w:rPr>
+                <w:rFonts w:ascii="Arial" w:hAnsi="Arial" w:eastAsia="Arial" w:cs="Arial"/>
+              </w:rPr>
+              <w:t>_Funcionario</w:t>
             </w:r>
           </w:p>
         </w:tc>
@@ -6327,6 +5630,12 @@
               </w:rPr>
               <w:t>Nome</w:t>
             </w:r>
+            <w:r>
+              <w:rPr>
+                <w:rFonts w:ascii="Arial" w:hAnsi="Arial" w:eastAsia="Arial" w:cs="Arial"/>
+              </w:rPr>
+              <w:t>_Produto</w:t>
+            </w:r>
           </w:p>
         </w:tc>
         <w:tc>
@@ -6598,155 +5907,6 @@
                 <w:rFonts w:ascii="Arial" w:hAnsi="Arial" w:eastAsia="Arial" w:cs="Arial"/>
               </w:rPr>
               <w:t>Descrição do produto</w:t>
-            </w:r>
-          </w:p>
-        </w:tc>
-      </w:tr>
-      <w:tr>
-        <w:trPr>
-          <w:trHeight w:val="300"/>
-        </w:trPr>
-        <w:tc>
-          <w:tcPr>
-            <w:tcW w:w="1695" w:type="dxa"/>
-            <w:tcMar>
-              <w:left w:w="105" w:type="dxa"/>
-              <w:right w:w="105" w:type="dxa"/>
-            </w:tcMar>
-          </w:tcPr>
-          <w:p>
-            <w:pPr>
-              <w:spacing w:line="279" w:lineRule="auto"/>
-              <w:jc w:val="both"/>
-              <w:rPr>
-                <w:rFonts w:ascii="Arial" w:hAnsi="Arial" w:eastAsia="Arial" w:cs="Arial"/>
-              </w:rPr>
-            </w:pPr>
-            <w:r>
-              <w:rPr>
-                <w:rFonts w:ascii="Arial" w:hAnsi="Arial" w:eastAsia="Arial" w:cs="Arial"/>
-              </w:rPr>
-              <w:t>Ingredientes</w:t>
-            </w:r>
-          </w:p>
-        </w:tc>
-        <w:tc>
-          <w:tcPr>
-            <w:tcW w:w="990" w:type="dxa"/>
-            <w:tcMar>
-              <w:left w:w="105" w:type="dxa"/>
-              <w:right w:w="105" w:type="dxa"/>
-            </w:tcMar>
-          </w:tcPr>
-          <w:p>
-            <w:pPr>
-              <w:spacing w:line="279" w:lineRule="auto"/>
-              <w:jc w:val="both"/>
-              <w:rPr>
-                <w:rFonts w:ascii="Arial" w:hAnsi="Arial" w:eastAsia="Arial" w:cs="Arial"/>
-              </w:rPr>
-            </w:pPr>
-            <w:r>
-              <w:rPr>
-                <w:rFonts w:ascii="Arial" w:hAnsi="Arial" w:eastAsia="Arial" w:cs="Arial"/>
-              </w:rPr>
-              <w:t>-</w:t>
-            </w:r>
-          </w:p>
-        </w:tc>
-        <w:tc>
-          <w:tcPr>
-            <w:tcW w:w="1350" w:type="dxa"/>
-            <w:tcMar>
-              <w:left w:w="105" w:type="dxa"/>
-              <w:right w:w="105" w:type="dxa"/>
-            </w:tcMar>
-          </w:tcPr>
-          <w:p>
-            <w:pPr>
-              <w:spacing w:line="279" w:lineRule="auto"/>
-              <w:jc w:val="both"/>
-              <w:rPr>
-                <w:rFonts w:ascii="Arial" w:hAnsi="Arial" w:eastAsia="Arial" w:cs="Arial"/>
-              </w:rPr>
-            </w:pPr>
-            <w:r>
-              <w:rPr>
-                <w:rFonts w:ascii="Arial" w:hAnsi="Arial" w:eastAsia="Arial" w:cs="Arial"/>
-              </w:rPr>
-              <w:t>TEXT</w:t>
-            </w:r>
-          </w:p>
-        </w:tc>
-        <w:tc>
-          <w:tcPr>
-            <w:tcW w:w="1125" w:type="dxa"/>
-            <w:tcMar>
-              <w:left w:w="105" w:type="dxa"/>
-              <w:right w:w="105" w:type="dxa"/>
-            </w:tcMar>
-          </w:tcPr>
-          <w:p>
-            <w:pPr>
-              <w:spacing w:line="279" w:lineRule="auto"/>
-              <w:jc w:val="both"/>
-              <w:rPr>
-                <w:rFonts w:ascii="Arial" w:hAnsi="Arial" w:eastAsia="Arial" w:cs="Arial"/>
-              </w:rPr>
-            </w:pPr>
-            <w:r>
-              <w:rPr>
-                <w:rFonts w:ascii="Arial" w:hAnsi="Arial" w:eastAsia="Arial" w:cs="Arial"/>
-              </w:rPr>
-              <w:t>-</w:t>
-            </w:r>
-          </w:p>
-        </w:tc>
-        <w:tc>
-          <w:tcPr>
-            <w:tcW w:w="1335" w:type="dxa"/>
-            <w:tcMar>
-              <w:left w:w="105" w:type="dxa"/>
-              <w:right w:w="105" w:type="dxa"/>
-            </w:tcMar>
-          </w:tcPr>
-          <w:p>
-            <w:pPr>
-              <w:spacing w:line="279" w:lineRule="auto"/>
-              <w:jc w:val="both"/>
-              <w:rPr>
-                <w:rFonts w:ascii="Arial" w:hAnsi="Arial" w:eastAsia="Arial" w:cs="Arial"/>
-              </w:rPr>
-            </w:pPr>
-            <w:r>
-              <w:rPr>
-                <w:rFonts w:ascii="Arial" w:hAnsi="Arial" w:eastAsia="Arial" w:cs="Arial"/>
-              </w:rPr>
-              <w:t>SIM</w:t>
-            </w:r>
-          </w:p>
-        </w:tc>
-        <w:tc>
-          <w:tcPr>
-            <w:tcW w:w="2385" w:type="dxa"/>
-            <w:tcMar>
-              <w:left w:w="105" w:type="dxa"/>
-              <w:right w:w="105" w:type="dxa"/>
-            </w:tcMar>
-          </w:tcPr>
-          <w:p>
-            <w:pPr>
-              <w:spacing w:line="279" w:lineRule="auto"/>
-              <w:jc w:val="both"/>
-              <w:rPr>
-                <w:rFonts w:ascii="Arial" w:hAnsi="Arial" w:eastAsia="Arial" w:cs="Arial"/>
-              </w:rPr>
-            </w:pPr>
-            <w:r>
-              <w:rPr>
-                <w:rFonts w:ascii="Arial" w:hAnsi="Arial" w:eastAsia="Arial" w:cs="Arial"/>
-              </w:rPr>
-              <w:t>Ingredientes do produto</w:t>
             </w:r>
           </w:p>
         </w:tc>
@@ -8340,6 +7500,12 @@
               </w:rPr>
               <w:t>Status</w:t>
             </w:r>
+            <w:r>
+              <w:rPr>
+                <w:rFonts w:ascii="Arial" w:hAnsi="Arial" w:eastAsia="Arial" w:cs="Arial"/>
+              </w:rPr>
+              <w:t>_Pedido</w:t>
+            </w:r>
           </w:p>
         </w:tc>
         <w:tc>
@@ -10807,7 +9973,19 @@
               <w:rPr>
                 <w:rFonts w:ascii="Arial" w:hAnsi="Arial" w:eastAsia="Arial" w:cs="Arial"/>
               </w:rPr>
-              <w:t>Status pagamento</w:t>
+              <w:t>Status</w:t>
+            </w:r>
+            <w:r>
+              <w:rPr>
+                <w:rFonts w:ascii="Arial" w:hAnsi="Arial" w:eastAsia="Arial" w:cs="Arial"/>
+              </w:rPr>
+              <w:t>_</w:t>
+            </w:r>
+            <w:r>
+              <w:rPr>
+                <w:rFonts w:ascii="Arial" w:hAnsi="Arial" w:eastAsia="Arial" w:cs="Arial"/>
+              </w:rPr>
+              <w:t>pagamento</w:t>
             </w:r>
           </w:p>
         </w:tc>
@@ -11486,8 +10664,7 @@
               <w:rPr>
                 <w:rFonts w:ascii="Arial" w:hAnsi="Arial" w:eastAsia="Arial" w:cs="Arial"/>
               </w:rPr>
-              <w:lastRenderedPageBreak/>
-              <w:t>Nome</w:t>
+              <w:t>Tipo_Pagamento</w:t>
             </w:r>
           </w:p>
         </w:tc>
@@ -12453,6 +11630,12 @@
                 <w:rFonts w:ascii="Arial" w:hAnsi="Arial" w:eastAsia="Arial" w:cs="Arial"/>
               </w:rPr>
               <w:t>Status</w:t>
+            </w:r>
+            <w:r>
+              <w:rPr>
+                <w:rFonts w:ascii="Arial" w:hAnsi="Arial" w:eastAsia="Arial" w:cs="Arial"/>
+              </w:rPr>
+              <w:t>_Chamado</w:t>
             </w:r>
           </w:p>
         </w:tc>

--- a/Trabalho de BD.docx
+++ b/Trabalho de BD.docx
@@ -1,71 +1,1470 @@
 
 <file path=word/document.xml><?xml version="1.0" encoding="utf-8"?>
-<w:document xmlns:wpc="http://schemas.microsoft.com/office/word/2010/wordprocessingCanvas" xmlns:cx="http://schemas.microsoft.com/office/drawing/2014/chartex" xmlns:cx1="http://schemas.microsoft.com/office/drawing/2015/9/8/chartex" xmlns:cx2="http://schemas.microsoft.com/office/drawing/2015/10/21/chartex" xmlns:cx3="http://schemas.microsoft.com/office/drawing/2016/5/9/chartex" xmlns:cx4="http://schemas.microsoft.com/office/drawing/2016/5/10/chartex" xmlns:cx5="http://schemas.microsoft.com/office/drawing/2016/5/11/chartex" xmlns:cx6="http://schemas.microsoft.com/office/drawing/2016/5/12/chartex" xmlns:cx7="http://schemas.microsoft.com/office/drawing/2016/5/13/chartex" xmlns:cx8="http://schemas.microsoft.com/office/drawing/2016/5/14/chartex" xmlns:mc="http://schemas.openxmlformats.org/markup-compatibility/2006" xmlns:aink="http://schemas.microsoft.com/office/drawing/2016/ink" xmlns:am3d="http://schemas.microsoft.com/office/drawing/2017/model3d" xmlns:o="urn:schemas-microsoft-com:office:office" xmlns:r="http://schemas.openxmlformats.org/officeDocument/2006/relationships" xmlns:m="http://schemas.openxmlformats.org/officeDocument/2006/math" xmlns:v="urn:schemas-microsoft-com:vml" xmlns:wp14="http://schemas.microsoft.com/office/word/2010/wordprocessingDrawing" xmlns:wp="http://schemas.openxmlformats.org/drawingml/2006/wordprocessingDrawing" xmlns:w10="urn:schemas-microsoft-com:office:word" xmlns:w="http://schemas.openxmlformats.org/wordprocessingml/2006/main" xmlns:w14="http://schemas.microsoft.com/office/word/2010/wordml" xmlns:w15="http://schemas.microsoft.com/office/word/2012/wordml" xmlns:w16cid="http://schemas.microsoft.com/office/word/2016/wordml/cid" xmlns:w16se="http://schemas.microsoft.com/office/word/2015/wordml/symex" xmlns:wpg="http://schemas.microsoft.com/office/word/2010/wordprocessingGroup" xmlns:wpi="http://schemas.microsoft.com/office/word/2010/wordprocessingInk" xmlns:wne="http://schemas.microsoft.com/office/word/2006/wordml" xmlns:wps="http://schemas.microsoft.com/office/word/2010/wordprocessingShape" mc:Ignorable="w14 w15 w16se w16cid wp14">
+<w:document xmlns:wpc="http://schemas.microsoft.com/office/word/2010/wordprocessingCanvas" xmlns:cx="http://schemas.microsoft.com/office/drawing/2014/chartex" xmlns:cx1="http://schemas.microsoft.com/office/drawing/2015/9/8/chartex" xmlns:cx2="http://schemas.microsoft.com/office/drawing/2015/10/21/chartex" xmlns:cx3="http://schemas.microsoft.com/office/drawing/2016/5/9/chartex" xmlns:cx4="http://schemas.microsoft.com/office/drawing/2016/5/10/chartex" xmlns:cx5="http://schemas.microsoft.com/office/drawing/2016/5/11/chartex" xmlns:cx6="http://schemas.microsoft.com/office/drawing/2016/5/12/chartex" xmlns:cx7="http://schemas.microsoft.com/office/drawing/2016/5/13/chartex" xmlns:cx8="http://schemas.microsoft.com/office/drawing/2016/5/14/chartex" xmlns:mc="http://schemas.openxmlformats.org/markup-compatibility/2006" xmlns:aink="http://schemas.microsoft.com/office/drawing/2016/ink" xmlns:am3d="http://schemas.microsoft.com/office/drawing/2017/model3d" xmlns:o="urn:schemas-microsoft-com:office:office" xmlns:r="http://schemas.openxmlformats.org/officeDocument/2006/relationships" xmlns:m="http://schemas.openxmlformats.org/officeDocument/2006/math" xmlns:v="urn:schemas-microsoft-com:vml" xmlns:wp14="http://schemas.microsoft.com/office/word/2010/wordprocessingDrawing" xmlns:wp="http://schemas.openxmlformats.org/drawingml/2006/wordprocessingDrawing" xmlns:w10="urn:schemas-microsoft-com:office:word" xmlns:w="http://schemas.openxmlformats.org/wordprocessingml/2006/main" xmlns:w14="http://schemas.microsoft.com/office/word/2010/wordml" xmlns:w15="http://schemas.microsoft.com/office/word/2012/wordml" xmlns:w16cid="http://schemas.microsoft.com/office/word/2016/wordml/cid" xmlns:w16se="http://schemas.microsoft.com/office/word/2015/wordml/symex" xmlns:wpg="http://schemas.microsoft.com/office/word/2010/wordprocessingGroup" xmlns:wpi="http://schemas.microsoft.com/office/word/2010/wordprocessingInk" xmlns:wne="http://schemas.microsoft.com/office/word/2006/wordml" xmlns:wps="http://schemas.microsoft.com/office/word/2010/wordprocessingShape" xmlns:a="http://schemas.openxmlformats.org/drawingml/2006/main" xmlns:pic="http://schemas.openxmlformats.org/drawingml/2006/picture" xmlns:a14="http://schemas.microsoft.com/office/drawing/2010/main" mc:Ignorable="w14 w15 w16se w16cid wp14">
   <w:body>
+    <w:p>
+      <w:pPr>
+        <w:pStyle w:val="SemEspaamento"/>
+        <w:spacing w:after="0"/>
+        <w:jc w:val="center"/>
+        <w:rPr>
+          <w:rFonts w:ascii="Arial" w:hAnsi="Arial" w:eastAsia="Arial" w:cs="Arial"/>
+          <w:b w:val="0"/>
+          <w:bCs w:val="0"/>
+          <w:i w:val="0"/>
+          <w:iCs w:val="0"/>
+          <w:caps w:val="0"/>
+          <w:smallCaps w:val="0"/>
+          <w:noProof w:val="0"/>
+          <w:color w:val="000000" w:themeColor="text1" w:themeTint="FF" w:themeShade="FF"/>
+          <w:sz w:val="24"/>
+          <w:szCs w:val="24"/>
+          <w:lang w:val="pt-BR"/>
+        </w:rPr>
+      </w:pPr>
+      <w:r>
+        <w:rPr>
+          <w:rFonts w:ascii="Arial" w:hAnsi="Arial" w:eastAsia="Arial" w:cs="Arial"/>
+          <w:b w:val="0"/>
+          <w:bCs w:val="0"/>
+          <w:i w:val="0"/>
+          <w:iCs w:val="0"/>
+          <w:caps w:val="0"/>
+          <w:smallCaps w:val="0"/>
+          <w:noProof w:val="0"/>
+          <w:color w:val="000000" w:themeColor="text1" w:themeTint="FF" w:themeShade="FF"/>
+          <w:sz w:val="24"/>
+          <w:szCs w:val="24"/>
+          <w:lang w:val="pt-BR"/>
+        </w:rPr>
+        <w:t>Etec</w:t>
+      </w:r>
+      <w:r>
+        <w:rPr>
+          <w:rFonts w:ascii="Arial" w:hAnsi="Arial" w:eastAsia="Arial" w:cs="Arial"/>
+          <w:b w:val="0"/>
+          <w:bCs w:val="0"/>
+          <w:i w:val="0"/>
+          <w:iCs w:val="0"/>
+          <w:caps w:val="0"/>
+          <w:smallCaps w:val="0"/>
+          <w:noProof w:val="0"/>
+          <w:color w:val="000000" w:themeColor="text1" w:themeTint="FF" w:themeShade="FF"/>
+          <w:sz w:val="24"/>
+          <w:szCs w:val="24"/>
+          <w:lang w:val="pt-BR"/>
+        </w:rPr>
+        <w:t xml:space="preserve"> Professor Camargo Aranha</w:t>
+      </w:r>
+    </w:p>
+    <w:p>
+      <w:pPr>
+        <w:spacing w:after="0"/>
+        <w:jc w:val="center"/>
+        <w:rPr>
+          <w:rFonts w:ascii="Arial" w:hAnsi="Arial" w:eastAsia="Arial" w:cs="Arial"/>
+          <w:b w:val="0"/>
+          <w:bCs w:val="0"/>
+          <w:i w:val="0"/>
+          <w:iCs w:val="0"/>
+          <w:caps w:val="0"/>
+          <w:smallCaps w:val="0"/>
+          <w:noProof w:val="0"/>
+          <w:color w:val="000000" w:themeColor="text1" w:themeTint="FF" w:themeShade="FF"/>
+          <w:sz w:val="24"/>
+          <w:szCs w:val="24"/>
+          <w:lang w:val="pt-BR"/>
+        </w:rPr>
+      </w:pPr>
+    </w:p>
+    <w:p>
+      <w:pPr>
+        <w:spacing w:after="0"/>
+        <w:jc w:val="center"/>
+        <w:rPr>
+          <w:rFonts w:ascii="Arial" w:hAnsi="Arial" w:eastAsia="Arial" w:cs="Arial"/>
+          <w:b w:val="0"/>
+          <w:bCs w:val="0"/>
+          <w:i w:val="0"/>
+          <w:iCs w:val="0"/>
+          <w:caps w:val="0"/>
+          <w:smallCaps w:val="0"/>
+          <w:noProof w:val="0"/>
+          <w:color w:val="000000" w:themeColor="text1" w:themeTint="FF" w:themeShade="FF"/>
+          <w:sz w:val="24"/>
+          <w:szCs w:val="24"/>
+          <w:lang w:val="pt-BR"/>
+        </w:rPr>
+      </w:pPr>
+    </w:p>
+    <w:p>
+      <w:pPr>
+        <w:pStyle w:val="SemEspaamento"/>
+        <w:spacing w:after="0"/>
+        <w:jc w:val="center"/>
+        <w:rPr>
+          <w:rFonts w:ascii="Arial" w:hAnsi="Arial" w:eastAsia="Arial" w:cs="Arial"/>
+          <w:b w:val="0"/>
+          <w:bCs w:val="0"/>
+          <w:i w:val="0"/>
+          <w:iCs w:val="0"/>
+          <w:caps w:val="0"/>
+          <w:smallCaps w:val="0"/>
+          <w:noProof w:val="0"/>
+          <w:color w:val="000000" w:themeColor="text1" w:themeTint="FF" w:themeShade="FF"/>
+          <w:sz w:val="24"/>
+          <w:szCs w:val="24"/>
+          <w:lang w:val="pt-BR"/>
+        </w:rPr>
+      </w:pPr>
+      <w:r>
+        <w:rPr>
+          <w:rFonts w:ascii="Arial" w:hAnsi="Arial" w:eastAsia="Arial" w:cs="Arial"/>
+          <w:b w:val="0"/>
+          <w:bCs w:val="0"/>
+          <w:i w:val="0"/>
+          <w:iCs w:val="0"/>
+          <w:caps w:val="0"/>
+          <w:smallCaps w:val="0"/>
+          <w:noProof w:val="0"/>
+          <w:color w:val="000000" w:themeColor="text1" w:themeTint="FF" w:themeShade="FF"/>
+          <w:sz w:val="24"/>
+          <w:szCs w:val="24"/>
+          <w:lang w:val="pt-BR"/>
+        </w:rPr>
+        <w:t xml:space="preserve">Arthur Henrique Coelho, Arthur Soares Cho, Bruno Constantino </w:t>
+      </w:r>
+      <w:r>
+        <w:rPr>
+          <w:rFonts w:ascii="Arial" w:hAnsi="Arial" w:eastAsia="Arial" w:cs="Arial"/>
+          <w:b w:val="0"/>
+          <w:bCs w:val="0"/>
+          <w:i w:val="0"/>
+          <w:iCs w:val="0"/>
+          <w:caps w:val="0"/>
+          <w:smallCaps w:val="0"/>
+          <w:noProof w:val="0"/>
+          <w:color w:val="000000" w:themeColor="text1" w:themeTint="FF" w:themeShade="FF"/>
+          <w:sz w:val="24"/>
+          <w:szCs w:val="24"/>
+          <w:lang w:val="pt-BR"/>
+        </w:rPr>
+        <w:t>Nicacio</w:t>
+      </w:r>
+    </w:p>
+    <w:p>
+      <w:pPr>
+        <w:spacing w:after="0"/>
+        <w:jc w:val="center"/>
+        <w:rPr>
+          <w:rFonts w:ascii="Arial" w:hAnsi="Arial" w:eastAsia="Arial" w:cs="Arial"/>
+          <w:b w:val="0"/>
+          <w:bCs w:val="0"/>
+          <w:i w:val="0"/>
+          <w:iCs w:val="0"/>
+          <w:caps w:val="0"/>
+          <w:smallCaps w:val="0"/>
+          <w:noProof w:val="0"/>
+          <w:color w:val="000000" w:themeColor="text1" w:themeTint="FF" w:themeShade="FF"/>
+          <w:sz w:val="24"/>
+          <w:szCs w:val="24"/>
+          <w:lang w:val="pt-BR"/>
+        </w:rPr>
+      </w:pPr>
+    </w:p>
+    <w:p>
+      <w:pPr>
+        <w:spacing w:after="0"/>
+        <w:jc w:val="center"/>
+        <w:rPr>
+          <w:rFonts w:ascii="Arial" w:hAnsi="Arial" w:eastAsia="Arial" w:cs="Arial"/>
+          <w:b w:val="0"/>
+          <w:bCs w:val="0"/>
+          <w:i w:val="0"/>
+          <w:iCs w:val="0"/>
+          <w:caps w:val="0"/>
+          <w:smallCaps w:val="0"/>
+          <w:noProof w:val="0"/>
+          <w:color w:val="000000" w:themeColor="text1" w:themeTint="FF" w:themeShade="FF"/>
+          <w:sz w:val="24"/>
+          <w:szCs w:val="24"/>
+          <w:lang w:val="pt-BR"/>
+        </w:rPr>
+      </w:pPr>
+    </w:p>
+    <w:p>
+      <w:pPr>
+        <w:spacing w:after="0"/>
+        <w:jc w:val="center"/>
+        <w:rPr>
+          <w:rFonts w:ascii="Arial" w:hAnsi="Arial" w:eastAsia="Arial" w:cs="Arial"/>
+          <w:b w:val="0"/>
+          <w:bCs w:val="0"/>
+          <w:i w:val="0"/>
+          <w:iCs w:val="0"/>
+          <w:caps w:val="0"/>
+          <w:smallCaps w:val="0"/>
+          <w:noProof w:val="0"/>
+          <w:color w:val="000000" w:themeColor="text1" w:themeTint="FF" w:themeShade="FF"/>
+          <w:sz w:val="24"/>
+          <w:szCs w:val="24"/>
+          <w:lang w:val="pt-BR"/>
+        </w:rPr>
+      </w:pPr>
+    </w:p>
+    <w:p>
+      <w:pPr>
+        <w:spacing w:after="0"/>
+        <w:jc w:val="center"/>
+        <w:rPr>
+          <w:rFonts w:ascii="Arial" w:hAnsi="Arial" w:eastAsia="Arial" w:cs="Arial"/>
+          <w:b w:val="0"/>
+          <w:bCs w:val="0"/>
+          <w:i w:val="0"/>
+          <w:iCs w:val="0"/>
+          <w:caps w:val="0"/>
+          <w:smallCaps w:val="0"/>
+          <w:noProof w:val="0"/>
+          <w:color w:val="000000" w:themeColor="text1" w:themeTint="FF" w:themeShade="FF"/>
+          <w:sz w:val="24"/>
+          <w:szCs w:val="24"/>
+          <w:lang w:val="pt-BR"/>
+        </w:rPr>
+      </w:pPr>
+    </w:p>
+    <w:p>
+      <w:pPr>
+        <w:spacing w:after="0"/>
+        <w:jc w:val="center"/>
+        <w:rPr>
+          <w:rFonts w:ascii="Arial" w:hAnsi="Arial" w:eastAsia="Arial" w:cs="Arial"/>
+          <w:b w:val="0"/>
+          <w:bCs w:val="0"/>
+          <w:i w:val="0"/>
+          <w:iCs w:val="0"/>
+          <w:caps w:val="0"/>
+          <w:smallCaps w:val="0"/>
+          <w:noProof w:val="0"/>
+          <w:color w:val="000000" w:themeColor="text1" w:themeTint="FF" w:themeShade="FF"/>
+          <w:sz w:val="24"/>
+          <w:szCs w:val="24"/>
+          <w:lang w:val="pt-BR"/>
+        </w:rPr>
+      </w:pPr>
+    </w:p>
+    <w:p>
+      <w:pPr>
+        <w:spacing w:after="0"/>
+        <w:jc w:val="center"/>
+        <w:rPr>
+          <w:rFonts w:ascii="Arial" w:hAnsi="Arial" w:eastAsia="Arial" w:cs="Arial"/>
+          <w:b w:val="0"/>
+          <w:bCs w:val="0"/>
+          <w:i w:val="0"/>
+          <w:iCs w:val="0"/>
+          <w:caps w:val="0"/>
+          <w:smallCaps w:val="0"/>
+          <w:noProof w:val="0"/>
+          <w:color w:val="000000" w:themeColor="text1" w:themeTint="FF" w:themeShade="FF"/>
+          <w:sz w:val="24"/>
+          <w:szCs w:val="24"/>
+          <w:lang w:val="pt-BR"/>
+        </w:rPr>
+      </w:pPr>
+    </w:p>
+    <w:p>
+      <w:pPr>
+        <w:spacing w:after="0"/>
+        <w:jc w:val="center"/>
+        <w:rPr>
+          <w:rFonts w:ascii="Arial" w:hAnsi="Arial" w:eastAsia="Arial" w:cs="Arial"/>
+          <w:b w:val="0"/>
+          <w:bCs w:val="0"/>
+          <w:i w:val="0"/>
+          <w:iCs w:val="0"/>
+          <w:caps w:val="0"/>
+          <w:smallCaps w:val="0"/>
+          <w:noProof w:val="0"/>
+          <w:color w:val="000000" w:themeColor="text1" w:themeTint="FF" w:themeShade="FF"/>
+          <w:sz w:val="24"/>
+          <w:szCs w:val="24"/>
+          <w:lang w:val="pt-BR"/>
+        </w:rPr>
+      </w:pPr>
+    </w:p>
+    <w:p>
+      <w:pPr>
+        <w:spacing w:after="0"/>
+        <w:jc w:val="center"/>
+        <w:rPr>
+          <w:rFonts w:ascii="Arial" w:hAnsi="Arial" w:eastAsia="Arial" w:cs="Arial"/>
+          <w:b w:val="0"/>
+          <w:bCs w:val="0"/>
+          <w:i w:val="0"/>
+          <w:iCs w:val="0"/>
+          <w:caps w:val="0"/>
+          <w:smallCaps w:val="0"/>
+          <w:noProof w:val="0"/>
+          <w:color w:val="000000" w:themeColor="text1" w:themeTint="FF" w:themeShade="FF"/>
+          <w:sz w:val="24"/>
+          <w:szCs w:val="24"/>
+          <w:lang w:val="pt-BR"/>
+        </w:rPr>
+      </w:pPr>
+    </w:p>
+    <w:p>
+      <w:pPr>
+        <w:spacing w:after="0"/>
+        <w:jc w:val="center"/>
+        <w:rPr>
+          <w:rFonts w:ascii="Arial" w:hAnsi="Arial" w:eastAsia="Arial" w:cs="Arial"/>
+          <w:b w:val="0"/>
+          <w:bCs w:val="0"/>
+          <w:i w:val="0"/>
+          <w:iCs w:val="0"/>
+          <w:caps w:val="0"/>
+          <w:smallCaps w:val="0"/>
+          <w:noProof w:val="0"/>
+          <w:color w:val="000000" w:themeColor="text1" w:themeTint="FF" w:themeShade="FF"/>
+          <w:sz w:val="24"/>
+          <w:szCs w:val="24"/>
+          <w:lang w:val="pt-BR"/>
+        </w:rPr>
+      </w:pPr>
+    </w:p>
+    <w:p>
+      <w:pPr>
+        <w:spacing w:after="0"/>
+        <w:jc w:val="center"/>
+        <w:rPr>
+          <w:rFonts w:ascii="Arial" w:hAnsi="Arial" w:eastAsia="Arial" w:cs="Arial"/>
+          <w:b w:val="0"/>
+          <w:bCs w:val="0"/>
+          <w:i w:val="0"/>
+          <w:iCs w:val="0"/>
+          <w:caps w:val="0"/>
+          <w:smallCaps w:val="0"/>
+          <w:noProof w:val="0"/>
+          <w:color w:val="000000" w:themeColor="text1" w:themeTint="FF" w:themeShade="FF"/>
+          <w:sz w:val="24"/>
+          <w:szCs w:val="24"/>
+          <w:lang w:val="pt-BR"/>
+        </w:rPr>
+      </w:pPr>
+    </w:p>
+    <w:p>
+      <w:pPr>
+        <w:spacing w:after="0"/>
+        <w:jc w:val="center"/>
+        <w:rPr>
+          <w:rFonts w:ascii="Arial" w:hAnsi="Arial" w:eastAsia="Arial" w:cs="Arial"/>
+          <w:b w:val="0"/>
+          <w:bCs w:val="0"/>
+          <w:i w:val="0"/>
+          <w:iCs w:val="0"/>
+          <w:caps w:val="0"/>
+          <w:smallCaps w:val="0"/>
+          <w:noProof w:val="0"/>
+          <w:color w:val="000000" w:themeColor="text1" w:themeTint="FF" w:themeShade="FF"/>
+          <w:sz w:val="24"/>
+          <w:szCs w:val="24"/>
+          <w:lang w:val="pt-BR"/>
+        </w:rPr>
+      </w:pPr>
+    </w:p>
+    <w:p>
+      <w:pPr>
+        <w:spacing w:after="0"/>
+        <w:jc w:val="center"/>
+        <w:rPr>
+          <w:rFonts w:ascii="Arial" w:hAnsi="Arial" w:eastAsia="Arial" w:cs="Arial"/>
+          <w:b w:val="0"/>
+          <w:bCs w:val="0"/>
+          <w:i w:val="0"/>
+          <w:iCs w:val="0"/>
+          <w:caps w:val="0"/>
+          <w:smallCaps w:val="0"/>
+          <w:noProof w:val="0"/>
+          <w:color w:val="000000" w:themeColor="text1" w:themeTint="FF" w:themeShade="FF"/>
+          <w:sz w:val="24"/>
+          <w:szCs w:val="24"/>
+          <w:lang w:val="pt-BR"/>
+        </w:rPr>
+      </w:pPr>
+    </w:p>
+    <w:p>
+      <w:pPr>
+        <w:spacing w:after="0"/>
+        <w:jc w:val="center"/>
+        <w:rPr>
+          <w:rFonts w:ascii="Arial" w:hAnsi="Arial" w:eastAsia="Arial" w:cs="Arial"/>
+          <w:b w:val="0"/>
+          <w:bCs w:val="0"/>
+          <w:i w:val="0"/>
+          <w:iCs w:val="0"/>
+          <w:caps w:val="0"/>
+          <w:smallCaps w:val="0"/>
+          <w:noProof w:val="0"/>
+          <w:color w:val="000000" w:themeColor="text1" w:themeTint="FF" w:themeShade="FF"/>
+          <w:sz w:val="24"/>
+          <w:szCs w:val="24"/>
+          <w:lang w:val="pt-BR"/>
+        </w:rPr>
+      </w:pPr>
+    </w:p>
+    <w:p>
+      <w:pPr>
+        <w:pStyle w:val="SemEspaamento"/>
+        <w:spacing w:after="0"/>
+        <w:jc w:val="center"/>
+        <w:rPr>
+          <w:rFonts w:ascii="Arial" w:hAnsi="Arial" w:eastAsia="Arial" w:cs="Arial"/>
+          <w:b w:val="0"/>
+          <w:bCs w:val="0"/>
+          <w:i w:val="0"/>
+          <w:iCs w:val="0"/>
+          <w:caps w:val="0"/>
+          <w:smallCaps w:val="0"/>
+          <w:noProof w:val="0"/>
+          <w:color w:val="000000" w:themeColor="text1" w:themeTint="FF" w:themeShade="FF"/>
+          <w:sz w:val="24"/>
+          <w:szCs w:val="24"/>
+          <w:lang w:val="pt-BR"/>
+        </w:rPr>
+      </w:pPr>
+      <w:r>
+        <w:rPr>
+          <w:rFonts w:ascii="Arial" w:hAnsi="Arial" w:eastAsia="Arial" w:cs="Arial"/>
+          <w:b w:val="1"/>
+          <w:bCs w:val="1"/>
+          <w:i w:val="0"/>
+          <w:iCs w:val="0"/>
+          <w:caps w:val="0"/>
+          <w:smallCaps w:val="0"/>
+          <w:noProof w:val="0"/>
+          <w:color w:val="000000" w:themeColor="text1" w:themeTint="FF" w:themeShade="FF"/>
+          <w:sz w:val="24"/>
+          <w:szCs w:val="24"/>
+          <w:lang w:val="pt-BR"/>
+        </w:rPr>
+        <w:t>Trabalho de BD</w:t>
+      </w:r>
+    </w:p>
+    <w:p>
+      <w:pPr>
+        <w:pStyle w:val="SemEspaamento"/>
+        <w:spacing w:after="0"/>
+        <w:jc w:val="center"/>
+        <w:rPr>
+          <w:rFonts w:ascii="Arial" w:hAnsi="Arial" w:eastAsia="Arial" w:cs="Arial"/>
+          <w:b w:val="0"/>
+          <w:bCs w:val="0"/>
+          <w:i w:val="0"/>
+          <w:iCs w:val="0"/>
+          <w:caps w:val="0"/>
+          <w:smallCaps w:val="0"/>
+          <w:noProof w:val="0"/>
+          <w:color w:val="000000" w:themeColor="text1" w:themeTint="FF" w:themeShade="FF"/>
+          <w:sz w:val="24"/>
+          <w:szCs w:val="24"/>
+          <w:lang w:val="pt-BR"/>
+        </w:rPr>
+      </w:pPr>
+      <w:r>
+        <w:rPr>
+          <w:rFonts w:ascii="Arial" w:hAnsi="Arial" w:eastAsia="Arial" w:cs="Arial"/>
+          <w:b w:val="1"/>
+          <w:bCs w:val="1"/>
+          <w:i w:val="0"/>
+          <w:iCs w:val="0"/>
+          <w:caps w:val="0"/>
+          <w:smallCaps w:val="0"/>
+          <w:noProof w:val="0"/>
+          <w:color w:val="000000" w:themeColor="text1" w:themeTint="FF" w:themeShade="FF"/>
+          <w:sz w:val="24"/>
+          <w:szCs w:val="24"/>
+          <w:lang w:val="pt-BR"/>
+        </w:rPr>
+        <w:t>Revisão do 1° ano</w:t>
+      </w:r>
+    </w:p>
+    <w:p>
+      <w:pPr>
+        <w:spacing w:after="0"/>
+        <w:jc w:val="center"/>
+        <w:rPr>
+          <w:rFonts w:ascii="Arial" w:hAnsi="Arial" w:eastAsia="Arial" w:cs="Arial"/>
+          <w:b w:val="0"/>
+          <w:bCs w:val="0"/>
+          <w:i w:val="0"/>
+          <w:iCs w:val="0"/>
+          <w:caps w:val="0"/>
+          <w:smallCaps w:val="0"/>
+          <w:noProof w:val="0"/>
+          <w:color w:val="000000" w:themeColor="text1" w:themeTint="FF" w:themeShade="FF"/>
+          <w:sz w:val="24"/>
+          <w:szCs w:val="24"/>
+          <w:lang w:val="pt-BR"/>
+        </w:rPr>
+      </w:pPr>
+    </w:p>
+    <w:p>
+      <w:pPr>
+        <w:spacing w:after="0"/>
+        <w:jc w:val="center"/>
+        <w:rPr>
+          <w:rFonts w:ascii="Arial" w:hAnsi="Arial" w:eastAsia="Arial" w:cs="Arial"/>
+          <w:b w:val="0"/>
+          <w:bCs w:val="0"/>
+          <w:i w:val="0"/>
+          <w:iCs w:val="0"/>
+          <w:caps w:val="0"/>
+          <w:smallCaps w:val="0"/>
+          <w:noProof w:val="0"/>
+          <w:color w:val="000000" w:themeColor="text1" w:themeTint="FF" w:themeShade="FF"/>
+          <w:sz w:val="24"/>
+          <w:szCs w:val="24"/>
+          <w:lang w:val="pt-BR"/>
+        </w:rPr>
+      </w:pPr>
+    </w:p>
+    <w:p>
+      <w:pPr>
+        <w:spacing w:after="0"/>
+        <w:jc w:val="center"/>
+        <w:rPr>
+          <w:rFonts w:ascii="Arial" w:hAnsi="Arial" w:eastAsia="Arial" w:cs="Arial"/>
+          <w:b w:val="0"/>
+          <w:bCs w:val="0"/>
+          <w:i w:val="0"/>
+          <w:iCs w:val="0"/>
+          <w:caps w:val="0"/>
+          <w:smallCaps w:val="0"/>
+          <w:noProof w:val="0"/>
+          <w:color w:val="000000" w:themeColor="text1" w:themeTint="FF" w:themeShade="FF"/>
+          <w:sz w:val="24"/>
+          <w:szCs w:val="24"/>
+          <w:lang w:val="pt-BR"/>
+        </w:rPr>
+      </w:pPr>
+    </w:p>
+    <w:p>
+      <w:pPr>
+        <w:spacing w:after="0"/>
+        <w:jc w:val="center"/>
+        <w:rPr>
+          <w:rFonts w:ascii="Arial" w:hAnsi="Arial" w:eastAsia="Arial" w:cs="Arial"/>
+          <w:b w:val="0"/>
+          <w:bCs w:val="0"/>
+          <w:i w:val="0"/>
+          <w:iCs w:val="0"/>
+          <w:caps w:val="0"/>
+          <w:smallCaps w:val="0"/>
+          <w:noProof w:val="0"/>
+          <w:color w:val="000000" w:themeColor="text1" w:themeTint="FF" w:themeShade="FF"/>
+          <w:sz w:val="24"/>
+          <w:szCs w:val="24"/>
+          <w:lang w:val="pt-BR"/>
+        </w:rPr>
+      </w:pPr>
+    </w:p>
+    <w:p>
+      <w:pPr>
+        <w:spacing w:after="0"/>
+        <w:jc w:val="center"/>
+        <w:rPr>
+          <w:rFonts w:ascii="Arial" w:hAnsi="Arial" w:eastAsia="Arial" w:cs="Arial"/>
+          <w:b w:val="0"/>
+          <w:bCs w:val="0"/>
+          <w:i w:val="0"/>
+          <w:iCs w:val="0"/>
+          <w:caps w:val="0"/>
+          <w:smallCaps w:val="0"/>
+          <w:noProof w:val="0"/>
+          <w:color w:val="000000" w:themeColor="text1" w:themeTint="FF" w:themeShade="FF"/>
+          <w:sz w:val="24"/>
+          <w:szCs w:val="24"/>
+          <w:lang w:val="pt-BR"/>
+        </w:rPr>
+      </w:pPr>
+    </w:p>
+    <w:p>
+      <w:pPr>
+        <w:spacing w:after="0"/>
+        <w:jc w:val="center"/>
+        <w:rPr>
+          <w:rFonts w:ascii="Arial" w:hAnsi="Arial" w:eastAsia="Arial" w:cs="Arial"/>
+          <w:b w:val="0"/>
+          <w:bCs w:val="0"/>
+          <w:i w:val="0"/>
+          <w:iCs w:val="0"/>
+          <w:caps w:val="0"/>
+          <w:smallCaps w:val="0"/>
+          <w:noProof w:val="0"/>
+          <w:color w:val="000000" w:themeColor="text1" w:themeTint="FF" w:themeShade="FF"/>
+          <w:sz w:val="24"/>
+          <w:szCs w:val="24"/>
+          <w:lang w:val="pt-BR"/>
+        </w:rPr>
+      </w:pPr>
+    </w:p>
+    <w:p>
+      <w:pPr>
+        <w:spacing w:after="0"/>
+        <w:jc w:val="center"/>
+        <w:rPr>
+          <w:rFonts w:ascii="Arial" w:hAnsi="Arial" w:eastAsia="Arial" w:cs="Arial"/>
+          <w:b w:val="0"/>
+          <w:bCs w:val="0"/>
+          <w:i w:val="0"/>
+          <w:iCs w:val="0"/>
+          <w:caps w:val="0"/>
+          <w:smallCaps w:val="0"/>
+          <w:noProof w:val="0"/>
+          <w:color w:val="000000" w:themeColor="text1" w:themeTint="FF" w:themeShade="FF"/>
+          <w:sz w:val="24"/>
+          <w:szCs w:val="24"/>
+          <w:lang w:val="pt-BR"/>
+        </w:rPr>
+      </w:pPr>
+    </w:p>
+    <w:p>
+      <w:pPr>
+        <w:spacing w:after="0"/>
+        <w:jc w:val="center"/>
+        <w:rPr>
+          <w:rFonts w:ascii="Arial" w:hAnsi="Arial" w:eastAsia="Arial" w:cs="Arial"/>
+          <w:b w:val="0"/>
+          <w:bCs w:val="0"/>
+          <w:i w:val="0"/>
+          <w:iCs w:val="0"/>
+          <w:caps w:val="0"/>
+          <w:smallCaps w:val="0"/>
+          <w:noProof w:val="0"/>
+          <w:color w:val="000000" w:themeColor="text1" w:themeTint="FF" w:themeShade="FF"/>
+          <w:sz w:val="24"/>
+          <w:szCs w:val="24"/>
+          <w:lang w:val="pt-BR"/>
+        </w:rPr>
+      </w:pPr>
+    </w:p>
+    <w:p>
+      <w:pPr>
+        <w:spacing w:after="0"/>
+        <w:jc w:val="center"/>
+        <w:rPr>
+          <w:rFonts w:ascii="Arial" w:hAnsi="Arial" w:eastAsia="Arial" w:cs="Arial"/>
+          <w:b w:val="0"/>
+          <w:bCs w:val="0"/>
+          <w:i w:val="0"/>
+          <w:iCs w:val="0"/>
+          <w:caps w:val="0"/>
+          <w:smallCaps w:val="0"/>
+          <w:noProof w:val="0"/>
+          <w:color w:val="000000" w:themeColor="text1" w:themeTint="FF" w:themeShade="FF"/>
+          <w:sz w:val="24"/>
+          <w:szCs w:val="24"/>
+          <w:lang w:val="pt-BR"/>
+        </w:rPr>
+      </w:pPr>
+    </w:p>
+    <w:p>
+      <w:pPr>
+        <w:spacing w:after="0"/>
+        <w:jc w:val="center"/>
+        <w:rPr>
+          <w:rFonts w:ascii="Arial" w:hAnsi="Arial" w:eastAsia="Arial" w:cs="Arial"/>
+          <w:b w:val="0"/>
+          <w:bCs w:val="0"/>
+          <w:i w:val="0"/>
+          <w:iCs w:val="0"/>
+          <w:caps w:val="0"/>
+          <w:smallCaps w:val="0"/>
+          <w:noProof w:val="0"/>
+          <w:color w:val="000000" w:themeColor="text1" w:themeTint="FF" w:themeShade="FF"/>
+          <w:sz w:val="24"/>
+          <w:szCs w:val="24"/>
+          <w:lang w:val="pt-BR"/>
+        </w:rPr>
+      </w:pPr>
+    </w:p>
+    <w:p>
+      <w:pPr>
+        <w:spacing w:after="0"/>
+        <w:jc w:val="center"/>
+        <w:rPr>
+          <w:rFonts w:ascii="Arial" w:hAnsi="Arial" w:eastAsia="Arial" w:cs="Arial"/>
+          <w:b w:val="0"/>
+          <w:bCs w:val="0"/>
+          <w:i w:val="0"/>
+          <w:iCs w:val="0"/>
+          <w:caps w:val="0"/>
+          <w:smallCaps w:val="0"/>
+          <w:noProof w:val="0"/>
+          <w:color w:val="000000" w:themeColor="text1" w:themeTint="FF" w:themeShade="FF"/>
+          <w:sz w:val="24"/>
+          <w:szCs w:val="24"/>
+          <w:lang w:val="pt-BR"/>
+        </w:rPr>
+      </w:pPr>
+    </w:p>
+    <w:p>
+      <w:pPr>
+        <w:spacing w:after="0"/>
+        <w:jc w:val="center"/>
+        <w:rPr>
+          <w:rFonts w:ascii="Arial" w:hAnsi="Arial" w:eastAsia="Arial" w:cs="Arial"/>
+          <w:b w:val="0"/>
+          <w:bCs w:val="0"/>
+          <w:i w:val="0"/>
+          <w:iCs w:val="0"/>
+          <w:caps w:val="0"/>
+          <w:smallCaps w:val="0"/>
+          <w:noProof w:val="0"/>
+          <w:color w:val="000000" w:themeColor="text1" w:themeTint="FF" w:themeShade="FF"/>
+          <w:sz w:val="24"/>
+          <w:szCs w:val="24"/>
+          <w:lang w:val="pt-BR"/>
+        </w:rPr>
+      </w:pPr>
+    </w:p>
+    <w:p>
+      <w:pPr>
+        <w:spacing w:after="0"/>
+        <w:jc w:val="center"/>
+        <w:rPr>
+          <w:rFonts w:ascii="Arial" w:hAnsi="Arial" w:eastAsia="Arial" w:cs="Arial"/>
+          <w:b w:val="0"/>
+          <w:bCs w:val="0"/>
+          <w:i w:val="0"/>
+          <w:iCs w:val="0"/>
+          <w:caps w:val="0"/>
+          <w:smallCaps w:val="0"/>
+          <w:noProof w:val="0"/>
+          <w:color w:val="000000" w:themeColor="text1" w:themeTint="FF" w:themeShade="FF"/>
+          <w:sz w:val="24"/>
+          <w:szCs w:val="24"/>
+          <w:lang w:val="pt-BR"/>
+        </w:rPr>
+      </w:pPr>
+    </w:p>
+    <w:p>
+      <w:pPr>
+        <w:spacing w:after="0"/>
+        <w:jc w:val="center"/>
+        <w:rPr>
+          <w:rFonts w:ascii="Arial" w:hAnsi="Arial" w:eastAsia="Arial" w:cs="Arial"/>
+          <w:b w:val="0"/>
+          <w:bCs w:val="0"/>
+          <w:i w:val="0"/>
+          <w:iCs w:val="0"/>
+          <w:caps w:val="0"/>
+          <w:smallCaps w:val="0"/>
+          <w:noProof w:val="0"/>
+          <w:color w:val="000000" w:themeColor="text1" w:themeTint="FF" w:themeShade="FF"/>
+          <w:sz w:val="24"/>
+          <w:szCs w:val="24"/>
+          <w:lang w:val="pt-BR"/>
+        </w:rPr>
+      </w:pPr>
+    </w:p>
+    <w:p>
+      <w:pPr>
+        <w:spacing w:after="0"/>
+        <w:jc w:val="center"/>
+        <w:rPr>
+          <w:rFonts w:ascii="Arial" w:hAnsi="Arial" w:eastAsia="Arial" w:cs="Arial"/>
+          <w:b w:val="0"/>
+          <w:bCs w:val="0"/>
+          <w:i w:val="0"/>
+          <w:iCs w:val="0"/>
+          <w:caps w:val="0"/>
+          <w:smallCaps w:val="0"/>
+          <w:noProof w:val="0"/>
+          <w:color w:val="000000" w:themeColor="text1" w:themeTint="FF" w:themeShade="FF"/>
+          <w:sz w:val="24"/>
+          <w:szCs w:val="24"/>
+          <w:lang w:val="pt-BR"/>
+        </w:rPr>
+      </w:pPr>
+    </w:p>
+    <w:p>
+      <w:pPr>
+        <w:spacing w:after="0"/>
+        <w:jc w:val="center"/>
+        <w:rPr>
+          <w:rFonts w:ascii="Arial" w:hAnsi="Arial" w:eastAsia="Arial" w:cs="Arial"/>
+          <w:b w:val="0"/>
+          <w:bCs w:val="0"/>
+          <w:i w:val="0"/>
+          <w:iCs w:val="0"/>
+          <w:caps w:val="0"/>
+          <w:smallCaps w:val="0"/>
+          <w:noProof w:val="0"/>
+          <w:color w:val="000000" w:themeColor="text1" w:themeTint="FF" w:themeShade="FF"/>
+          <w:sz w:val="24"/>
+          <w:szCs w:val="24"/>
+          <w:lang w:val="pt-BR"/>
+        </w:rPr>
+      </w:pPr>
+    </w:p>
+    <w:p>
+      <w:pPr>
+        <w:spacing w:after="0"/>
+        <w:jc w:val="center"/>
+        <w:rPr>
+          <w:rFonts w:ascii="Arial" w:hAnsi="Arial" w:eastAsia="Arial" w:cs="Arial"/>
+          <w:b w:val="0"/>
+          <w:bCs w:val="0"/>
+          <w:i w:val="0"/>
+          <w:iCs w:val="0"/>
+          <w:caps w:val="0"/>
+          <w:smallCaps w:val="0"/>
+          <w:noProof w:val="0"/>
+          <w:color w:val="000000" w:themeColor="text1" w:themeTint="FF" w:themeShade="FF"/>
+          <w:sz w:val="24"/>
+          <w:szCs w:val="24"/>
+          <w:lang w:val="pt-BR"/>
+        </w:rPr>
+      </w:pPr>
+    </w:p>
+    <w:p>
+      <w:pPr>
+        <w:spacing w:after="0"/>
+        <w:jc w:val="center"/>
+        <w:rPr>
+          <w:rFonts w:ascii="Arial" w:hAnsi="Arial" w:eastAsia="Arial" w:cs="Arial"/>
+          <w:b w:val="0"/>
+          <w:bCs w:val="0"/>
+          <w:i w:val="0"/>
+          <w:iCs w:val="0"/>
+          <w:caps w:val="0"/>
+          <w:smallCaps w:val="0"/>
+          <w:noProof w:val="0"/>
+          <w:color w:val="000000" w:themeColor="text1" w:themeTint="FF" w:themeShade="FF"/>
+          <w:sz w:val="24"/>
+          <w:szCs w:val="24"/>
+          <w:lang w:val="pt-BR"/>
+        </w:rPr>
+      </w:pPr>
+    </w:p>
+    <w:p>
+      <w:pPr>
+        <w:spacing w:after="0"/>
+        <w:jc w:val="center"/>
+        <w:rPr>
+          <w:rFonts w:ascii="Arial" w:hAnsi="Arial" w:eastAsia="Arial" w:cs="Arial"/>
+          <w:b w:val="0"/>
+          <w:bCs w:val="0"/>
+          <w:i w:val="0"/>
+          <w:iCs w:val="0"/>
+          <w:caps w:val="0"/>
+          <w:smallCaps w:val="0"/>
+          <w:noProof w:val="0"/>
+          <w:color w:val="000000" w:themeColor="text1" w:themeTint="FF" w:themeShade="FF"/>
+          <w:sz w:val="24"/>
+          <w:szCs w:val="24"/>
+          <w:lang w:val="pt-BR"/>
+        </w:rPr>
+      </w:pPr>
+    </w:p>
+    <w:p>
+      <w:pPr>
+        <w:spacing w:after="0"/>
+        <w:jc w:val="center"/>
+        <w:rPr>
+          <w:rFonts w:ascii="Arial" w:hAnsi="Arial" w:eastAsia="Arial" w:cs="Arial"/>
+          <w:b w:val="0"/>
+          <w:bCs w:val="0"/>
+          <w:i w:val="0"/>
+          <w:iCs w:val="0"/>
+          <w:caps w:val="0"/>
+          <w:smallCaps w:val="0"/>
+          <w:noProof w:val="0"/>
+          <w:color w:val="000000" w:themeColor="text1" w:themeTint="FF" w:themeShade="FF"/>
+          <w:sz w:val="24"/>
+          <w:szCs w:val="24"/>
+          <w:lang w:val="pt-BR"/>
+        </w:rPr>
+      </w:pPr>
+    </w:p>
+    <w:p>
+      <w:pPr>
+        <w:spacing w:after="0"/>
+        <w:jc w:val="center"/>
+        <w:rPr>
+          <w:rFonts w:ascii="Arial" w:hAnsi="Arial" w:eastAsia="Arial" w:cs="Arial"/>
+          <w:b w:val="0"/>
+          <w:bCs w:val="0"/>
+          <w:i w:val="0"/>
+          <w:iCs w:val="0"/>
+          <w:caps w:val="0"/>
+          <w:smallCaps w:val="0"/>
+          <w:noProof w:val="0"/>
+          <w:color w:val="000000" w:themeColor="text1" w:themeTint="FF" w:themeShade="FF"/>
+          <w:sz w:val="24"/>
+          <w:szCs w:val="24"/>
+          <w:lang w:val="pt-BR"/>
+        </w:rPr>
+      </w:pPr>
+    </w:p>
+    <w:p>
+      <w:pPr>
+        <w:spacing w:after="0"/>
+        <w:jc w:val="center"/>
+        <w:rPr>
+          <w:rFonts w:ascii="Arial" w:hAnsi="Arial" w:eastAsia="Arial" w:cs="Arial"/>
+          <w:b w:val="0"/>
+          <w:bCs w:val="0"/>
+          <w:i w:val="0"/>
+          <w:iCs w:val="0"/>
+          <w:caps w:val="0"/>
+          <w:smallCaps w:val="0"/>
+          <w:noProof w:val="0"/>
+          <w:color w:val="000000" w:themeColor="text1" w:themeTint="FF" w:themeShade="FF"/>
+          <w:sz w:val="24"/>
+          <w:szCs w:val="24"/>
+          <w:lang w:val="pt-BR"/>
+        </w:rPr>
+      </w:pPr>
+    </w:p>
+    <w:p>
+      <w:pPr>
+        <w:pStyle w:val="SemEspaamento"/>
+        <w:spacing w:after="0"/>
+        <w:jc w:val="center"/>
+        <w:rPr>
+          <w:rFonts w:ascii="Arial" w:hAnsi="Arial" w:eastAsia="Arial" w:cs="Arial"/>
+          <w:b w:val="0"/>
+          <w:bCs w:val="0"/>
+          <w:i w:val="0"/>
+          <w:iCs w:val="0"/>
+          <w:caps w:val="0"/>
+          <w:smallCaps w:val="0"/>
+          <w:noProof w:val="0"/>
+          <w:color w:val="000000" w:themeColor="text1" w:themeTint="FF" w:themeShade="FF"/>
+          <w:sz w:val="24"/>
+          <w:szCs w:val="24"/>
+          <w:lang w:val="pt-BR"/>
+        </w:rPr>
+      </w:pPr>
+      <w:r>
+        <w:rPr>
+          <w:rFonts w:ascii="Arial" w:hAnsi="Arial" w:eastAsia="Arial" w:cs="Arial"/>
+          <w:b w:val="0"/>
+          <w:bCs w:val="0"/>
+          <w:i w:val="0"/>
+          <w:iCs w:val="0"/>
+          <w:caps w:val="0"/>
+          <w:smallCaps w:val="0"/>
+          <w:noProof w:val="0"/>
+          <w:color w:val="000000" w:themeColor="text1" w:themeTint="FF" w:themeShade="FF"/>
+          <w:sz w:val="24"/>
+          <w:szCs w:val="24"/>
+          <w:lang w:val="pt-BR"/>
+        </w:rPr>
+        <w:t>São Paulo</w:t>
+      </w:r>
+    </w:p>
+    <w:p>
+      <w:pPr>
+        <w:pStyle w:val="SemEspaamento"/>
+        <w:spacing w:after="0"/>
+        <w:jc w:val="center"/>
+        <w:rPr>
+          <w:rFonts w:ascii="Arial" w:hAnsi="Arial" w:eastAsia="Arial" w:cs="Arial"/>
+          <w:b w:val="0"/>
+          <w:bCs w:val="0"/>
+          <w:i w:val="0"/>
+          <w:iCs w:val="0"/>
+          <w:caps w:val="0"/>
+          <w:smallCaps w:val="0"/>
+          <w:noProof w:val="0"/>
+          <w:color w:val="000000" w:themeColor="text1" w:themeTint="FF" w:themeShade="FF"/>
+          <w:sz w:val="24"/>
+          <w:szCs w:val="24"/>
+          <w:lang w:val="pt-BR"/>
+        </w:rPr>
+      </w:pPr>
+      <w:r>
+        <w:rPr>
+          <w:rFonts w:ascii="Arial" w:hAnsi="Arial" w:eastAsia="Arial" w:cs="Arial"/>
+          <w:b w:val="0"/>
+          <w:bCs w:val="0"/>
+          <w:i w:val="0"/>
+          <w:iCs w:val="0"/>
+          <w:caps w:val="0"/>
+          <w:smallCaps w:val="0"/>
+          <w:noProof w:val="0"/>
+          <w:color w:val="000000" w:themeColor="text1" w:themeTint="FF" w:themeShade="FF"/>
+          <w:sz w:val="24"/>
+          <w:szCs w:val="24"/>
+          <w:lang w:val="pt-BR"/>
+        </w:rPr>
+        <w:t>2026</w:t>
+      </w:r>
+    </w:p>
+    <w:p>
+      <w:pPr>
+        <w:pStyle w:val="Heading1"/>
+      </w:pPr>
+      <w:bookmarkStart w:name="_Toc895349086" w:id="1992575368"/>
+      <w:r>
+        <w:rPr/>
+        <w:t>Sumário</w:t>
+      </w:r>
+      <w:bookmarkEnd w:id="1992575368"/>
+    </w:p>
+    <w:sdt>
+      <w:sdtPr>
+        <w:id w:val="1723942048"/>
+        <w:docPartObj>
+          <w:docPartGallery w:val="Table of Contents"/>
+          <w:docPartUnique/>
+        </w:docPartObj>
+      </w:sdtPr>
+      <w:sdtContent>
+        <w:p>
+          <w:pPr>
+            <w:pStyle w:val="TOC1"/>
+            <w:tabs>
+              <w:tab w:val="right" w:leader="dot" w:pos="9060"/>
+            </w:tabs>
+            <w:bidi w:val="0"/>
+            <w:rPr>
+              <w:rStyle w:val="Hyperlink"/>
+            </w:rPr>
+          </w:pPr>
+          <w:r>
+            <w:fldChar w:fldCharType="begin"/>
+          </w:r>
+          <w:r>
+            <w:instrText xml:space="preserve">TOC \o "1-9" \z \u \h</w:instrText>
+          </w:r>
+          <w:r>
+            <w:fldChar w:fldCharType="separate"/>
+          </w:r>
+          <w:hyperlink w:anchor="_Toc895349086">
+            <w:r>
+              <w:rPr>
+                <w:rStyle w:val="Hyperlink"/>
+              </w:rPr>
+              <w:t>Sumário</w:t>
+            </w:r>
+            <w:r>
+              <w:tab/>
+            </w:r>
+            <w:r>
+              <w:fldChar w:fldCharType="begin"/>
+            </w:r>
+            <w:r>
+              <w:instrText xml:space="preserve">PAGEREF _Toc895349086 \h</w:instrText>
+            </w:r>
+            <w:r>
+              <w:fldChar w:fldCharType="separate"/>
+            </w:r>
+            <w:r>
+              <w:rPr>
+                <w:rStyle w:val="Hyperlink"/>
+              </w:rPr>
+              <w:t>1</w:t>
+            </w:r>
+            <w:r>
+              <w:fldChar w:fldCharType="end"/>
+            </w:r>
+          </w:hyperlink>
+        </w:p>
+        <w:p>
+          <w:pPr>
+            <w:pStyle w:val="TOC1"/>
+            <w:tabs>
+              <w:tab w:val="right" w:leader="dot" w:pos="9060"/>
+            </w:tabs>
+            <w:bidi w:val="0"/>
+            <w:rPr>
+              <w:rStyle w:val="Hyperlink"/>
+            </w:rPr>
+          </w:pPr>
+          <w:hyperlink w:anchor="_Toc1424790969">
+            <w:r>
+              <w:rPr>
+                <w:rStyle w:val="Hyperlink"/>
+              </w:rPr>
+              <w:t>TRABALHO ERRADO (PT.1)</w:t>
+            </w:r>
+            <w:r>
+              <w:tab/>
+            </w:r>
+            <w:r>
+              <w:fldChar w:fldCharType="begin"/>
+            </w:r>
+            <w:r>
+              <w:instrText xml:space="preserve">PAGEREF _Toc1424790969 \h</w:instrText>
+            </w:r>
+            <w:r>
+              <w:fldChar w:fldCharType="separate"/>
+            </w:r>
+            <w:r>
+              <w:rPr>
+                <w:rStyle w:val="Hyperlink"/>
+              </w:rPr>
+              <w:t>2</w:t>
+            </w:r>
+            <w:r>
+              <w:fldChar w:fldCharType="end"/>
+            </w:r>
+          </w:hyperlink>
+        </w:p>
+        <w:p>
+          <w:pPr>
+            <w:pStyle w:val="TOC2"/>
+            <w:tabs>
+              <w:tab w:val="right" w:leader="dot" w:pos="9060"/>
+            </w:tabs>
+            <w:bidi w:val="0"/>
+            <w:rPr>
+              <w:rStyle w:val="Hyperlink"/>
+            </w:rPr>
+          </w:pPr>
+          <w:hyperlink w:anchor="_Toc1784234808">
+            <w:r>
+              <w:rPr>
+                <w:rStyle w:val="Hyperlink"/>
+              </w:rPr>
+              <w:t>História do Cliente (nosso texto)</w:t>
+            </w:r>
+            <w:r>
+              <w:tab/>
+            </w:r>
+            <w:r>
+              <w:fldChar w:fldCharType="begin"/>
+            </w:r>
+            <w:r>
+              <w:instrText xml:space="preserve">PAGEREF _Toc1784234808 \h</w:instrText>
+            </w:r>
+            <w:r>
+              <w:fldChar w:fldCharType="separate"/>
+            </w:r>
+            <w:r>
+              <w:rPr>
+                <w:rStyle w:val="Hyperlink"/>
+              </w:rPr>
+              <w:t>2</w:t>
+            </w:r>
+            <w:r>
+              <w:fldChar w:fldCharType="end"/>
+            </w:r>
+          </w:hyperlink>
+        </w:p>
+        <w:p>
+          <w:pPr>
+            <w:pStyle w:val="TOC2"/>
+            <w:tabs>
+              <w:tab w:val="right" w:leader="dot" w:pos="9060"/>
+            </w:tabs>
+            <w:bidi w:val="0"/>
+            <w:rPr>
+              <w:rStyle w:val="Hyperlink"/>
+            </w:rPr>
+          </w:pPr>
+          <w:hyperlink w:anchor="_Toc1679157743">
+            <w:r>
+              <w:rPr>
+                <w:rStyle w:val="Hyperlink"/>
+              </w:rPr>
+              <w:t>História do Cliente( texto melhorado pela IA)</w:t>
+            </w:r>
+            <w:r>
+              <w:tab/>
+            </w:r>
+            <w:r>
+              <w:fldChar w:fldCharType="begin"/>
+            </w:r>
+            <w:r>
+              <w:instrText xml:space="preserve">PAGEREF _Toc1679157743 \h</w:instrText>
+            </w:r>
+            <w:r>
+              <w:fldChar w:fldCharType="separate"/>
+            </w:r>
+            <w:r>
+              <w:rPr>
+                <w:rStyle w:val="Hyperlink"/>
+              </w:rPr>
+              <w:t>2</w:t>
+            </w:r>
+            <w:r>
+              <w:fldChar w:fldCharType="end"/>
+            </w:r>
+          </w:hyperlink>
+        </w:p>
+        <w:p>
+          <w:pPr>
+            <w:pStyle w:val="TOC1"/>
+            <w:tabs>
+              <w:tab w:val="right" w:leader="dot" w:pos="9060"/>
+            </w:tabs>
+            <w:bidi w:val="0"/>
+            <w:rPr>
+              <w:rStyle w:val="Hyperlink"/>
+            </w:rPr>
+          </w:pPr>
+          <w:hyperlink w:anchor="_Toc929159174">
+            <w:r>
+              <w:rPr>
+                <w:rStyle w:val="Hyperlink"/>
+              </w:rPr>
+              <w:t>Trabalho Certo (Pt.2)</w:t>
+            </w:r>
+            <w:r>
+              <w:tab/>
+            </w:r>
+            <w:r>
+              <w:fldChar w:fldCharType="begin"/>
+            </w:r>
+            <w:r>
+              <w:instrText xml:space="preserve">PAGEREF _Toc929159174 \h</w:instrText>
+            </w:r>
+            <w:r>
+              <w:fldChar w:fldCharType="separate"/>
+            </w:r>
+            <w:r>
+              <w:rPr>
+                <w:rStyle w:val="Hyperlink"/>
+              </w:rPr>
+              <w:t>5</w:t>
+            </w:r>
+            <w:r>
+              <w:fldChar w:fldCharType="end"/>
+            </w:r>
+          </w:hyperlink>
+        </w:p>
+        <w:p>
+          <w:pPr>
+            <w:pStyle w:val="TOC1"/>
+            <w:tabs>
+              <w:tab w:val="right" w:leader="dot" w:pos="9060"/>
+            </w:tabs>
+            <w:bidi w:val="0"/>
+            <w:rPr>
+              <w:rStyle w:val="Hyperlink"/>
+            </w:rPr>
+          </w:pPr>
+          <w:hyperlink w:anchor="_Toc587663705">
+            <w:r>
+              <w:rPr>
+                <w:rStyle w:val="Hyperlink"/>
+              </w:rPr>
+              <w:t>DICIONÁRIO DE DADOS</w:t>
+            </w:r>
+            <w:r>
+              <w:tab/>
+            </w:r>
+            <w:r>
+              <w:fldChar w:fldCharType="begin"/>
+            </w:r>
+            <w:r>
+              <w:instrText xml:space="preserve">PAGEREF _Toc587663705 \h</w:instrText>
+            </w:r>
+            <w:r>
+              <w:fldChar w:fldCharType="separate"/>
+            </w:r>
+            <w:r>
+              <w:rPr>
+                <w:rStyle w:val="Hyperlink"/>
+              </w:rPr>
+              <w:t>5</w:t>
+            </w:r>
+            <w:r>
+              <w:fldChar w:fldCharType="end"/>
+            </w:r>
+          </w:hyperlink>
+        </w:p>
+        <w:p>
+          <w:pPr>
+            <w:pStyle w:val="TOC1"/>
+            <w:tabs>
+              <w:tab w:val="right" w:leader="dot" w:pos="9060"/>
+            </w:tabs>
+            <w:bidi w:val="0"/>
+            <w:rPr>
+              <w:rStyle w:val="Hyperlink"/>
+            </w:rPr>
+          </w:pPr>
+          <w:hyperlink w:anchor="_Toc1391417494">
+            <w:r>
+              <w:rPr>
+                <w:rStyle w:val="Hyperlink"/>
+              </w:rPr>
+              <w:t>Diagrama Físico</w:t>
+            </w:r>
+            <w:r>
+              <w:tab/>
+            </w:r>
+            <w:r>
+              <w:fldChar w:fldCharType="begin"/>
+            </w:r>
+            <w:r>
+              <w:instrText xml:space="preserve">PAGEREF _Toc1391417494 \h</w:instrText>
+            </w:r>
+            <w:r>
+              <w:fldChar w:fldCharType="separate"/>
+            </w:r>
+            <w:r>
+              <w:rPr>
+                <w:rStyle w:val="Hyperlink"/>
+              </w:rPr>
+              <w:t>9</w:t>
+            </w:r>
+            <w:r>
+              <w:fldChar w:fldCharType="end"/>
+            </w:r>
+          </w:hyperlink>
+          <w:r>
+            <w:fldChar w:fldCharType="end"/>
+          </w:r>
+        </w:p>
+      </w:sdtContent>
+    </w:sdt>
+    <w:p>
+      <w:pPr>
+        <w:pStyle w:val="Normal"/>
+      </w:pPr>
+    </w:p>
+    <w:p>
+      <w:pPr>
+        <w:pStyle w:val="Heading1"/>
+      </w:pPr>
+    </w:p>
+    <w:p>
+      <w:pPr>
+        <w:pStyle w:val="Normal"/>
+      </w:pPr>
+    </w:p>
+    <w:p>
+      <w:pPr>
+        <w:pStyle w:val="Normal"/>
+      </w:pPr>
+    </w:p>
+    <w:p>
+      <w:pPr>
+        <w:pStyle w:val="Normal"/>
+      </w:pPr>
+    </w:p>
+    <w:p>
+      <w:pPr>
+        <w:pStyle w:val="Normal"/>
+      </w:pPr>
+    </w:p>
+    <w:p>
+      <w:pPr>
+        <w:pStyle w:val="Normal"/>
+      </w:pPr>
+    </w:p>
+    <w:p>
+      <w:pPr>
+        <w:pStyle w:val="Normal"/>
+      </w:pPr>
+    </w:p>
+    <w:p>
+      <w:pPr>
+        <w:pStyle w:val="Normal"/>
+      </w:pPr>
+    </w:p>
+    <w:p>
+      <w:pPr>
+        <w:pStyle w:val="Normal"/>
+      </w:pPr>
+    </w:p>
+    <w:p>
+      <w:pPr>
+        <w:pStyle w:val="Normal"/>
+      </w:pPr>
+    </w:p>
+    <w:p>
+      <w:pPr>
+        <w:pStyle w:val="Normal"/>
+      </w:pPr>
+    </w:p>
+    <w:p>
+      <w:pPr>
+        <w:pStyle w:val="Normal"/>
+      </w:pPr>
+    </w:p>
+    <w:p>
+      <w:pPr>
+        <w:pStyle w:val="Normal"/>
+      </w:pPr>
+    </w:p>
+    <w:p>
+      <w:pPr>
+        <w:pStyle w:val="Normal"/>
+      </w:pPr>
+    </w:p>
+    <w:p>
+      <w:pPr>
+        <w:pStyle w:val="Normal"/>
+      </w:pPr>
+    </w:p>
+    <w:p>
+      <w:pPr>
+        <w:pStyle w:val="Heading1"/>
+      </w:pPr>
+    </w:p>
+    <w:p>
+      <w:pPr>
+        <w:pStyle w:val="Normal"/>
+      </w:pPr>
+    </w:p>
+    <w:p>
+      <w:pPr>
+        <w:pStyle w:val="Heading1"/>
+        <w:rPr>
+          <w:rFonts w:ascii="Arial" w:hAnsi="Arial" w:eastAsia="Arial" w:cs="Arial"/>
+          <w:b w:val="1"/>
+          <w:bCs w:val="1"/>
+        </w:rPr>
+      </w:pPr>
+      <w:bookmarkStart w:name="_Toc1424790969" w:id="1665292364"/>
+      <w:r>
+        <w:rPr/>
+        <w:t>TRABALHO ERRADO (PT.1)</w:t>
+      </w:r>
+      <w:bookmarkEnd w:id="1665292364"/>
+    </w:p>
     <w:p>
       <w:pPr>
         <w:pStyle w:val="SemEspaamento"/>
         <w:jc w:val="both"/>
         <w:rPr>
           <w:rFonts w:ascii="Arial" w:hAnsi="Arial" w:eastAsia="Arial" w:cs="Arial"/>
-          <w:b/>
-          <w:bCs/>
-        </w:rPr>
-      </w:pPr>
+          <w:b w:val="1"/>
+          <w:bCs w:val="1"/>
+        </w:rPr>
+      </w:pPr>
+    </w:p>
+    <w:p>
+      <w:pPr>
+        <w:pStyle w:val="Heading2"/>
+        <w:rPr>
+          <w:rFonts w:ascii="Arial" w:hAnsi="Arial" w:eastAsia="Arial" w:cs="Arial"/>
+          <w:b w:val="1"/>
+          <w:bCs w:val="1"/>
+        </w:rPr>
+      </w:pPr>
+      <w:bookmarkStart w:name="_Toc1784234808" w:id="1440623902"/>
       <w:r>
-        <w:rPr>
-          <w:rFonts w:ascii="Arial" w:hAnsi="Arial" w:eastAsia="Arial" w:cs="Arial"/>
-          <w:b/>
-          <w:bCs/>
-        </w:rPr>
-        <w:t>TRABALHO ERRADO (PT.1)</w:t>
-      </w:r>
-    </w:p>
-    <w:p>
-      <w:pPr>
-        <w:pStyle w:val="SemEspaamento"/>
-        <w:jc w:val="both"/>
-        <w:rPr>
-          <w:rFonts w:ascii="Arial" w:hAnsi="Arial" w:eastAsia="Arial" w:cs="Arial"/>
-          <w:b/>
-          <w:bCs/>
-        </w:rPr>
-      </w:pPr>
-    </w:p>
-    <w:p>
-      <w:pPr>
-        <w:pStyle w:val="SemEspaamento"/>
-        <w:jc w:val="both"/>
-        <w:rPr>
-          <w:rFonts w:ascii="Arial" w:hAnsi="Arial" w:eastAsia="Arial" w:cs="Arial"/>
-          <w:b/>
-          <w:bCs/>
-        </w:rPr>
-      </w:pPr>
-      <w:r>
-        <w:rPr>
-          <w:rFonts w:ascii="Arial" w:hAnsi="Arial" w:eastAsia="Arial" w:cs="Arial"/>
-          <w:b/>
-          <w:bCs/>
-        </w:rPr>
+        <w:rPr/>
         <w:t>História do Cliente</w:t>
       </w:r>
       <w:r>
-        <w:rPr>
-          <w:rFonts w:ascii="Arial" w:hAnsi="Arial" w:eastAsia="Arial" w:cs="Arial"/>
-          <w:b/>
-          <w:bCs/>
-        </w:rPr>
+        <w:rPr/>
         <w:t xml:space="preserve"> </w:t>
       </w:r>
       <w:r>
-        <w:rPr>
-          <w:rFonts w:ascii="Arial" w:hAnsi="Arial" w:eastAsia="Arial" w:cs="Arial"/>
-          <w:b/>
-          <w:bCs/>
-        </w:rPr>
+        <w:rPr/>
         <w:t>(nosso texto)</w:t>
       </w:r>
+      <w:bookmarkEnd w:id="1440623902"/>
     </w:p>
     <w:p>
       <w:pPr>
@@ -73,8 +1472,8 @@
         <w:jc w:val="both"/>
         <w:rPr>
           <w:rFonts w:ascii="Arial" w:hAnsi="Arial" w:eastAsia="Arial" w:cs="Arial"/>
-          <w:b/>
-          <w:bCs/>
+          <w:b w:val="1"/>
+          <w:bCs w:val="1"/>
         </w:rPr>
       </w:pPr>
     </w:p>
@@ -120,7 +1519,43 @@
         <w:rPr>
           <w:rFonts w:ascii="Arial" w:hAnsi="Arial" w:eastAsia="Arial" w:cs="Arial"/>
         </w:rPr>
-        <w:t>O site deve contar um sistema de delivery e de compra online para retirada, o usuário deve criar uma conta com seu nome, cpf, endereço, numero e email.</w:t>
+        <w:t xml:space="preserve">O site deve contar um sistema de delivery e de compra online para retirada, o usuário deve criar uma conta com seu nome, </w:t>
+      </w:r>
+      <w:r>
+        <w:rPr>
+          <w:rFonts w:ascii="Arial" w:hAnsi="Arial" w:eastAsia="Arial" w:cs="Arial"/>
+        </w:rPr>
+        <w:t>cpf</w:t>
+      </w:r>
+      <w:r>
+        <w:rPr>
+          <w:rFonts w:ascii="Arial" w:hAnsi="Arial" w:eastAsia="Arial" w:cs="Arial"/>
+        </w:rPr>
+        <w:t xml:space="preserve">, endereço, </w:t>
+      </w:r>
+      <w:r>
+        <w:rPr>
+          <w:rFonts w:ascii="Arial" w:hAnsi="Arial" w:eastAsia="Arial" w:cs="Arial"/>
+        </w:rPr>
+        <w:t>numero</w:t>
+      </w:r>
+      <w:r>
+        <w:rPr>
+          <w:rFonts w:ascii="Arial" w:hAnsi="Arial" w:eastAsia="Arial" w:cs="Arial"/>
+        </w:rPr>
+        <w:t xml:space="preserve"> e </w:t>
+      </w:r>
+      <w:r>
+        <w:rPr>
+          <w:rFonts w:ascii="Arial" w:hAnsi="Arial" w:eastAsia="Arial" w:cs="Arial"/>
+        </w:rPr>
+        <w:t>email</w:t>
+      </w:r>
+      <w:r>
+        <w:rPr>
+          <w:rFonts w:ascii="Arial" w:hAnsi="Arial" w:eastAsia="Arial" w:cs="Arial"/>
+        </w:rPr>
+        <w:t>.</w:t>
       </w:r>
     </w:p>
     <w:p>
@@ -137,14 +1572,12 @@
         </w:rPr>
         <w:t xml:space="preserve">Na parte de baixo do site deve conter </w:t>
       </w:r>
-      <w:proofErr w:type="gramStart"/>
       <w:r>
         <w:rPr>
           <w:rFonts w:ascii="Arial" w:hAnsi="Arial" w:eastAsia="Arial" w:cs="Arial"/>
         </w:rPr>
         <w:t>um breve introdução</w:t>
       </w:r>
-      <w:proofErr w:type="gramEnd"/>
       <w:r>
         <w:rPr>
           <w:rFonts w:ascii="Arial" w:hAnsi="Arial" w:eastAsia="Arial" w:cs="Arial"/>
@@ -190,64 +1623,102 @@
     </w:p>
     <w:p>
       <w:pPr>
-        <w:pStyle w:val="SemEspaamento"/>
-        <w:spacing w:line="360" w:lineRule="auto"/>
-        <w:jc w:val="both"/>
-        <w:rPr>
-          <w:rFonts w:ascii="Arial" w:hAnsi="Arial" w:eastAsia="Arial" w:cs="Arial"/>
-          <w:b/>
-          <w:bCs/>
-        </w:rPr>
-      </w:pPr>
+        <w:pStyle w:val="Heading2"/>
+        <w:rPr>
+          <w:rFonts w:ascii="Arial" w:hAnsi="Arial" w:eastAsia="Arial" w:cs="Arial"/>
+          <w:b w:val="1"/>
+          <w:bCs w:val="1"/>
+        </w:rPr>
+      </w:pPr>
+      <w:bookmarkStart w:name="_Toc1679157743" w:id="545477451"/>
       <w:r>
-        <w:rPr>
-          <w:rFonts w:ascii="Arial" w:hAnsi="Arial" w:eastAsia="Arial" w:cs="Arial"/>
-          <w:b/>
-          <w:bCs/>
-        </w:rPr>
+        <w:rPr/>
         <w:t xml:space="preserve">História do </w:t>
       </w:r>
-      <w:proofErr w:type="gramStart"/>
       <w:r>
-        <w:rPr>
-          <w:rFonts w:ascii="Arial" w:hAnsi="Arial" w:eastAsia="Arial" w:cs="Arial"/>
-          <w:b/>
-          <w:bCs/>
-        </w:rPr>
+        <w:rPr/>
         <w:t>Cliente</w:t>
       </w:r>
       <w:r>
-        <w:rPr>
-          <w:rFonts w:ascii="Arial" w:hAnsi="Arial" w:eastAsia="Arial" w:cs="Arial"/>
-          <w:b/>
-          <w:bCs/>
-        </w:rPr>
+        <w:rPr/>
         <w:t>(</w:t>
       </w:r>
       <w:r>
-        <w:rPr>
-          <w:rFonts w:ascii="Arial" w:hAnsi="Arial" w:eastAsia="Arial" w:cs="Arial"/>
-          <w:b/>
-          <w:bCs/>
-        </w:rPr>
+        <w:rPr/>
         <w:t xml:space="preserve"> </w:t>
       </w:r>
       <w:r>
+        <w:rPr/>
+        <w:t>texto</w:t>
+      </w:r>
+      <w:r>
+        <w:rPr/>
+        <w:t xml:space="preserve"> melhorado pela IA)</w:t>
+      </w:r>
+      <w:bookmarkEnd w:id="545477451"/>
+    </w:p>
+    <w:p>
+      <w:pPr>
+        <w:pStyle w:val="SemEspaamento"/>
+        <w:jc w:val="both"/>
+        <w:rPr>
+          <w:rFonts w:ascii="Arial" w:hAnsi="Arial" w:eastAsia="Arial" w:cs="Arial"/>
+        </w:rPr>
+      </w:pPr>
+      <w:r>
+        <w:rPr>
+          <w:rFonts w:ascii="Arial" w:hAnsi="Arial" w:eastAsia="Arial" w:cs="Arial"/>
+        </w:rPr>
+        <w:t xml:space="preserve"> </w:t>
+      </w:r>
+    </w:p>
+    <w:p>
+      <w:pPr>
+        <w:pStyle w:val="SemEspaamento"/>
+        <w:jc w:val="both"/>
+        <w:rPr>
+          <w:rFonts w:ascii="Arial" w:hAnsi="Arial" w:eastAsia="Arial" w:cs="Arial"/>
+        </w:rPr>
+      </w:pPr>
+      <w:r>
+        <w:rPr>
+          <w:rFonts w:ascii="Arial" w:hAnsi="Arial" w:eastAsia="Arial" w:cs="Arial"/>
+        </w:rPr>
+        <w:t>A Arcos Dourados Lanches é uma lanchonete recém-inaugurada que busca unir qualidade, agilidade e tecnologia para oferecer a melhor experiência aos seus clientes. Inspirada no modelo de grandes redes como a McDonald's, a empresa pretende utilizar um sistema web próprio para gerenciar pedidos, clientes e pagamentos de forma organizada e segura. Para isso, é necessário o desenvolvimento de um software com foco tanto na experiência do usuário quanto na estruturação eficiente do banco de dados.</w:t>
+      </w:r>
+    </w:p>
+    <w:p>
+      <w:pPr>
+        <w:pStyle w:val="SemEspaamento"/>
+        <w:jc w:val="both"/>
+        <w:rPr>
+          <w:rFonts w:ascii="Arial" w:hAnsi="Arial" w:eastAsia="Arial" w:cs="Arial"/>
+        </w:rPr>
+      </w:pPr>
+      <w:r>
+        <w:rPr>
+          <w:rFonts w:ascii="Arial" w:hAnsi="Arial" w:eastAsia="Arial" w:cs="Arial"/>
+        </w:rPr>
+        <w:t xml:space="preserve"> </w:t>
+      </w:r>
+    </w:p>
+    <w:p>
+      <w:pPr>
+        <w:pStyle w:val="SemEspaamento"/>
+        <w:jc w:val="both"/>
         <w:rPr>
           <w:rFonts w:ascii="Arial" w:hAnsi="Arial" w:eastAsia="Arial" w:cs="Arial"/>
           <w:b/>
           <w:bCs/>
         </w:rPr>
-        <w:t>texto</w:t>
-      </w:r>
-      <w:proofErr w:type="gramEnd"/>
+      </w:pPr>
       <w:r>
         <w:rPr>
           <w:rFonts w:ascii="Arial" w:hAnsi="Arial" w:eastAsia="Arial" w:cs="Arial"/>
           <w:b/>
           <w:bCs/>
         </w:rPr>
-        <w:t xml:space="preserve"> melhorado pela IA)</w:t>
+        <w:t>Design e Interface do Sistema</w:t>
       </w:r>
     </w:p>
     <w:p>
@@ -277,7 +1748,7 @@
         <w:rPr>
           <w:rFonts w:ascii="Arial" w:hAnsi="Arial" w:eastAsia="Arial" w:cs="Arial"/>
         </w:rPr>
-        <w:t>A Arcos Dourados Lanches é uma lanchonete recém-inaugurada que busca unir qualidade, agilidade e tecnologia para oferecer a melhor experiência aos seus clientes. Inspirada no modelo de grandes redes como a McDonald's, a empresa pretende utilizar um sistema web próprio para gerenciar pedidos, clientes e pagamentos de forma organizada e segura. Para isso, é necessário o desenvolvimento de um software com foco tanto na experiência do usuário quanto na estruturação eficiente do banco de dados.</w:t>
+        <w:t>O sistema deverá apresentar um design minimalista, utilizando predominantemente as cores amarela e vermelha, transmitindo dinamismo e identidade visual marcante. A interface precisa ser intuitiva, destacando os produtos com imagens de qualidade, descrição detalhada, lista de ingredientes e preços atualizados dinamicamente a partir do banco de dados.</w:t>
       </w:r>
     </w:p>
     <w:p>
@@ -292,6 +1763,21 @@
         <w:rPr>
           <w:rFonts w:ascii="Arial" w:hAnsi="Arial" w:eastAsia="Arial" w:cs="Arial"/>
         </w:rPr>
+        <w:t>O site será organizado em abas como “Categorias”, “Cardápio” e “Promoções”, permitindo fácil navegação. No rodapé da página, haverá uma breve introdução institucional da loja, uma seção de perguntas frequentes (FAQ) e um suporte virtual para esclarecimento de dúvidas ou registro de problemas.</w:t>
+      </w:r>
+    </w:p>
+    <w:p>
+      <w:pPr>
+        <w:pStyle w:val="SemEspaamento"/>
+        <w:jc w:val="both"/>
+        <w:rPr>
+          <w:rFonts w:ascii="Arial" w:hAnsi="Arial" w:eastAsia="Arial" w:cs="Arial"/>
+        </w:rPr>
+      </w:pPr>
+      <w:r>
+        <w:rPr>
+          <w:rFonts w:ascii="Arial" w:hAnsi="Arial" w:eastAsia="Arial" w:cs="Arial"/>
+        </w:rPr>
         <w:t xml:space="preserve"> </w:t>
       </w:r>
     </w:p>
@@ -301,6 +1787,177 @@
         <w:jc w:val="both"/>
         <w:rPr>
           <w:rFonts w:ascii="Arial" w:hAnsi="Arial" w:eastAsia="Arial" w:cs="Arial"/>
+        </w:rPr>
+      </w:pPr>
+    </w:p>
+    <w:p>
+      <w:pPr>
+        <w:pStyle w:val="SemEspaamento"/>
+        <w:jc w:val="both"/>
+        <w:rPr>
+          <w:rFonts w:ascii="Arial" w:hAnsi="Arial" w:eastAsia="Arial" w:cs="Arial"/>
+        </w:rPr>
+      </w:pPr>
+    </w:p>
+    <w:p>
+      <w:pPr>
+        <w:pStyle w:val="SemEspaamento"/>
+        <w:jc w:val="both"/>
+        <w:rPr>
+          <w:rFonts w:ascii="Arial" w:hAnsi="Arial" w:eastAsia="Arial" w:cs="Arial"/>
+        </w:rPr>
+      </w:pPr>
+    </w:p>
+    <w:p>
+      <w:pPr>
+        <w:pStyle w:val="SemEspaamento"/>
+        <w:jc w:val="both"/>
+        <w:rPr>
+          <w:rFonts w:ascii="Arial" w:hAnsi="Arial" w:eastAsia="Arial" w:cs="Arial"/>
+        </w:rPr>
+      </w:pPr>
+    </w:p>
+    <w:p>
+      <w:pPr>
+        <w:pStyle w:val="SemEspaamento"/>
+        <w:jc w:val="both"/>
+        <w:rPr>
+          <w:rFonts w:ascii="Arial" w:hAnsi="Arial" w:eastAsia="Arial" w:cs="Arial"/>
+        </w:rPr>
+      </w:pPr>
+    </w:p>
+    <w:p>
+      <w:pPr>
+        <w:pStyle w:val="SemEspaamento"/>
+        <w:jc w:val="both"/>
+        <w:rPr>
+          <w:rFonts w:ascii="Arial" w:hAnsi="Arial" w:eastAsia="Arial" w:cs="Arial"/>
+          <w:b w:val="1"/>
+          <w:bCs w:val="1"/>
+        </w:rPr>
+      </w:pPr>
+    </w:p>
+    <w:p>
+      <w:pPr>
+        <w:pStyle w:val="SemEspaamento"/>
+        <w:jc w:val="both"/>
+        <w:rPr>
+          <w:rFonts w:ascii="Arial" w:hAnsi="Arial" w:eastAsia="Arial" w:cs="Arial"/>
+          <w:b w:val="1"/>
+          <w:bCs w:val="1"/>
+        </w:rPr>
+      </w:pPr>
+      <w:r>
+        <w:rPr>
+          <w:rFonts w:ascii="Arial" w:hAnsi="Arial" w:eastAsia="Arial" w:cs="Arial"/>
+          <w:b w:val="1"/>
+          <w:bCs w:val="1"/>
+        </w:rPr>
+        <w:t>Cadastro de Usuários e Estrutura de Dados</w:t>
+      </w:r>
+    </w:p>
+    <w:p>
+      <w:pPr>
+        <w:pStyle w:val="SemEspaamento"/>
+        <w:jc w:val="both"/>
+        <w:rPr>
+          <w:rFonts w:ascii="Arial" w:hAnsi="Arial" w:eastAsia="Arial" w:cs="Arial"/>
+        </w:rPr>
+      </w:pPr>
+      <w:r>
+        <w:rPr>
+          <w:rFonts w:ascii="Arial" w:hAnsi="Arial" w:eastAsia="Arial" w:cs="Arial"/>
+        </w:rPr>
+        <w:t xml:space="preserve"> </w:t>
+      </w:r>
+    </w:p>
+    <w:p>
+      <w:pPr>
+        <w:pStyle w:val="SemEspaamento"/>
+        <w:jc w:val="both"/>
+        <w:rPr>
+          <w:rFonts w:ascii="Arial" w:hAnsi="Arial" w:eastAsia="Arial" w:cs="Arial"/>
+        </w:rPr>
+      </w:pPr>
+      <w:r>
+        <w:rPr>
+          <w:rFonts w:ascii="Arial" w:hAnsi="Arial" w:eastAsia="Arial" w:cs="Arial"/>
+        </w:rPr>
+        <w:t>Para realizar pedidos, o cliente deverá criar uma conta informando nome completo, CPF, endereço, número da residência, e-mail e telefone. Esses dados serão armazenados em uma tabela específica no banco de dados, com CPF e e-mail definidos como campos únicos para evitar duplicidade de registros.</w:t>
+      </w:r>
+    </w:p>
+    <w:p>
+      <w:pPr>
+        <w:pStyle w:val="SemEspaamento"/>
+        <w:jc w:val="both"/>
+        <w:rPr>
+          <w:rFonts w:ascii="Arial" w:hAnsi="Arial" w:eastAsia="Arial" w:cs="Arial"/>
+        </w:rPr>
+      </w:pPr>
+      <w:r>
+        <w:rPr>
+          <w:rFonts w:ascii="Arial" w:hAnsi="Arial" w:eastAsia="Arial" w:cs="Arial"/>
+        </w:rPr>
+        <w:t xml:space="preserve"> </w:t>
+      </w:r>
+    </w:p>
+    <w:p>
+      <w:pPr>
+        <w:pStyle w:val="SemEspaamento"/>
+        <w:jc w:val="both"/>
+        <w:rPr>
+          <w:rFonts w:ascii="Arial" w:hAnsi="Arial" w:eastAsia="Arial" w:cs="Arial"/>
+        </w:rPr>
+      </w:pPr>
+      <w:r>
+        <w:rPr>
+          <w:rFonts w:ascii="Arial" w:hAnsi="Arial" w:eastAsia="Arial" w:cs="Arial"/>
+        </w:rPr>
+        <w:t>A senha do usuário deverá ser armazenada de forma criptografada (</w:t>
+      </w:r>
+      <w:r>
+        <w:rPr>
+          <w:rFonts w:ascii="Arial" w:hAnsi="Arial" w:eastAsia="Arial" w:cs="Arial"/>
+        </w:rPr>
+        <w:t>hash</w:t>
+      </w:r>
+      <w:r>
+        <w:rPr>
+          <w:rFonts w:ascii="Arial" w:hAnsi="Arial" w:eastAsia="Arial" w:cs="Arial"/>
+        </w:rPr>
+        <w:t>), garantindo maior segurança das informações. Além disso, o sistema permitirá que um mesmo usuário cadastre mais de um endereço, estabelecendo um relacionamento do tipo um-para-muitos (1:N) entre as tabelas de usuário e endereço.</w:t>
+      </w:r>
+    </w:p>
+    <w:p>
+      <w:pPr>
+        <w:pStyle w:val="SemEspaamento"/>
+        <w:jc w:val="both"/>
+        <w:rPr>
+          <w:rFonts w:ascii="Arial" w:hAnsi="Arial" w:eastAsia="Arial" w:cs="Arial"/>
+        </w:rPr>
+      </w:pPr>
+      <w:r>
+        <w:rPr>
+          <w:rFonts w:ascii="Arial" w:hAnsi="Arial" w:eastAsia="Arial" w:cs="Arial"/>
+        </w:rPr>
+        <w:t xml:space="preserve"> </w:t>
+      </w:r>
+    </w:p>
+    <w:p>
+      <w:pPr>
+        <w:pStyle w:val="SemEspaamento"/>
+        <w:jc w:val="both"/>
+        <w:rPr>
+          <w:rFonts w:ascii="Arial" w:hAnsi="Arial" w:eastAsia="Arial" w:cs="Arial"/>
+        </w:rPr>
+      </w:pPr>
+    </w:p>
+    <w:p>
+      <w:pPr>
+        <w:pStyle w:val="SemEspaamento"/>
+        <w:jc w:val="both"/>
+        <w:rPr>
+          <w:rFonts w:ascii="Arial" w:hAnsi="Arial" w:eastAsia="Arial" w:cs="Arial"/>
           <w:b/>
           <w:bCs/>
         </w:rPr>
@@ -311,7 +1968,7 @@
           <w:b/>
           <w:bCs/>
         </w:rPr>
-        <w:t>Design e Interface do Sistema</w:t>
+        <w:t>Sistema de Pedidos e Controle de Entregas</w:t>
       </w:r>
     </w:p>
     <w:p>
@@ -341,7 +1998,7 @@
         <w:rPr>
           <w:rFonts w:ascii="Arial" w:hAnsi="Arial" w:eastAsia="Arial" w:cs="Arial"/>
         </w:rPr>
-        <w:t>O sistema deverá apresentar um design minimalista, utilizando predominantemente as cores amarela e vermelha, transmitindo dinamismo e identidade visual marcante. A interface precisa ser intuitiva, destacando os produtos com imagens de qualidade, descrição detalhada, lista de ingredientes e preços atualizados dinamicamente a partir do banco de dados.</w:t>
+        <w:t>O sistema permitirá dois tipos de compra: delivery ou retirada no local. Após a confirmação da compra, será gerado automaticamente um código único de pedido, que servirá para identificação tanto na retirada quanto no acompanhamento da entrega.</w:t>
       </w:r>
     </w:p>
     <w:p>
@@ -356,7 +2013,7 @@
         <w:rPr>
           <w:rFonts w:ascii="Arial" w:hAnsi="Arial" w:eastAsia="Arial" w:cs="Arial"/>
         </w:rPr>
-        <w:t>O site será organizado em abas como “Categorias”, “Cardápio” e “Promoções”, permitindo fácil navegação. No rodapé da página, haverá uma breve introdução institucional da loja, uma seção de perguntas frequentes (FAQ) e um suporte virtual para esclarecimento de dúvidas ou registro de problemas.</w:t>
+        <w:t>Cada pedido será armazenado em uma tabela própria, contendo informações como data, tipo de entrega, status (pendente, em preparo, enviado ou finalizado) e valor total. Os itens do pedido serão organizados em uma tabela relacionada, permitindo que um único pedido contenha vários produtos, caracterizando um relacionamento um-para-muitos (1:N). Esse modelo garante melhor organização e escalabilidade do sistema.</w:t>
       </w:r>
     </w:p>
     <w:p>
@@ -380,8 +2037,18 @@
         <w:jc w:val="both"/>
         <w:rPr>
           <w:rFonts w:ascii="Arial" w:hAnsi="Arial" w:eastAsia="Arial" w:cs="Arial"/>
-        </w:rPr>
-      </w:pPr>
+          <w:b/>
+          <w:bCs/>
+        </w:rPr>
+      </w:pPr>
+      <w:r>
+        <w:rPr>
+          <w:rFonts w:ascii="Arial" w:hAnsi="Arial" w:eastAsia="Arial" w:cs="Arial"/>
+          <w:b/>
+          <w:bCs/>
+        </w:rPr>
+        <w:t>Cadastro de Produtos e Categorias</w:t>
+      </w:r>
     </w:p>
     <w:p>
       <w:pPr>
@@ -391,6 +2058,12 @@
           <w:rFonts w:ascii="Arial" w:hAnsi="Arial" w:eastAsia="Arial" w:cs="Arial"/>
         </w:rPr>
       </w:pPr>
+      <w:r>
+        <w:rPr>
+          <w:rFonts w:ascii="Arial" w:hAnsi="Arial" w:eastAsia="Arial" w:cs="Arial"/>
+        </w:rPr>
+        <w:t xml:space="preserve"> </w:t>
+      </w:r>
     </w:p>
     <w:p>
       <w:pPr>
@@ -400,6 +2073,12 @@
           <w:rFonts w:ascii="Arial" w:hAnsi="Arial" w:eastAsia="Arial" w:cs="Arial"/>
         </w:rPr>
       </w:pPr>
+      <w:r>
+        <w:rPr>
+          <w:rFonts w:ascii="Arial" w:hAnsi="Arial" w:eastAsia="Arial" w:cs="Arial"/>
+        </w:rPr>
+        <w:t>Os produtos serão armazenados em uma tabela contendo nome, descrição, preço, imagem e categoria. As categorias (como hambúrgueres, bebidas, sobremesas e combos) estarão organizadas em uma tabela separada, criando um relacionamento um-para-muitos entre categoria e produto.</w:t>
+      </w:r>
     </w:p>
     <w:p>
       <w:pPr>
@@ -409,6 +2088,12 @@
           <w:rFonts w:ascii="Arial" w:hAnsi="Arial" w:eastAsia="Arial" w:cs="Arial"/>
         </w:rPr>
       </w:pPr>
+      <w:r>
+        <w:rPr>
+          <w:rFonts w:ascii="Arial" w:hAnsi="Arial" w:eastAsia="Arial" w:cs="Arial"/>
+        </w:rPr>
+        <w:t xml:space="preserve"> </w:t>
+      </w:r>
     </w:p>
     <w:p>
       <w:pPr>
@@ -418,6 +2103,12 @@
           <w:rFonts w:ascii="Arial" w:hAnsi="Arial" w:eastAsia="Arial" w:cs="Arial"/>
         </w:rPr>
       </w:pPr>
+      <w:r>
+        <w:rPr>
+          <w:rFonts w:ascii="Arial" w:hAnsi="Arial" w:eastAsia="Arial" w:cs="Arial"/>
+        </w:rPr>
+        <w:t>Esse modelo facilita a organização do cardápio e permite a atualização dinâmica dos produtos, inclusive para promoções temporárias, que podem ser ativadas ou desativadas por meio de um campo booleano no banco de dados.</w:t>
+      </w:r>
     </w:p>
     <w:p>
       <w:pPr>
@@ -427,6 +2118,12 @@
           <w:rFonts w:ascii="Arial" w:hAnsi="Arial" w:eastAsia="Arial" w:cs="Arial"/>
         </w:rPr>
       </w:pPr>
+      <w:r>
+        <w:rPr>
+          <w:rFonts w:ascii="Arial" w:hAnsi="Arial" w:eastAsia="Arial" w:cs="Arial"/>
+        </w:rPr>
+        <w:t xml:space="preserve"> </w:t>
+      </w:r>
     </w:p>
     <w:p>
       <w:pPr>
@@ -452,19 +2149,8 @@
         <w:jc w:val="both"/>
         <w:rPr>
           <w:rFonts w:ascii="Arial" w:hAnsi="Arial" w:eastAsia="Arial" w:cs="Arial"/>
-          <w:b/>
-          <w:bCs/>
-        </w:rPr>
-      </w:pPr>
-      <w:r>
-        <w:rPr>
-          <w:rFonts w:ascii="Arial" w:hAnsi="Arial" w:eastAsia="Arial" w:cs="Arial"/>
-          <w:b/>
-          <w:bCs/>
-        </w:rPr>
-        <w:lastRenderedPageBreak/>
-        <w:t>Cadastro de Usuários e Estrutura de Dados</w:t>
-      </w:r>
+        </w:rPr>
+      </w:pPr>
     </w:p>
     <w:p>
       <w:pPr>
@@ -474,12 +2160,6 @@
           <w:rFonts w:ascii="Arial" w:hAnsi="Arial" w:eastAsia="Arial" w:cs="Arial"/>
         </w:rPr>
       </w:pPr>
-      <w:r>
-        <w:rPr>
-          <w:rFonts w:ascii="Arial" w:hAnsi="Arial" w:eastAsia="Arial" w:cs="Arial"/>
-        </w:rPr>
-        <w:t xml:space="preserve"> </w:t>
-      </w:r>
     </w:p>
     <w:p>
       <w:pPr>
@@ -489,12 +2169,6 @@
           <w:rFonts w:ascii="Arial" w:hAnsi="Arial" w:eastAsia="Arial" w:cs="Arial"/>
         </w:rPr>
       </w:pPr>
-      <w:r>
-        <w:rPr>
-          <w:rFonts w:ascii="Arial" w:hAnsi="Arial" w:eastAsia="Arial" w:cs="Arial"/>
-        </w:rPr>
-        <w:t>Para realizar pedidos, o cliente deverá criar uma conta informando nome completo, CPF, endereço, número da residência, e-mail e telefone. Esses dados serão armazenados em uma tabela específica no banco de dados, com CPF e e-mail definidos como campos únicos para evitar duplicidade de registros.</w:t>
-      </w:r>
     </w:p>
     <w:p>
       <w:pPr>
@@ -504,233 +2178,6 @@
           <w:rFonts w:ascii="Arial" w:hAnsi="Arial" w:eastAsia="Arial" w:cs="Arial"/>
         </w:rPr>
       </w:pPr>
-      <w:r>
-        <w:rPr>
-          <w:rFonts w:ascii="Arial" w:hAnsi="Arial" w:eastAsia="Arial" w:cs="Arial"/>
-        </w:rPr>
-        <w:t xml:space="preserve"> </w:t>
-      </w:r>
-    </w:p>
-    <w:p>
-      <w:pPr>
-        <w:pStyle w:val="SemEspaamento"/>
-        <w:jc w:val="both"/>
-        <w:rPr>
-          <w:rFonts w:ascii="Arial" w:hAnsi="Arial" w:eastAsia="Arial" w:cs="Arial"/>
-        </w:rPr>
-      </w:pPr>
-      <w:r>
-        <w:rPr>
-          <w:rFonts w:ascii="Arial" w:hAnsi="Arial" w:eastAsia="Arial" w:cs="Arial"/>
-        </w:rPr>
-        <w:t>A senha do usuário deverá ser armazenada de forma criptografada (hash), garantindo maior segurança das informações. Além disso, o sistema permitirá que um mesmo usuário cadastre mais de um endereço, estabelecendo um relacionamento do tipo um-para-muitos (1:N) entre as tabelas de usuário e endereço.</w:t>
-      </w:r>
-    </w:p>
-    <w:p>
-      <w:pPr>
-        <w:pStyle w:val="SemEspaamento"/>
-        <w:jc w:val="both"/>
-        <w:rPr>
-          <w:rFonts w:ascii="Arial" w:hAnsi="Arial" w:eastAsia="Arial" w:cs="Arial"/>
-        </w:rPr>
-      </w:pPr>
-      <w:r>
-        <w:rPr>
-          <w:rFonts w:ascii="Arial" w:hAnsi="Arial" w:eastAsia="Arial" w:cs="Arial"/>
-        </w:rPr>
-        <w:t xml:space="preserve"> </w:t>
-      </w:r>
-    </w:p>
-    <w:p>
-      <w:pPr>
-        <w:pStyle w:val="SemEspaamento"/>
-        <w:jc w:val="both"/>
-        <w:rPr>
-          <w:rFonts w:ascii="Arial" w:hAnsi="Arial" w:eastAsia="Arial" w:cs="Arial"/>
-        </w:rPr>
-      </w:pPr>
-    </w:p>
-    <w:p>
-      <w:pPr>
-        <w:pStyle w:val="SemEspaamento"/>
-        <w:jc w:val="both"/>
-        <w:rPr>
-          <w:rFonts w:ascii="Arial" w:hAnsi="Arial" w:eastAsia="Arial" w:cs="Arial"/>
-        </w:rPr>
-      </w:pPr>
-    </w:p>
-    <w:p>
-      <w:pPr>
-        <w:pStyle w:val="SemEspaamento"/>
-        <w:jc w:val="both"/>
-        <w:rPr>
-          <w:rFonts w:ascii="Arial" w:hAnsi="Arial" w:eastAsia="Arial" w:cs="Arial"/>
-          <w:b/>
-          <w:bCs/>
-        </w:rPr>
-      </w:pPr>
-      <w:r>
-        <w:rPr>
-          <w:rFonts w:ascii="Arial" w:hAnsi="Arial" w:eastAsia="Arial" w:cs="Arial"/>
-          <w:b/>
-          <w:bCs/>
-        </w:rPr>
-        <w:t>Sistema de Pedidos e Controle de Entregas</w:t>
-      </w:r>
-    </w:p>
-    <w:p>
-      <w:pPr>
-        <w:pStyle w:val="SemEspaamento"/>
-        <w:jc w:val="both"/>
-        <w:rPr>
-          <w:rFonts w:ascii="Arial" w:hAnsi="Arial" w:eastAsia="Arial" w:cs="Arial"/>
-        </w:rPr>
-      </w:pPr>
-      <w:r>
-        <w:rPr>
-          <w:rFonts w:ascii="Arial" w:hAnsi="Arial" w:eastAsia="Arial" w:cs="Arial"/>
-        </w:rPr>
-        <w:t xml:space="preserve"> </w:t>
-      </w:r>
-    </w:p>
-    <w:p>
-      <w:pPr>
-        <w:pStyle w:val="SemEspaamento"/>
-        <w:jc w:val="both"/>
-        <w:rPr>
-          <w:rFonts w:ascii="Arial" w:hAnsi="Arial" w:eastAsia="Arial" w:cs="Arial"/>
-        </w:rPr>
-      </w:pPr>
-      <w:r>
-        <w:rPr>
-          <w:rFonts w:ascii="Arial" w:hAnsi="Arial" w:eastAsia="Arial" w:cs="Arial"/>
-        </w:rPr>
-        <w:t>O sistema permitirá dois tipos de compra: delivery ou retirada no local. Após a confirmação da compra, será gerado automaticamente um código único de pedido, que servirá para identificação tanto na retirada quanto no acompanhamento da entrega.</w:t>
-      </w:r>
-    </w:p>
-    <w:p>
-      <w:pPr>
-        <w:pStyle w:val="SemEspaamento"/>
-        <w:jc w:val="both"/>
-        <w:rPr>
-          <w:rFonts w:ascii="Arial" w:hAnsi="Arial" w:eastAsia="Arial" w:cs="Arial"/>
-        </w:rPr>
-      </w:pPr>
-      <w:r>
-        <w:rPr>
-          <w:rFonts w:ascii="Arial" w:hAnsi="Arial" w:eastAsia="Arial" w:cs="Arial"/>
-        </w:rPr>
-        <w:t>Cada pedido será armazenado em uma tabela própria, contendo informações como data, tipo de entrega, status (pendente, em preparo, enviado ou finalizado) e valor total. Os itens do pedido serão organizados em uma tabela relacionada, permitindo que um único pedido contenha vários produtos, caracterizando um relacionamento um-para-muitos (1:N). Esse modelo garante melhor organização e escalabilidade do sistema.</w:t>
-      </w:r>
-    </w:p>
-    <w:p>
-      <w:pPr>
-        <w:pStyle w:val="SemEspaamento"/>
-        <w:jc w:val="both"/>
-        <w:rPr>
-          <w:rFonts w:ascii="Arial" w:hAnsi="Arial" w:eastAsia="Arial" w:cs="Arial"/>
-        </w:rPr>
-      </w:pPr>
-      <w:r>
-        <w:rPr>
-          <w:rFonts w:ascii="Arial" w:hAnsi="Arial" w:eastAsia="Arial" w:cs="Arial"/>
-        </w:rPr>
-        <w:t xml:space="preserve"> </w:t>
-      </w:r>
-    </w:p>
-    <w:p>
-      <w:pPr>
-        <w:pStyle w:val="SemEspaamento"/>
-        <w:jc w:val="both"/>
-        <w:rPr>
-          <w:rFonts w:ascii="Arial" w:hAnsi="Arial" w:eastAsia="Arial" w:cs="Arial"/>
-          <w:b/>
-          <w:bCs/>
-        </w:rPr>
-      </w:pPr>
-      <w:r>
-        <w:rPr>
-          <w:rFonts w:ascii="Arial" w:hAnsi="Arial" w:eastAsia="Arial" w:cs="Arial"/>
-          <w:b/>
-          <w:bCs/>
-        </w:rPr>
-        <w:t>Cadastro de Produtos e Categorias</w:t>
-      </w:r>
-    </w:p>
-    <w:p>
-      <w:pPr>
-        <w:pStyle w:val="SemEspaamento"/>
-        <w:jc w:val="both"/>
-        <w:rPr>
-          <w:rFonts w:ascii="Arial" w:hAnsi="Arial" w:eastAsia="Arial" w:cs="Arial"/>
-        </w:rPr>
-      </w:pPr>
-      <w:r>
-        <w:rPr>
-          <w:rFonts w:ascii="Arial" w:hAnsi="Arial" w:eastAsia="Arial" w:cs="Arial"/>
-        </w:rPr>
-        <w:t xml:space="preserve"> </w:t>
-      </w:r>
-    </w:p>
-    <w:p>
-      <w:pPr>
-        <w:pStyle w:val="SemEspaamento"/>
-        <w:jc w:val="both"/>
-        <w:rPr>
-          <w:rFonts w:ascii="Arial" w:hAnsi="Arial" w:eastAsia="Arial" w:cs="Arial"/>
-        </w:rPr>
-      </w:pPr>
-      <w:r>
-        <w:rPr>
-          <w:rFonts w:ascii="Arial" w:hAnsi="Arial" w:eastAsia="Arial" w:cs="Arial"/>
-        </w:rPr>
-        <w:t>Os produtos serão armazenados em uma tabela contendo nome, descrição, preço, imagem e categoria. As categorias (como hambúrgueres, bebidas, sobremesas e combos) estarão organizadas em uma tabela separada, criando um relacionamento um-para-muitos entre categoria e produto.</w:t>
-      </w:r>
-    </w:p>
-    <w:p>
-      <w:pPr>
-        <w:pStyle w:val="SemEspaamento"/>
-        <w:jc w:val="both"/>
-        <w:rPr>
-          <w:rFonts w:ascii="Arial" w:hAnsi="Arial" w:eastAsia="Arial" w:cs="Arial"/>
-        </w:rPr>
-      </w:pPr>
-      <w:r>
-        <w:rPr>
-          <w:rFonts w:ascii="Arial" w:hAnsi="Arial" w:eastAsia="Arial" w:cs="Arial"/>
-        </w:rPr>
-        <w:t xml:space="preserve"> </w:t>
-      </w:r>
-    </w:p>
-    <w:p>
-      <w:pPr>
-        <w:pStyle w:val="SemEspaamento"/>
-        <w:jc w:val="both"/>
-        <w:rPr>
-          <w:rFonts w:ascii="Arial" w:hAnsi="Arial" w:eastAsia="Arial" w:cs="Arial"/>
-        </w:rPr>
-      </w:pPr>
-      <w:r>
-        <w:rPr>
-          <w:rFonts w:ascii="Arial" w:hAnsi="Arial" w:eastAsia="Arial" w:cs="Arial"/>
-        </w:rPr>
-        <w:t>Esse modelo facilita a organização do cardápio e permite a atualização dinâmica dos produtos, inclusive para promoções temporárias, que podem ser ativadas ou desativadas por meio de um campo booleano no banco de dados.</w:t>
-      </w:r>
-    </w:p>
-    <w:p>
-      <w:pPr>
-        <w:pStyle w:val="SemEspaamento"/>
-        <w:jc w:val="both"/>
-        <w:rPr>
-          <w:rFonts w:ascii="Arial" w:hAnsi="Arial" w:eastAsia="Arial" w:cs="Arial"/>
-        </w:rPr>
-      </w:pPr>
-      <w:r>
-        <w:rPr>
-          <w:rFonts w:ascii="Arial" w:hAnsi="Arial" w:eastAsia="Arial" w:cs="Arial"/>
-        </w:rPr>
-        <w:t xml:space="preserve"> </w:t>
-      </w:r>
     </w:p>
     <w:p>
       <w:pPr>
@@ -1021,18 +2468,96 @@
         <w:jc w:val="both"/>
         <w:rPr>
           <w:rFonts w:ascii="Arial" w:hAnsi="Arial" w:eastAsia="Arial" w:cs="Arial"/>
-          <w:b/>
-          <w:bCs/>
-        </w:rPr>
-      </w:pPr>
+        </w:rPr>
+      </w:pPr>
+    </w:p>
+    <w:p>
+      <w:pPr>
+        <w:pStyle w:val="SemEspaamento"/>
+        <w:jc w:val="both"/>
+        <w:rPr>
+          <w:rFonts w:ascii="Arial" w:hAnsi="Arial" w:eastAsia="Arial" w:cs="Arial"/>
+        </w:rPr>
+      </w:pPr>
+    </w:p>
+    <w:p>
+      <w:pPr>
+        <w:pStyle w:val="SemEspaamento"/>
+        <w:jc w:val="both"/>
+        <w:rPr>
+          <w:rFonts w:ascii="Arial" w:hAnsi="Arial" w:eastAsia="Arial" w:cs="Arial"/>
+        </w:rPr>
+      </w:pPr>
+    </w:p>
+    <w:p>
+      <w:pPr>
+        <w:pStyle w:val="SemEspaamento"/>
+        <w:jc w:val="both"/>
+        <w:rPr>
+          <w:rFonts w:ascii="Arial" w:hAnsi="Arial" w:eastAsia="Arial" w:cs="Arial"/>
+        </w:rPr>
+      </w:pPr>
+    </w:p>
+    <w:p>
+      <w:pPr>
+        <w:pStyle w:val="SemEspaamento"/>
+        <w:jc w:val="both"/>
+        <w:rPr>
+          <w:rFonts w:ascii="Arial" w:hAnsi="Arial" w:eastAsia="Arial" w:cs="Arial"/>
+        </w:rPr>
+      </w:pPr>
+    </w:p>
+    <w:p>
+      <w:pPr>
+        <w:pStyle w:val="SemEspaamento"/>
+        <w:jc w:val="both"/>
+        <w:rPr>
+          <w:rFonts w:ascii="Arial" w:hAnsi="Arial" w:eastAsia="Arial" w:cs="Arial"/>
+        </w:rPr>
+      </w:pPr>
+    </w:p>
+    <w:p>
+      <w:pPr>
+        <w:pStyle w:val="SemEspaamento"/>
+        <w:jc w:val="both"/>
+        <w:rPr>
+          <w:rFonts w:ascii="Arial" w:hAnsi="Arial" w:eastAsia="Arial" w:cs="Arial"/>
+        </w:rPr>
+      </w:pPr>
+    </w:p>
+    <w:p>
+      <w:pPr>
+        <w:pStyle w:val="SemEspaamento"/>
+        <w:jc w:val="both"/>
+        <w:rPr>
+          <w:rFonts w:ascii="Arial" w:hAnsi="Arial" w:eastAsia="Arial" w:cs="Arial"/>
+        </w:rPr>
+      </w:pPr>
+    </w:p>
+    <w:p>
+      <w:pPr>
+        <w:pStyle w:val="SemEspaamento"/>
+        <w:jc w:val="both"/>
+        <w:rPr>
+          <w:rFonts w:ascii="Arial" w:hAnsi="Arial" w:eastAsia="Arial" w:cs="Arial"/>
+        </w:rPr>
+      </w:pPr>
+    </w:p>
+    <w:p>
+      <w:pPr>
+        <w:pStyle w:val="Heading1"/>
+        <w:rPr>
+          <w:rFonts w:ascii="Arial" w:hAnsi="Arial" w:eastAsia="Arial" w:cs="Arial"/>
+          <w:b w:val="1"/>
+          <w:bCs w:val="1"/>
+        </w:rPr>
+      </w:pPr>
+      <w:bookmarkStart w:name="_Toc929159174" w:id="1999684671"/>
       <w:r>
-        <w:rPr>
-          <w:rFonts w:ascii="Arial" w:hAnsi="Arial" w:eastAsia="Arial" w:cs="Arial"/>
-          <w:b/>
-          <w:bCs/>
-        </w:rPr>
+        <w:rPr/>
         <w:t>Trabalho Certo (Pt.2)</w:t>
       </w:r>
+      <w:bookmarkEnd w:id="1999684671"/>
     </w:p>
     <w:p>
       <w:pPr>
@@ -1047,6 +2572,7 @@
     </w:p>
     <w:p>
       <w:pPr>
+        <w:jc w:val="both"/>
         <w:rPr>
           <w:rFonts w:ascii="Arial" w:hAnsi="Arial" w:eastAsia="Arial" w:cs="Arial"/>
           <w:b w:val="0"/>
@@ -1082,6 +2608,7 @@
     </w:p>
     <w:p>
       <w:pPr>
+        <w:jc w:val="both"/>
         <w:rPr>
           <w:rFonts w:ascii="Arial" w:hAnsi="Arial" w:eastAsia="Arial" w:cs="Arial"/>
           <w:b w:val="0"/>
@@ -1117,6 +2644,7 @@
     </w:p>
     <w:p>
       <w:pPr>
+        <w:jc w:val="both"/>
         <w:rPr>
           <w:rFonts w:ascii="Arial" w:hAnsi="Arial" w:eastAsia="Arial" w:cs="Arial"/>
           <w:b w:val="0"/>
@@ -1186,6 +2714,7 @@
     </w:p>
     <w:p>
       <w:pPr>
+        <w:jc w:val="both"/>
         <w:rPr>
           <w:rFonts w:ascii="Arial" w:hAnsi="Arial" w:eastAsia="Arial" w:cs="Arial"/>
           <w:b w:val="0"/>
@@ -1262,8 +2791,17 @@
         <w:jc w:val="both"/>
         <w:rPr>
           <w:rFonts w:ascii="Arial" w:hAnsi="Arial" w:eastAsia="Arial" w:cs="Arial"/>
-          <w:b/>
-          <w:bCs/>
+          <w:b w:val="0"/>
+          <w:bCs w:val="0"/>
+          <w:i w:val="0"/>
+          <w:iCs w:val="0"/>
+          <w:caps w:val="0"/>
+          <w:smallCaps w:val="0"/>
+          <w:noProof w:val="0"/>
+          <w:color w:val="FF0000"/>
+          <w:sz w:val="24"/>
+          <w:szCs w:val="24"/>
+          <w:lang w:val="pt-BR"/>
         </w:rPr>
       </w:pPr>
     </w:p>
@@ -1273,40 +2811,180 @@
         <w:jc w:val="both"/>
         <w:rPr>
           <w:rFonts w:ascii="Arial" w:hAnsi="Arial" w:eastAsia="Arial" w:cs="Arial"/>
-          <w:b/>
-          <w:bCs/>
-        </w:rPr>
-      </w:pPr>
+          <w:b w:val="1"/>
+          <w:bCs w:val="1"/>
+        </w:rPr>
+      </w:pPr>
+    </w:p>
+    <w:p>
+      <w:pPr>
+        <w:pStyle w:val="SemEspaamento"/>
+        <w:jc w:val="both"/>
+        <w:rPr>
+          <w:rFonts w:ascii="Arial" w:hAnsi="Arial" w:eastAsia="Arial" w:cs="Arial"/>
+          <w:b w:val="1"/>
+          <w:bCs w:val="1"/>
+        </w:rPr>
+      </w:pPr>
+    </w:p>
+    <w:p>
+      <w:pPr>
+        <w:pStyle w:val="SemEspaamento"/>
+        <w:jc w:val="both"/>
+        <w:rPr>
+          <w:rFonts w:ascii="Arial" w:hAnsi="Arial" w:eastAsia="Arial" w:cs="Arial"/>
+          <w:b w:val="1"/>
+          <w:bCs w:val="1"/>
+        </w:rPr>
+      </w:pPr>
+    </w:p>
+    <w:p>
+      <w:pPr>
+        <w:pStyle w:val="SemEspaamento"/>
+        <w:jc w:val="both"/>
+        <w:rPr>
+          <w:rFonts w:ascii="Arial" w:hAnsi="Arial" w:eastAsia="Arial" w:cs="Arial"/>
+          <w:b w:val="1"/>
+          <w:bCs w:val="1"/>
+        </w:rPr>
+      </w:pPr>
+    </w:p>
+    <w:p>
+      <w:pPr>
+        <w:pStyle w:val="SemEspaamento"/>
+        <w:jc w:val="both"/>
+        <w:rPr>
+          <w:rFonts w:ascii="Arial" w:hAnsi="Arial" w:eastAsia="Arial" w:cs="Arial"/>
+          <w:b w:val="1"/>
+          <w:bCs w:val="1"/>
+        </w:rPr>
+      </w:pPr>
+    </w:p>
+    <w:p>
+      <w:pPr>
+        <w:pStyle w:val="SemEspaamento"/>
+        <w:jc w:val="both"/>
+        <w:rPr>
+          <w:rFonts w:ascii="Arial" w:hAnsi="Arial" w:eastAsia="Arial" w:cs="Arial"/>
+          <w:b w:val="1"/>
+          <w:bCs w:val="1"/>
+        </w:rPr>
+      </w:pPr>
+    </w:p>
+    <w:p>
+      <w:pPr>
+        <w:pStyle w:val="SemEspaamento"/>
+        <w:jc w:val="both"/>
+        <w:rPr>
+          <w:rFonts w:ascii="Arial" w:hAnsi="Arial" w:eastAsia="Arial" w:cs="Arial"/>
+          <w:b w:val="1"/>
+          <w:bCs w:val="1"/>
+        </w:rPr>
+      </w:pPr>
+    </w:p>
+    <w:p>
+      <w:pPr>
+        <w:pStyle w:val="SemEspaamento"/>
+        <w:jc w:val="both"/>
+        <w:rPr>
+          <w:rFonts w:ascii="Arial" w:hAnsi="Arial" w:eastAsia="Arial" w:cs="Arial"/>
+          <w:b w:val="1"/>
+          <w:bCs w:val="1"/>
+        </w:rPr>
+      </w:pPr>
+    </w:p>
+    <w:p>
+      <w:pPr>
+        <w:pStyle w:val="SemEspaamento"/>
+        <w:jc w:val="both"/>
+        <w:rPr>
+          <w:rFonts w:ascii="Arial" w:hAnsi="Arial" w:eastAsia="Arial" w:cs="Arial"/>
+          <w:b w:val="1"/>
+          <w:bCs w:val="1"/>
+        </w:rPr>
+      </w:pPr>
+    </w:p>
+    <w:p>
+      <w:pPr>
+        <w:pStyle w:val="SemEspaamento"/>
+        <w:jc w:val="both"/>
+        <w:rPr>
+          <w:rFonts w:ascii="Arial" w:hAnsi="Arial" w:eastAsia="Arial" w:cs="Arial"/>
+          <w:b w:val="1"/>
+          <w:bCs w:val="1"/>
+        </w:rPr>
+      </w:pPr>
+    </w:p>
+    <w:p>
+      <w:pPr>
+        <w:pStyle w:val="SemEspaamento"/>
+        <w:jc w:val="both"/>
+        <w:rPr>
+          <w:rFonts w:ascii="Arial" w:hAnsi="Arial" w:eastAsia="Arial" w:cs="Arial"/>
+          <w:b w:val="1"/>
+          <w:bCs w:val="1"/>
+        </w:rPr>
+      </w:pPr>
+    </w:p>
+    <w:p>
+      <w:pPr>
+        <w:pStyle w:val="SemEspaamento"/>
+        <w:jc w:val="both"/>
+        <w:rPr>
+          <w:rFonts w:ascii="Arial" w:hAnsi="Arial" w:eastAsia="Arial" w:cs="Arial"/>
+          <w:b w:val="1"/>
+          <w:bCs w:val="1"/>
+        </w:rPr>
+      </w:pPr>
+    </w:p>
+    <w:p>
+      <w:pPr>
+        <w:pStyle w:val="SemEspaamento"/>
+        <w:jc w:val="both"/>
+        <w:rPr>
+          <w:rFonts w:ascii="Arial" w:hAnsi="Arial" w:eastAsia="Arial" w:cs="Arial"/>
+          <w:b w:val="1"/>
+          <w:bCs w:val="1"/>
+        </w:rPr>
+      </w:pPr>
+    </w:p>
+    <w:p>
+      <w:pPr>
+        <w:pStyle w:val="SemEspaamento"/>
+        <w:jc w:val="both"/>
+        <w:rPr>
+          <w:rFonts w:ascii="Arial" w:hAnsi="Arial" w:eastAsia="Arial" w:cs="Arial"/>
+          <w:b w:val="1"/>
+          <w:bCs w:val="1"/>
+        </w:rPr>
+      </w:pPr>
+    </w:p>
+    <w:p>
+      <w:pPr>
+        <w:pStyle w:val="SemEspaamento"/>
+        <w:jc w:val="both"/>
+        <w:rPr>
+          <w:rFonts w:ascii="Arial" w:hAnsi="Arial" w:eastAsia="Arial" w:cs="Arial"/>
+          <w:b w:val="1"/>
+          <w:bCs w:val="1"/>
+        </w:rPr>
+      </w:pPr>
+    </w:p>
+    <w:p>
+      <w:pPr>
+        <w:pStyle w:val="Heading1"/>
+        <w:rPr>
+          <w:rFonts w:ascii="Arial" w:hAnsi="Arial" w:eastAsia="Arial" w:cs="Arial"/>
+          <w:b w:val="1"/>
+          <w:bCs w:val="1"/>
+        </w:rPr>
+      </w:pPr>
+      <w:bookmarkStart w:name="_Toc587663705" w:id="721997054"/>
       <w:r>
-        <w:rPr>
-          <w:rFonts w:ascii="Arial" w:hAnsi="Arial" w:eastAsia="Arial" w:cs="Arial"/>
-          <w:b/>
-          <w:bCs/>
-        </w:rPr>
+        <w:rPr/>
         <w:t>DICIONÁRIO DE DADOS</w:t>
       </w:r>
-    </w:p>
-    <w:p>
-      <w:pPr>
-        <w:pStyle w:val="SemEspaamento"/>
-        <w:jc w:val="both"/>
-        <w:rPr>
-          <w:rFonts w:ascii="Arial" w:hAnsi="Arial" w:eastAsia="Arial" w:cs="Arial"/>
-          <w:b/>
-          <w:bCs/>
-        </w:rPr>
-      </w:pPr>
-    </w:p>
-    <w:p>
-      <w:pPr>
-        <w:pStyle w:val="SemEspaamento"/>
-        <w:jc w:val="both"/>
-        <w:rPr>
-          <w:rFonts w:ascii="Arial" w:hAnsi="Arial" w:eastAsia="Arial" w:cs="Arial"/>
-          <w:b/>
-          <w:bCs/>
-        </w:rPr>
-      </w:pPr>
+      <w:bookmarkEnd w:id="721997054"/>
     </w:p>
     <w:p>
       <w:pPr>
@@ -1341,8 +3019,8 @@
         <w:jc w:val="both"/>
         <w:rPr>
           <w:rFonts w:ascii="Arial" w:hAnsi="Arial" w:eastAsia="Arial" w:cs="Arial"/>
-          <w:b/>
-          <w:bCs/>
+          <w:b w:val="1"/>
+          <w:bCs w:val="1"/>
         </w:rPr>
       </w:pPr>
     </w:p>
@@ -1350,6 +3028,7 @@
       <w:tblPr>
         <w:tblStyle w:val="Tabelacomgrade"/>
         <w:tblW w:w="0" w:type="auto"/>
+        <w:jc w:val="left"/>
         <w:tblBorders>
           <w:top w:val="single" w:color="auto" w:sz="6" w:space="0"/>
           <w:left w:val="single" w:color="auto" w:sz="6" w:space="0"/>
@@ -1382,7 +3061,7 @@
           <w:p>
             <w:pPr>
               <w:spacing w:line="279" w:lineRule="auto"/>
-              <w:jc w:val="both"/>
+              <w:jc w:val="left"/>
               <w:rPr>
                 <w:rFonts w:ascii="Arial" w:hAnsi="Arial" w:eastAsia="Arial" w:cs="Arial"/>
               </w:rPr>
@@ -1407,7 +3086,7 @@
           <w:p>
             <w:pPr>
               <w:spacing w:line="279" w:lineRule="auto"/>
-              <w:jc w:val="both"/>
+              <w:jc w:val="left"/>
               <w:rPr>
                 <w:rFonts w:ascii="Arial" w:hAnsi="Arial" w:eastAsia="Arial" w:cs="Arial"/>
               </w:rPr>
@@ -1432,7 +3111,7 @@
           <w:p>
             <w:pPr>
               <w:spacing w:line="279" w:lineRule="auto"/>
-              <w:jc w:val="both"/>
+              <w:jc w:val="left"/>
               <w:rPr>
                 <w:rFonts w:ascii="Arial" w:hAnsi="Arial" w:eastAsia="Arial" w:cs="Arial"/>
               </w:rPr>
@@ -1457,7 +3136,7 @@
           <w:p>
             <w:pPr>
               <w:spacing w:line="279" w:lineRule="auto"/>
-              <w:jc w:val="both"/>
+              <w:jc w:val="left"/>
               <w:rPr>
                 <w:rFonts w:ascii="Arial" w:hAnsi="Arial" w:eastAsia="Arial" w:cs="Arial"/>
               </w:rPr>
@@ -1485,7 +3164,7 @@
           <w:p>
             <w:pPr>
               <w:spacing w:line="279" w:lineRule="auto"/>
-              <w:jc w:val="both"/>
+              <w:jc w:val="left"/>
               <w:rPr>
                 <w:rFonts w:ascii="Arial" w:hAnsi="Arial" w:eastAsia="Arial" w:cs="Arial"/>
               </w:rPr>
@@ -1510,7 +3189,7 @@
           <w:p>
             <w:pPr>
               <w:spacing w:line="279" w:lineRule="auto"/>
-              <w:jc w:val="both"/>
+              <w:jc w:val="left"/>
               <w:rPr>
                 <w:rFonts w:ascii="Arial" w:hAnsi="Arial" w:eastAsia="Arial" w:cs="Arial"/>
               </w:rPr>
@@ -1539,7 +3218,7 @@
           <w:p>
             <w:pPr>
               <w:spacing w:line="279" w:lineRule="auto"/>
-              <w:jc w:val="both"/>
+              <w:jc w:val="left"/>
               <w:rPr>
                 <w:rFonts w:ascii="Arial" w:hAnsi="Arial" w:eastAsia="Arial" w:cs="Arial"/>
               </w:rPr>
@@ -1563,7 +3242,7 @@
           <w:p>
             <w:pPr>
               <w:spacing w:line="279" w:lineRule="auto"/>
-              <w:jc w:val="both"/>
+              <w:jc w:val="left"/>
               <w:rPr>
                 <w:rFonts w:ascii="Arial" w:hAnsi="Arial" w:eastAsia="Arial" w:cs="Arial"/>
               </w:rPr>
@@ -1587,7 +3266,7 @@
           <w:p>
             <w:pPr>
               <w:spacing w:line="279" w:lineRule="auto"/>
-              <w:jc w:val="both"/>
+              <w:jc w:val="left"/>
               <w:rPr>
                 <w:rFonts w:ascii="Arial" w:hAnsi="Arial" w:eastAsia="Arial" w:cs="Arial"/>
               </w:rPr>
@@ -1611,7 +3290,7 @@
           <w:p>
             <w:pPr>
               <w:spacing w:line="279" w:lineRule="auto"/>
-              <w:jc w:val="both"/>
+              <w:jc w:val="left"/>
               <w:rPr>
                 <w:rFonts w:ascii="Arial" w:hAnsi="Arial" w:eastAsia="Arial" w:cs="Arial"/>
               </w:rPr>
@@ -1638,7 +3317,7 @@
           <w:p>
             <w:pPr>
               <w:spacing w:line="279" w:lineRule="auto"/>
-              <w:jc w:val="both"/>
+              <w:jc w:val="left"/>
               <w:rPr>
                 <w:rFonts w:ascii="Arial" w:hAnsi="Arial" w:eastAsia="Arial" w:cs="Arial"/>
               </w:rPr>
@@ -1662,7 +3341,7 @@
           <w:p>
             <w:pPr>
               <w:spacing w:line="279" w:lineRule="auto"/>
-              <w:jc w:val="both"/>
+              <w:jc w:val="left"/>
               <w:rPr>
                 <w:rFonts w:ascii="Arial" w:hAnsi="Arial" w:eastAsia="Arial" w:cs="Arial"/>
               </w:rPr>
@@ -1691,7 +3370,7 @@
           <w:p>
             <w:pPr>
               <w:spacing w:line="279" w:lineRule="auto"/>
-              <w:jc w:val="both"/>
+              <w:jc w:val="left"/>
               <w:rPr>
                 <w:rFonts w:ascii="Arial" w:hAnsi="Arial" w:eastAsia="Arial" w:cs="Arial"/>
               </w:rPr>
@@ -1727,17 +3406,11 @@
           <w:p>
             <w:pPr>
               <w:spacing w:line="279" w:lineRule="auto"/>
-              <w:jc w:val="both"/>
-              <w:rPr>
-                <w:rFonts w:ascii="Arial" w:hAnsi="Arial" w:eastAsia="Arial" w:cs="Arial"/>
-              </w:rPr>
-            </w:pPr>
-            <w:r>
-              <w:rPr>
-                <w:rFonts w:ascii="Arial" w:hAnsi="Arial" w:eastAsia="Arial" w:cs="Arial"/>
-              </w:rPr>
-              <w:t>FK</w:t>
-            </w:r>
+              <w:jc w:val="left"/>
+              <w:rPr>
+                <w:rFonts w:ascii="Arial" w:hAnsi="Arial" w:eastAsia="Arial" w:cs="Arial"/>
+              </w:rPr>
+            </w:pPr>
           </w:p>
         </w:tc>
         <w:tc>
@@ -1751,7 +3424,7 @@
           <w:p>
             <w:pPr>
               <w:spacing w:line="279" w:lineRule="auto"/>
-              <w:jc w:val="both"/>
+              <w:jc w:val="left"/>
               <w:rPr>
                 <w:rFonts w:ascii="Arial" w:hAnsi="Arial" w:eastAsia="Arial" w:cs="Arial"/>
               </w:rPr>
@@ -1775,7 +3448,7 @@
           <w:p>
             <w:pPr>
               <w:spacing w:line="279" w:lineRule="auto"/>
-              <w:jc w:val="both"/>
+              <w:jc w:val="left"/>
               <w:rPr>
                 <w:rFonts w:ascii="Arial" w:hAnsi="Arial" w:eastAsia="Arial" w:cs="Arial"/>
               </w:rPr>
@@ -1799,7 +3472,7 @@
           <w:p>
             <w:pPr>
               <w:spacing w:line="279" w:lineRule="auto"/>
-              <w:jc w:val="both"/>
+              <w:jc w:val="left"/>
               <w:rPr>
                 <w:rFonts w:ascii="Arial" w:hAnsi="Arial" w:eastAsia="Arial" w:cs="Arial"/>
               </w:rPr>
@@ -1823,7 +3496,7 @@
           <w:p>
             <w:pPr>
               <w:spacing w:line="279" w:lineRule="auto"/>
-              <w:jc w:val="both"/>
+              <w:jc w:val="left"/>
               <w:rPr>
                 <w:rFonts w:ascii="Arial" w:hAnsi="Arial" w:eastAsia="Arial" w:cs="Arial"/>
               </w:rPr>
@@ -1852,7 +3525,7 @@
           <w:p>
             <w:pPr>
               <w:spacing w:line="279" w:lineRule="auto"/>
-              <w:jc w:val="both"/>
+              <w:jc w:val="left"/>
               <w:rPr>
                 <w:rFonts w:ascii="Arial" w:hAnsi="Arial" w:eastAsia="Arial" w:cs="Arial"/>
               </w:rPr>
@@ -1882,7 +3555,7 @@
           <w:p>
             <w:pPr>
               <w:spacing w:line="279" w:lineRule="auto"/>
-              <w:jc w:val="both"/>
+              <w:jc w:val="left"/>
               <w:rPr>
                 <w:rFonts w:ascii="Arial" w:hAnsi="Arial" w:eastAsia="Arial" w:cs="Arial"/>
               </w:rPr>
@@ -1906,7 +3579,7 @@
           <w:p>
             <w:pPr>
               <w:spacing w:line="279" w:lineRule="auto"/>
-              <w:jc w:val="both"/>
+              <w:jc w:val="left"/>
               <w:rPr>
                 <w:rFonts w:ascii="Arial" w:hAnsi="Arial" w:eastAsia="Arial" w:cs="Arial"/>
               </w:rPr>
@@ -1930,7 +3603,7 @@
           <w:p>
             <w:pPr>
               <w:spacing w:line="279" w:lineRule="auto"/>
-              <w:jc w:val="both"/>
+              <w:jc w:val="left"/>
               <w:rPr>
                 <w:rFonts w:ascii="Arial" w:hAnsi="Arial" w:eastAsia="Arial" w:cs="Arial"/>
               </w:rPr>
@@ -1954,7 +3627,7 @@
           <w:p>
             <w:pPr>
               <w:spacing w:line="279" w:lineRule="auto"/>
-              <w:jc w:val="both"/>
+              <w:jc w:val="left"/>
               <w:rPr>
                 <w:rFonts w:ascii="Arial" w:hAnsi="Arial" w:eastAsia="Arial" w:cs="Arial"/>
               </w:rPr>
@@ -1978,7 +3651,7 @@
           <w:p>
             <w:pPr>
               <w:spacing w:line="279" w:lineRule="auto"/>
-              <w:jc w:val="both"/>
+              <w:jc w:val="left"/>
               <w:rPr>
                 <w:rFonts w:ascii="Arial" w:hAnsi="Arial" w:eastAsia="Arial" w:cs="Arial"/>
               </w:rPr>
@@ -2007,7 +3680,7 @@
           <w:p>
             <w:pPr>
               <w:spacing w:line="279" w:lineRule="auto"/>
-              <w:jc w:val="both"/>
+              <w:jc w:val="left"/>
               <w:rPr>
                 <w:rFonts w:ascii="Arial" w:hAnsi="Arial" w:eastAsia="Arial" w:cs="Arial"/>
               </w:rPr>
@@ -2031,7 +3704,7 @@
           <w:p>
             <w:pPr>
               <w:spacing w:line="279" w:lineRule="auto"/>
-              <w:jc w:val="both"/>
+              <w:jc w:val="left"/>
               <w:rPr>
                 <w:rFonts w:ascii="Arial" w:hAnsi="Arial" w:eastAsia="Arial" w:cs="Arial"/>
               </w:rPr>
@@ -2055,7 +3728,7 @@
           <w:p>
             <w:pPr>
               <w:spacing w:line="279" w:lineRule="auto"/>
-              <w:jc w:val="both"/>
+              <w:jc w:val="left"/>
               <w:rPr>
                 <w:rFonts w:ascii="Arial" w:hAnsi="Arial" w:eastAsia="Arial" w:cs="Arial"/>
               </w:rPr>
@@ -2079,7 +3752,7 @@
           <w:p>
             <w:pPr>
               <w:spacing w:line="279" w:lineRule="auto"/>
-              <w:jc w:val="both"/>
+              <w:jc w:val="left"/>
               <w:rPr>
                 <w:rFonts w:ascii="Arial" w:hAnsi="Arial" w:eastAsia="Arial" w:cs="Arial"/>
               </w:rPr>
@@ -2103,7 +3776,7 @@
           <w:p>
             <w:pPr>
               <w:spacing w:line="279" w:lineRule="auto"/>
-              <w:jc w:val="both"/>
+              <w:jc w:val="left"/>
               <w:rPr>
                 <w:rFonts w:ascii="Arial" w:hAnsi="Arial" w:eastAsia="Arial" w:cs="Arial"/>
               </w:rPr>
@@ -2127,7 +3800,7 @@
           <w:p>
             <w:pPr>
               <w:spacing w:line="279" w:lineRule="auto"/>
-              <w:jc w:val="both"/>
+              <w:jc w:val="left"/>
               <w:rPr>
                 <w:rFonts w:ascii="Arial" w:hAnsi="Arial" w:eastAsia="Arial" w:cs="Arial"/>
               </w:rPr>
@@ -2156,7 +3829,7 @@
           <w:p>
             <w:pPr>
               <w:spacing w:line="279" w:lineRule="auto"/>
-              <w:jc w:val="both"/>
+              <w:jc w:val="left"/>
               <w:rPr>
                 <w:rFonts w:ascii="Arial" w:hAnsi="Arial" w:eastAsia="Arial" w:cs="Arial"/>
               </w:rPr>
@@ -2180,7 +3853,7 @@
           <w:p>
             <w:pPr>
               <w:spacing w:line="279" w:lineRule="auto"/>
-              <w:jc w:val="both"/>
+              <w:jc w:val="left"/>
               <w:rPr>
                 <w:rFonts w:ascii="Arial" w:hAnsi="Arial" w:eastAsia="Arial" w:cs="Arial"/>
               </w:rPr>
@@ -2204,7 +3877,7 @@
           <w:p>
             <w:pPr>
               <w:spacing w:line="279" w:lineRule="auto"/>
-              <w:jc w:val="both"/>
+              <w:jc w:val="left"/>
               <w:rPr>
                 <w:rFonts w:ascii="Arial" w:hAnsi="Arial" w:eastAsia="Arial" w:cs="Arial"/>
               </w:rPr>
@@ -2228,7 +3901,7 @@
           <w:p>
             <w:pPr>
               <w:spacing w:line="279" w:lineRule="auto"/>
-              <w:jc w:val="both"/>
+              <w:jc w:val="left"/>
               <w:rPr>
                 <w:rFonts w:ascii="Arial" w:hAnsi="Arial" w:eastAsia="Arial" w:cs="Arial"/>
               </w:rPr>
@@ -2252,7 +3925,7 @@
           <w:p>
             <w:pPr>
               <w:spacing w:line="279" w:lineRule="auto"/>
-              <w:jc w:val="both"/>
+              <w:jc w:val="left"/>
               <w:rPr>
                 <w:rFonts w:ascii="Arial" w:hAnsi="Arial" w:eastAsia="Arial" w:cs="Arial"/>
               </w:rPr>
@@ -2276,7 +3949,7 @@
           <w:p>
             <w:pPr>
               <w:spacing w:line="279" w:lineRule="auto"/>
-              <w:jc w:val="both"/>
+              <w:jc w:val="left"/>
               <w:rPr>
                 <w:rFonts w:ascii="Arial" w:hAnsi="Arial" w:eastAsia="Arial" w:cs="Arial"/>
               </w:rPr>
@@ -2306,7 +3979,7 @@
             <w:pPr>
               <w:pStyle w:val="Normal"/>
               <w:spacing w:line="279" w:lineRule="auto"/>
-              <w:jc w:val="both"/>
+              <w:jc w:val="left"/>
               <w:rPr>
                 <w:rFonts w:ascii="Arial" w:hAnsi="Arial" w:eastAsia="Arial" w:cs="Arial"/>
               </w:rPr>
@@ -2331,7 +4004,7 @@
             <w:pPr>
               <w:pStyle w:val="Normal"/>
               <w:spacing w:line="279" w:lineRule="auto"/>
-              <w:jc w:val="both"/>
+              <w:jc w:val="left"/>
               <w:rPr>
                 <w:rFonts w:ascii="Arial" w:hAnsi="Arial" w:eastAsia="Arial" w:cs="Arial"/>
               </w:rPr>
@@ -2350,7 +4023,7 @@
             <w:pPr>
               <w:pStyle w:val="Normal"/>
               <w:spacing w:line="279" w:lineRule="auto"/>
-              <w:jc w:val="both"/>
+              <w:jc w:val="left"/>
               <w:rPr>
                 <w:rFonts w:ascii="Arial" w:hAnsi="Arial" w:eastAsia="Arial" w:cs="Arial"/>
               </w:rPr>
@@ -2375,7 +4048,7 @@
             <w:pPr>
               <w:pStyle w:val="Normal"/>
               <w:spacing w:line="279" w:lineRule="auto"/>
-              <w:jc w:val="both"/>
+              <w:jc w:val="left"/>
               <w:rPr>
                 <w:rFonts w:ascii="Arial" w:hAnsi="Arial" w:eastAsia="Arial" w:cs="Arial"/>
               </w:rPr>
@@ -2400,7 +4073,7 @@
             <w:pPr>
               <w:pStyle w:val="Normal"/>
               <w:spacing w:line="279" w:lineRule="auto"/>
-              <w:jc w:val="both"/>
+              <w:jc w:val="left"/>
               <w:rPr>
                 <w:rFonts w:ascii="Arial" w:hAnsi="Arial" w:eastAsia="Arial" w:cs="Arial"/>
               </w:rPr>
@@ -2425,7 +4098,7 @@
             <w:pPr>
               <w:pStyle w:val="Normal"/>
               <w:spacing w:line="279" w:lineRule="auto"/>
-              <w:jc w:val="both"/>
+              <w:jc w:val="left"/>
               <w:rPr>
                 <w:rFonts w:ascii="Arial" w:hAnsi="Arial" w:eastAsia="Arial" w:cs="Arial"/>
               </w:rPr>
@@ -2483,6 +4156,7 @@
       <w:tblPr>
         <w:tblStyle w:val="Tabelacomgrade"/>
         <w:tblW w:w="0" w:type="auto"/>
+        <w:jc w:val="left"/>
         <w:tblBorders>
           <w:top w:val="single" w:color="auto" w:sz="6"/>
           <w:left w:val="single" w:color="auto" w:sz="6"/>
@@ -2515,7 +4189,7 @@
           <w:p>
             <w:pPr>
               <w:spacing w:line="279" w:lineRule="auto"/>
-              <w:jc w:val="both"/>
+              <w:jc w:val="left"/>
               <w:rPr>
                 <w:rFonts w:ascii="Arial" w:hAnsi="Arial" w:eastAsia="Arial" w:cs="Arial"/>
               </w:rPr>
@@ -2540,7 +4214,7 @@
           <w:p>
             <w:pPr>
               <w:spacing w:line="279" w:lineRule="auto"/>
-              <w:jc w:val="both"/>
+              <w:jc w:val="left"/>
               <w:rPr>
                 <w:rFonts w:ascii="Arial" w:hAnsi="Arial" w:eastAsia="Arial" w:cs="Arial"/>
               </w:rPr>
@@ -2565,7 +4239,7 @@
           <w:p>
             <w:pPr>
               <w:spacing w:line="279" w:lineRule="auto"/>
-              <w:jc w:val="both"/>
+              <w:jc w:val="left"/>
               <w:rPr>
                 <w:rFonts w:ascii="Arial" w:hAnsi="Arial" w:eastAsia="Arial" w:cs="Arial"/>
               </w:rPr>
@@ -2590,7 +4264,7 @@
           <w:p>
             <w:pPr>
               <w:spacing w:line="279" w:lineRule="auto"/>
-              <w:jc w:val="both"/>
+              <w:jc w:val="left"/>
               <w:rPr>
                 <w:rFonts w:ascii="Arial" w:hAnsi="Arial" w:eastAsia="Arial" w:cs="Arial"/>
               </w:rPr>
@@ -2618,7 +4292,7 @@
           <w:p>
             <w:pPr>
               <w:spacing w:line="279" w:lineRule="auto"/>
-              <w:jc w:val="both"/>
+              <w:jc w:val="left"/>
               <w:rPr>
                 <w:rFonts w:ascii="Arial" w:hAnsi="Arial" w:eastAsia="Arial" w:cs="Arial"/>
               </w:rPr>
@@ -2643,7 +4317,7 @@
           <w:p>
             <w:pPr>
               <w:spacing w:line="279" w:lineRule="auto"/>
-              <w:jc w:val="both"/>
+              <w:jc w:val="left"/>
               <w:rPr>
                 <w:rFonts w:ascii="Arial" w:hAnsi="Arial" w:eastAsia="Arial" w:cs="Arial"/>
               </w:rPr>
@@ -2672,7 +4346,7 @@
           <w:p>
             <w:pPr>
               <w:spacing w:line="279" w:lineRule="auto"/>
-              <w:jc w:val="both"/>
+              <w:jc w:val="left"/>
               <w:rPr>
                 <w:rFonts w:ascii="Arial" w:hAnsi="Arial" w:eastAsia="Arial" w:cs="Arial"/>
               </w:rPr>
@@ -2702,7 +4376,7 @@
           <w:p>
             <w:pPr>
               <w:spacing w:line="279" w:lineRule="auto"/>
-              <w:jc w:val="both"/>
+              <w:jc w:val="left"/>
               <w:rPr>
                 <w:rFonts w:ascii="Arial" w:hAnsi="Arial" w:eastAsia="Arial" w:cs="Arial"/>
               </w:rPr>
@@ -2726,7 +4400,7 @@
           <w:p>
             <w:pPr>
               <w:spacing w:line="279" w:lineRule="auto"/>
-              <w:jc w:val="both"/>
+              <w:jc w:val="left"/>
               <w:rPr>
                 <w:rFonts w:ascii="Arial" w:hAnsi="Arial" w:eastAsia="Arial" w:cs="Arial"/>
               </w:rPr>
@@ -2750,7 +4424,7 @@
           <w:p>
             <w:pPr>
               <w:spacing w:line="279" w:lineRule="auto"/>
-              <w:jc w:val="both"/>
+              <w:jc w:val="left"/>
               <w:rPr>
                 <w:rFonts w:ascii="Arial" w:hAnsi="Arial" w:eastAsia="Arial" w:cs="Arial"/>
               </w:rPr>
@@ -2777,7 +4451,7 @@
           <w:p>
             <w:pPr>
               <w:spacing w:line="279" w:lineRule="auto"/>
-              <w:jc w:val="both"/>
+              <w:jc w:val="left"/>
               <w:rPr>
                 <w:rFonts w:ascii="Arial" w:hAnsi="Arial" w:eastAsia="Arial" w:cs="Arial"/>
               </w:rPr>
@@ -2801,7 +4475,7 @@
           <w:p>
             <w:pPr>
               <w:spacing w:line="279" w:lineRule="auto"/>
-              <w:jc w:val="both"/>
+              <w:jc w:val="left"/>
               <w:rPr>
                 <w:rFonts w:ascii="Arial" w:hAnsi="Arial" w:eastAsia="Arial" w:cs="Arial"/>
               </w:rPr>
@@ -2836,7 +4510,7 @@
           <w:p>
             <w:pPr>
               <w:spacing w:line="279" w:lineRule="auto"/>
-              <w:jc w:val="both"/>
+              <w:jc w:val="left"/>
               <w:rPr>
                 <w:rFonts w:ascii="Arial" w:hAnsi="Arial" w:eastAsia="Arial" w:cs="Arial"/>
               </w:rPr>
@@ -2866,7 +4540,7 @@
           <w:p>
             <w:pPr>
               <w:spacing w:line="279" w:lineRule="auto"/>
-              <w:jc w:val="both"/>
+              <w:jc w:val="left"/>
               <w:rPr>
                 <w:rFonts w:ascii="Arial" w:hAnsi="Arial" w:eastAsia="Arial" w:cs="Arial"/>
               </w:rPr>
@@ -2884,7 +4558,7 @@
           <w:p>
             <w:pPr>
               <w:spacing w:line="279" w:lineRule="auto"/>
-              <w:jc w:val="both"/>
+              <w:jc w:val="left"/>
               <w:rPr>
                 <w:rFonts w:ascii="Arial" w:hAnsi="Arial" w:eastAsia="Arial" w:cs="Arial"/>
               </w:rPr>
@@ -2908,7 +4582,7 @@
           <w:p>
             <w:pPr>
               <w:spacing w:line="279" w:lineRule="auto"/>
-              <w:jc w:val="both"/>
+              <w:jc w:val="left"/>
               <w:rPr>
                 <w:rFonts w:ascii="Arial" w:hAnsi="Arial" w:eastAsia="Arial" w:cs="Arial"/>
               </w:rPr>
@@ -2932,7 +4606,7 @@
           <w:p>
             <w:pPr>
               <w:spacing w:line="279" w:lineRule="auto"/>
-              <w:jc w:val="both"/>
+              <w:jc w:val="left"/>
               <w:rPr>
                 <w:rFonts w:ascii="Arial" w:hAnsi="Arial" w:eastAsia="Arial" w:cs="Arial"/>
               </w:rPr>
@@ -2956,7 +4630,7 @@
           <w:p>
             <w:pPr>
               <w:spacing w:line="279" w:lineRule="auto"/>
-              <w:jc w:val="both"/>
+              <w:jc w:val="left"/>
               <w:rPr>
                 <w:rFonts w:ascii="Arial" w:hAnsi="Arial" w:eastAsia="Arial" w:cs="Arial"/>
               </w:rPr>
@@ -2991,7 +4665,7 @@
           <w:p>
             <w:pPr>
               <w:spacing w:line="279" w:lineRule="auto"/>
-              <w:jc w:val="both"/>
+              <w:jc w:val="left"/>
               <w:rPr>
                 <w:rFonts w:ascii="Arial" w:hAnsi="Arial" w:eastAsia="Arial" w:cs="Arial"/>
               </w:rPr>
@@ -3021,7 +4695,7 @@
           <w:p>
             <w:pPr>
               <w:spacing w:line="279" w:lineRule="auto"/>
-              <w:jc w:val="both"/>
+              <w:jc w:val="left"/>
               <w:rPr>
                 <w:rFonts w:ascii="Arial" w:hAnsi="Arial" w:eastAsia="Arial" w:cs="Arial"/>
               </w:rPr>
@@ -3045,7 +4719,7 @@
           <w:p>
             <w:pPr>
               <w:spacing w:line="279" w:lineRule="auto"/>
-              <w:jc w:val="both"/>
+              <w:jc w:val="left"/>
               <w:rPr>
                 <w:rFonts w:ascii="Arial" w:hAnsi="Arial" w:eastAsia="Arial" w:cs="Arial"/>
               </w:rPr>
@@ -3069,7 +4743,7 @@
           <w:p>
             <w:pPr>
               <w:spacing w:line="279" w:lineRule="auto"/>
-              <w:jc w:val="both"/>
+              <w:jc w:val="left"/>
               <w:rPr>
                 <w:rFonts w:ascii="Arial" w:hAnsi="Arial" w:eastAsia="Arial" w:cs="Arial"/>
               </w:rPr>
@@ -3093,7 +4767,7 @@
           <w:p>
             <w:pPr>
               <w:spacing w:line="279" w:lineRule="auto"/>
-              <w:jc w:val="both"/>
+              <w:jc w:val="left"/>
               <w:rPr>
                 <w:rFonts w:ascii="Arial" w:hAnsi="Arial" w:eastAsia="Arial" w:cs="Arial"/>
               </w:rPr>
@@ -3117,7 +4791,7 @@
           <w:p>
             <w:pPr>
               <w:spacing w:line="279" w:lineRule="auto"/>
-              <w:jc w:val="both"/>
+              <w:jc w:val="left"/>
               <w:rPr>
                 <w:rFonts w:ascii="Arial" w:hAnsi="Arial" w:eastAsia="Arial" w:cs="Arial"/>
               </w:rPr>
@@ -3158,7 +4832,7 @@
           <w:p>
             <w:pPr>
               <w:spacing w:line="279" w:lineRule="auto"/>
-              <w:jc w:val="both"/>
+              <w:jc w:val="left"/>
               <w:rPr>
                 <w:rFonts w:ascii="Arial" w:hAnsi="Arial" w:eastAsia="Arial" w:cs="Arial"/>
               </w:rPr>
@@ -3182,7 +4856,7 @@
           <w:p>
             <w:pPr>
               <w:spacing w:line="279" w:lineRule="auto"/>
-              <w:jc w:val="both"/>
+              <w:jc w:val="left"/>
               <w:rPr>
                 <w:rFonts w:ascii="Arial" w:hAnsi="Arial" w:eastAsia="Arial" w:cs="Arial"/>
               </w:rPr>
@@ -3206,7 +4880,7 @@
           <w:p>
             <w:pPr>
               <w:spacing w:line="279" w:lineRule="auto"/>
-              <w:jc w:val="both"/>
+              <w:jc w:val="left"/>
               <w:rPr>
                 <w:rFonts w:ascii="Arial" w:hAnsi="Arial" w:eastAsia="Arial" w:cs="Arial"/>
               </w:rPr>
@@ -3230,7 +4904,7 @@
           <w:p>
             <w:pPr>
               <w:spacing w:line="279" w:lineRule="auto"/>
-              <w:jc w:val="both"/>
+              <w:jc w:val="left"/>
               <w:rPr>
                 <w:rFonts w:ascii="Arial" w:hAnsi="Arial" w:eastAsia="Arial" w:cs="Arial"/>
               </w:rPr>
@@ -3254,7 +4928,7 @@
           <w:p>
             <w:pPr>
               <w:spacing w:line="279" w:lineRule="auto"/>
-              <w:jc w:val="both"/>
+              <w:jc w:val="left"/>
               <w:rPr>
                 <w:rFonts w:ascii="Arial" w:hAnsi="Arial" w:eastAsia="Arial" w:cs="Arial"/>
               </w:rPr>
@@ -3278,7 +4952,7 @@
           <w:p>
             <w:pPr>
               <w:spacing w:line="279" w:lineRule="auto"/>
-              <w:jc w:val="both"/>
+              <w:jc w:val="left"/>
               <w:rPr>
                 <w:rFonts w:ascii="Arial" w:hAnsi="Arial" w:eastAsia="Arial" w:cs="Arial"/>
               </w:rPr>
@@ -3326,6 +5000,7 @@
       <w:tblPr>
         <w:tblStyle w:val="Tabelacomgrade"/>
         <w:tblW w:w="0" w:type="auto"/>
+        <w:jc w:val="left"/>
         <w:tblBorders>
           <w:top w:val="single" w:color="auto" w:sz="6" w:space="0"/>
           <w:left w:val="single" w:color="auto" w:sz="6" w:space="0"/>
@@ -3358,7 +5033,7 @@
           <w:p>
             <w:pPr>
               <w:spacing w:line="279" w:lineRule="auto"/>
-              <w:jc w:val="both"/>
+              <w:jc w:val="left"/>
               <w:rPr>
                 <w:rFonts w:ascii="Arial" w:hAnsi="Arial" w:eastAsia="Arial" w:cs="Arial"/>
               </w:rPr>
@@ -3383,7 +5058,7 @@
           <w:p>
             <w:pPr>
               <w:spacing w:line="279" w:lineRule="auto"/>
-              <w:jc w:val="both"/>
+              <w:jc w:val="left"/>
               <w:rPr>
                 <w:rFonts w:ascii="Arial" w:hAnsi="Arial" w:eastAsia="Arial" w:cs="Arial"/>
               </w:rPr>
@@ -3408,7 +5083,7 @@
           <w:p>
             <w:pPr>
               <w:spacing w:line="279" w:lineRule="auto"/>
-              <w:jc w:val="both"/>
+              <w:jc w:val="left"/>
               <w:rPr>
                 <w:rFonts w:ascii="Arial" w:hAnsi="Arial" w:eastAsia="Arial" w:cs="Arial"/>
               </w:rPr>
@@ -3433,7 +5108,7 @@
           <w:p>
             <w:pPr>
               <w:spacing w:line="279" w:lineRule="auto"/>
-              <w:jc w:val="both"/>
+              <w:jc w:val="left"/>
               <w:rPr>
                 <w:rFonts w:ascii="Arial" w:hAnsi="Arial" w:eastAsia="Arial" w:cs="Arial"/>
               </w:rPr>
@@ -3461,7 +5136,7 @@
           <w:p>
             <w:pPr>
               <w:spacing w:line="279" w:lineRule="auto"/>
-              <w:jc w:val="both"/>
+              <w:jc w:val="left"/>
               <w:rPr>
                 <w:rFonts w:ascii="Arial" w:hAnsi="Arial" w:eastAsia="Arial" w:cs="Arial"/>
               </w:rPr>
@@ -3486,7 +5161,7 @@
           <w:p>
             <w:pPr>
               <w:spacing w:line="279" w:lineRule="auto"/>
-              <w:jc w:val="both"/>
+              <w:jc w:val="left"/>
               <w:rPr>
                 <w:rFonts w:ascii="Arial" w:hAnsi="Arial" w:eastAsia="Arial" w:cs="Arial"/>
               </w:rPr>
@@ -3515,7 +5190,7 @@
           <w:p>
             <w:pPr>
               <w:spacing w:line="279" w:lineRule="auto"/>
-              <w:jc w:val="both"/>
+              <w:jc w:val="left"/>
               <w:rPr>
                 <w:rFonts w:ascii="Arial" w:hAnsi="Arial" w:eastAsia="Arial" w:cs="Arial"/>
               </w:rPr>
@@ -3539,7 +5214,7 @@
           <w:p>
             <w:pPr>
               <w:spacing w:line="279" w:lineRule="auto"/>
-              <w:jc w:val="both"/>
+              <w:jc w:val="left"/>
               <w:rPr>
                 <w:rFonts w:ascii="Arial" w:hAnsi="Arial" w:eastAsia="Arial" w:cs="Arial"/>
               </w:rPr>
@@ -3563,7 +5238,7 @@
           <w:p>
             <w:pPr>
               <w:spacing w:line="279" w:lineRule="auto"/>
-              <w:jc w:val="both"/>
+              <w:jc w:val="left"/>
               <w:rPr>
                 <w:rFonts w:ascii="Arial" w:hAnsi="Arial" w:eastAsia="Arial" w:cs="Arial"/>
               </w:rPr>
@@ -3587,7 +5262,7 @@
           <w:p>
             <w:pPr>
               <w:spacing w:line="279" w:lineRule="auto"/>
-              <w:jc w:val="both"/>
+              <w:jc w:val="left"/>
               <w:rPr>
                 <w:rFonts w:ascii="Arial" w:hAnsi="Arial" w:eastAsia="Arial" w:cs="Arial"/>
               </w:rPr>
@@ -3614,7 +5289,7 @@
           <w:p>
             <w:pPr>
               <w:spacing w:line="279" w:lineRule="auto"/>
-              <w:jc w:val="both"/>
+              <w:jc w:val="left"/>
               <w:rPr>
                 <w:rFonts w:ascii="Arial" w:hAnsi="Arial" w:eastAsia="Arial" w:cs="Arial"/>
               </w:rPr>
@@ -3638,7 +5313,7 @@
           <w:p>
             <w:pPr>
               <w:spacing w:line="279" w:lineRule="auto"/>
-              <w:jc w:val="both"/>
+              <w:jc w:val="left"/>
               <w:rPr>
                 <w:rFonts w:ascii="Arial" w:hAnsi="Arial" w:eastAsia="Arial" w:cs="Arial"/>
               </w:rPr>
@@ -3667,7 +5342,7 @@
           <w:p>
             <w:pPr>
               <w:spacing w:line="279" w:lineRule="auto"/>
-              <w:jc w:val="both"/>
+              <w:jc w:val="left"/>
               <w:rPr>
                 <w:rFonts w:ascii="Arial" w:hAnsi="Arial" w:eastAsia="Arial" w:cs="Arial"/>
               </w:rPr>
@@ -3691,7 +5366,7 @@
           <w:p>
             <w:pPr>
               <w:spacing w:line="279" w:lineRule="auto"/>
-              <w:jc w:val="both"/>
+              <w:jc w:val="left"/>
               <w:rPr>
                 <w:rFonts w:ascii="Arial" w:hAnsi="Arial" w:eastAsia="Arial" w:cs="Arial"/>
               </w:rPr>
@@ -3715,7 +5390,7 @@
           <w:p>
             <w:pPr>
               <w:spacing w:line="279" w:lineRule="auto"/>
-              <w:jc w:val="both"/>
+              <w:jc w:val="left"/>
               <w:rPr>
                 <w:rFonts w:ascii="Arial" w:hAnsi="Arial" w:eastAsia="Arial" w:cs="Arial"/>
               </w:rPr>
@@ -3739,7 +5414,7 @@
           <w:p>
             <w:pPr>
               <w:spacing w:line="279" w:lineRule="auto"/>
-              <w:jc w:val="both"/>
+              <w:jc w:val="left"/>
               <w:rPr>
                 <w:rFonts w:ascii="Arial" w:hAnsi="Arial" w:eastAsia="Arial" w:cs="Arial"/>
               </w:rPr>
@@ -3766,7 +5441,7 @@
           <w:p>
             <w:pPr>
               <w:spacing w:line="279" w:lineRule="auto"/>
-              <w:jc w:val="both"/>
+              <w:jc w:val="left"/>
               <w:rPr>
                 <w:rFonts w:ascii="Arial" w:hAnsi="Arial" w:eastAsia="Arial" w:cs="Arial"/>
               </w:rPr>
@@ -3790,7 +5465,7 @@
           <w:p>
             <w:pPr>
               <w:spacing w:line="279" w:lineRule="auto"/>
-              <w:jc w:val="both"/>
+              <w:jc w:val="left"/>
               <w:rPr>
                 <w:rFonts w:ascii="Arial" w:hAnsi="Arial" w:eastAsia="Arial" w:cs="Arial"/>
               </w:rPr>
@@ -3819,7 +5494,7 @@
           <w:p>
             <w:pPr>
               <w:spacing w:line="279" w:lineRule="auto"/>
-              <w:jc w:val="both"/>
+              <w:jc w:val="left"/>
               <w:rPr>
                 <w:rFonts w:ascii="Arial" w:hAnsi="Arial" w:eastAsia="Arial" w:cs="Arial"/>
               </w:rPr>
@@ -3843,7 +5518,7 @@
           <w:p>
             <w:pPr>
               <w:spacing w:line="279" w:lineRule="auto"/>
-              <w:jc w:val="both"/>
+              <w:jc w:val="left"/>
               <w:rPr>
                 <w:rFonts w:ascii="Arial" w:hAnsi="Arial" w:eastAsia="Arial" w:cs="Arial"/>
               </w:rPr>
@@ -3867,7 +5542,7 @@
           <w:p>
             <w:pPr>
               <w:spacing w:line="279" w:lineRule="auto"/>
-              <w:jc w:val="both"/>
+              <w:jc w:val="left"/>
               <w:rPr>
                 <w:rFonts w:ascii="Arial" w:hAnsi="Arial" w:eastAsia="Arial" w:cs="Arial"/>
               </w:rPr>
@@ -3891,7 +5566,7 @@
           <w:p>
             <w:pPr>
               <w:spacing w:line="279" w:lineRule="auto"/>
-              <w:jc w:val="both"/>
+              <w:jc w:val="left"/>
               <w:rPr>
                 <w:rFonts w:ascii="Arial" w:hAnsi="Arial" w:eastAsia="Arial" w:cs="Arial"/>
               </w:rPr>
@@ -3915,7 +5590,7 @@
           <w:p>
             <w:pPr>
               <w:spacing w:line="279" w:lineRule="auto"/>
-              <w:jc w:val="both"/>
+              <w:jc w:val="left"/>
               <w:rPr>
                 <w:rFonts w:ascii="Arial" w:hAnsi="Arial" w:eastAsia="Arial" w:cs="Arial"/>
               </w:rPr>
@@ -3939,7 +5614,7 @@
           <w:p>
             <w:pPr>
               <w:spacing w:line="279" w:lineRule="auto"/>
-              <w:jc w:val="both"/>
+              <w:jc w:val="left"/>
               <w:rPr>
                 <w:rFonts w:ascii="Arial" w:hAnsi="Arial" w:eastAsia="Arial" w:cs="Arial"/>
               </w:rPr>
@@ -3968,7 +5643,7 @@
           <w:p>
             <w:pPr>
               <w:spacing w:line="279" w:lineRule="auto"/>
-              <w:jc w:val="both"/>
+              <w:jc w:val="left"/>
               <w:rPr>
                 <w:rFonts w:ascii="Arial" w:hAnsi="Arial" w:eastAsia="Arial" w:cs="Arial"/>
               </w:rPr>
@@ -3992,7 +5667,7 @@
           <w:p>
             <w:pPr>
               <w:spacing w:line="279" w:lineRule="auto"/>
-              <w:jc w:val="both"/>
+              <w:jc w:val="left"/>
               <w:rPr>
                 <w:rFonts w:ascii="Arial" w:hAnsi="Arial" w:eastAsia="Arial" w:cs="Arial"/>
               </w:rPr>
@@ -4016,7 +5691,7 @@
           <w:p>
             <w:pPr>
               <w:spacing w:line="279" w:lineRule="auto"/>
-              <w:jc w:val="both"/>
+              <w:jc w:val="left"/>
               <w:rPr>
                 <w:rFonts w:ascii="Arial" w:hAnsi="Arial" w:eastAsia="Arial" w:cs="Arial"/>
               </w:rPr>
@@ -4040,7 +5715,7 @@
           <w:p>
             <w:pPr>
               <w:spacing w:line="279" w:lineRule="auto"/>
-              <w:jc w:val="both"/>
+              <w:jc w:val="left"/>
               <w:rPr>
                 <w:rFonts w:ascii="Arial" w:hAnsi="Arial" w:eastAsia="Arial" w:cs="Arial"/>
               </w:rPr>
@@ -4064,7 +5739,7 @@
           <w:p>
             <w:pPr>
               <w:spacing w:line="279" w:lineRule="auto"/>
-              <w:jc w:val="both"/>
+              <w:jc w:val="left"/>
               <w:rPr>
                 <w:rFonts w:ascii="Arial" w:hAnsi="Arial" w:eastAsia="Arial" w:cs="Arial"/>
               </w:rPr>
@@ -4088,7 +5763,7 @@
           <w:p>
             <w:pPr>
               <w:spacing w:line="279" w:lineRule="auto"/>
-              <w:jc w:val="both"/>
+              <w:jc w:val="left"/>
               <w:rPr>
                 <w:rFonts w:ascii="Arial" w:hAnsi="Arial" w:eastAsia="Arial" w:cs="Arial"/>
               </w:rPr>
@@ -4117,7 +5792,7 @@
           <w:p>
             <w:pPr>
               <w:spacing w:line="279" w:lineRule="auto"/>
-              <w:jc w:val="both"/>
+              <w:jc w:val="left"/>
               <w:rPr>
                 <w:rFonts w:ascii="Arial" w:hAnsi="Arial" w:eastAsia="Arial" w:cs="Arial"/>
               </w:rPr>
@@ -4141,7 +5816,7 @@
           <w:p>
             <w:pPr>
               <w:spacing w:line="279" w:lineRule="auto"/>
-              <w:jc w:val="both"/>
+              <w:jc w:val="left"/>
               <w:rPr>
                 <w:rFonts w:ascii="Arial" w:hAnsi="Arial" w:eastAsia="Arial" w:cs="Arial"/>
               </w:rPr>
@@ -4165,7 +5840,7 @@
           <w:p>
             <w:pPr>
               <w:spacing w:line="279" w:lineRule="auto"/>
-              <w:jc w:val="both"/>
+              <w:jc w:val="left"/>
               <w:rPr>
                 <w:rFonts w:ascii="Arial" w:hAnsi="Arial" w:eastAsia="Arial" w:cs="Arial"/>
               </w:rPr>
@@ -4189,7 +5864,7 @@
           <w:p>
             <w:pPr>
               <w:spacing w:line="279" w:lineRule="auto"/>
-              <w:jc w:val="both"/>
+              <w:jc w:val="left"/>
               <w:rPr>
                 <w:rFonts w:ascii="Arial" w:hAnsi="Arial" w:eastAsia="Arial" w:cs="Arial"/>
               </w:rPr>
@@ -4213,7 +5888,7 @@
           <w:p>
             <w:pPr>
               <w:spacing w:line="279" w:lineRule="auto"/>
-              <w:jc w:val="both"/>
+              <w:jc w:val="left"/>
               <w:rPr>
                 <w:rFonts w:ascii="Arial" w:hAnsi="Arial" w:eastAsia="Arial" w:cs="Arial"/>
               </w:rPr>
@@ -4237,7 +5912,7 @@
           <w:p>
             <w:pPr>
               <w:spacing w:line="279" w:lineRule="auto"/>
-              <w:jc w:val="both"/>
+              <w:jc w:val="left"/>
               <w:rPr>
                 <w:rFonts w:ascii="Arial" w:hAnsi="Arial" w:eastAsia="Arial" w:cs="Arial"/>
               </w:rPr>
@@ -4266,7 +5941,7 @@
           <w:p>
             <w:pPr>
               <w:spacing w:line="279" w:lineRule="auto"/>
-              <w:jc w:val="both"/>
+              <w:jc w:val="left"/>
               <w:rPr>
                 <w:rFonts w:ascii="Arial" w:hAnsi="Arial" w:eastAsia="Arial" w:cs="Arial"/>
               </w:rPr>
@@ -4290,7 +5965,7 @@
           <w:p>
             <w:pPr>
               <w:spacing w:line="279" w:lineRule="auto"/>
-              <w:jc w:val="both"/>
+              <w:jc w:val="left"/>
               <w:rPr>
                 <w:rFonts w:ascii="Arial" w:hAnsi="Arial" w:eastAsia="Arial" w:cs="Arial"/>
               </w:rPr>
@@ -4314,7 +5989,7 @@
           <w:p>
             <w:pPr>
               <w:spacing w:line="279" w:lineRule="auto"/>
-              <w:jc w:val="both"/>
+              <w:jc w:val="left"/>
               <w:rPr>
                 <w:rFonts w:ascii="Arial" w:hAnsi="Arial" w:eastAsia="Arial" w:cs="Arial"/>
               </w:rPr>
@@ -4338,7 +6013,7 @@
           <w:p>
             <w:pPr>
               <w:spacing w:line="279" w:lineRule="auto"/>
-              <w:jc w:val="both"/>
+              <w:jc w:val="left"/>
               <w:rPr>
                 <w:rFonts w:ascii="Arial" w:hAnsi="Arial" w:eastAsia="Arial" w:cs="Arial"/>
               </w:rPr>
@@ -4362,7 +6037,7 @@
           <w:p>
             <w:pPr>
               <w:spacing w:line="279" w:lineRule="auto"/>
-              <w:jc w:val="both"/>
+              <w:jc w:val="left"/>
               <w:rPr>
                 <w:rFonts w:ascii="Arial" w:hAnsi="Arial" w:eastAsia="Arial" w:cs="Arial"/>
               </w:rPr>
@@ -4386,7 +6061,7 @@
           <w:p>
             <w:pPr>
               <w:spacing w:line="279" w:lineRule="auto"/>
-              <w:jc w:val="both"/>
+              <w:jc w:val="left"/>
               <w:rPr>
                 <w:rFonts w:ascii="Arial" w:hAnsi="Arial" w:eastAsia="Arial" w:cs="Arial"/>
               </w:rPr>
@@ -4415,7 +6090,7 @@
           <w:p>
             <w:pPr>
               <w:spacing w:line="279" w:lineRule="auto"/>
-              <w:jc w:val="both"/>
+              <w:jc w:val="left"/>
               <w:rPr>
                 <w:rFonts w:ascii="Arial" w:hAnsi="Arial" w:eastAsia="Arial" w:cs="Arial"/>
               </w:rPr>
@@ -4439,7 +6114,7 @@
           <w:p>
             <w:pPr>
               <w:spacing w:line="279" w:lineRule="auto"/>
-              <w:jc w:val="both"/>
+              <w:jc w:val="left"/>
               <w:rPr>
                 <w:rFonts w:ascii="Arial" w:hAnsi="Arial" w:eastAsia="Arial" w:cs="Arial"/>
               </w:rPr>
@@ -4463,7 +6138,7 @@
           <w:p>
             <w:pPr>
               <w:spacing w:line="279" w:lineRule="auto"/>
-              <w:jc w:val="both"/>
+              <w:jc w:val="left"/>
               <w:rPr>
                 <w:rFonts w:ascii="Arial" w:hAnsi="Arial" w:eastAsia="Arial" w:cs="Arial"/>
               </w:rPr>
@@ -4487,7 +6162,7 @@
           <w:p>
             <w:pPr>
               <w:spacing w:line="279" w:lineRule="auto"/>
-              <w:jc w:val="both"/>
+              <w:jc w:val="left"/>
               <w:rPr>
                 <w:rFonts w:ascii="Arial" w:hAnsi="Arial" w:eastAsia="Arial" w:cs="Arial"/>
               </w:rPr>
@@ -4511,7 +6186,7 @@
           <w:p>
             <w:pPr>
               <w:spacing w:line="279" w:lineRule="auto"/>
-              <w:jc w:val="both"/>
+              <w:jc w:val="left"/>
               <w:rPr>
                 <w:rFonts w:ascii="Arial" w:hAnsi="Arial" w:eastAsia="Arial" w:cs="Arial"/>
               </w:rPr>
@@ -4535,7 +6210,7 @@
           <w:p>
             <w:pPr>
               <w:spacing w:line="279" w:lineRule="auto"/>
-              <w:jc w:val="both"/>
+              <w:jc w:val="left"/>
               <w:rPr>
                 <w:rFonts w:ascii="Arial" w:hAnsi="Arial" w:eastAsia="Arial" w:cs="Arial"/>
               </w:rPr>
@@ -4564,7 +6239,7 @@
           <w:p>
             <w:pPr>
               <w:spacing w:line="279" w:lineRule="auto"/>
-              <w:jc w:val="both"/>
+              <w:jc w:val="left"/>
               <w:rPr>
                 <w:rFonts w:ascii="Arial" w:hAnsi="Arial" w:eastAsia="Arial" w:cs="Arial"/>
               </w:rPr>
@@ -4588,7 +6263,7 @@
           <w:p>
             <w:pPr>
               <w:spacing w:line="279" w:lineRule="auto"/>
-              <w:jc w:val="both"/>
+              <w:jc w:val="left"/>
               <w:rPr>
                 <w:rFonts w:ascii="Arial" w:hAnsi="Arial" w:eastAsia="Arial" w:cs="Arial"/>
               </w:rPr>
@@ -4612,7 +6287,7 @@
           <w:p>
             <w:pPr>
               <w:spacing w:line="279" w:lineRule="auto"/>
-              <w:jc w:val="both"/>
+              <w:jc w:val="left"/>
               <w:rPr>
                 <w:rFonts w:ascii="Arial" w:hAnsi="Arial" w:eastAsia="Arial" w:cs="Arial"/>
               </w:rPr>
@@ -4636,7 +6311,7 @@
           <w:p>
             <w:pPr>
               <w:spacing w:line="279" w:lineRule="auto"/>
-              <w:jc w:val="both"/>
+              <w:jc w:val="left"/>
               <w:rPr>
                 <w:rFonts w:ascii="Arial" w:hAnsi="Arial" w:eastAsia="Arial" w:cs="Arial"/>
               </w:rPr>
@@ -4660,7 +6335,7 @@
           <w:p>
             <w:pPr>
               <w:spacing w:line="279" w:lineRule="auto"/>
-              <w:jc w:val="both"/>
+              <w:jc w:val="left"/>
               <w:rPr>
                 <w:rFonts w:ascii="Arial" w:hAnsi="Arial" w:eastAsia="Arial" w:cs="Arial"/>
               </w:rPr>
@@ -4684,7 +6359,7 @@
           <w:p>
             <w:pPr>
               <w:spacing w:line="279" w:lineRule="auto"/>
-              <w:jc w:val="both"/>
+              <w:jc w:val="left"/>
               <w:rPr>
                 <w:rFonts w:ascii="Arial" w:hAnsi="Arial" w:eastAsia="Arial" w:cs="Arial"/>
               </w:rPr>
@@ -4701,22 +6376,12 @@
     </w:tbl>
     <w:p>
       <w:pPr>
+        <w:pStyle w:val="Normal"/>
         <w:jc w:val="both"/>
         <w:rPr>
           <w:rFonts w:ascii="Arial" w:hAnsi="Arial" w:eastAsia="Arial" w:cs="Arial"/>
-          <w:b/>
-          <w:bCs/>
-          <w:color w:val="000000" w:themeColor="text1"/>
-        </w:rPr>
-      </w:pPr>
-    </w:p>
-    <w:p>
-      <w:pPr>
-        <w:jc w:val="both"/>
-        <w:rPr>
-          <w:rFonts w:ascii="Arial" w:hAnsi="Arial" w:eastAsia="Arial" w:cs="Arial"/>
-          <w:b/>
-          <w:bCs/>
+          <w:b w:val="1"/>
+          <w:bCs w:val="1"/>
           <w:color w:val="000000" w:themeColor="text1"/>
         </w:rPr>
       </w:pPr>
@@ -4746,6 +6411,7 @@
       <w:tblPr>
         <w:tblStyle w:val="Tabelacomgrade"/>
         <w:tblW w:w="0" w:type="auto"/>
+        <w:jc w:val="left"/>
         <w:tblBorders>
           <w:top w:val="single" w:color="auto" w:sz="6" w:space="0"/>
           <w:left w:val="single" w:color="auto" w:sz="6" w:space="0"/>
@@ -4778,7 +6444,7 @@
           <w:p>
             <w:pPr>
               <w:spacing w:line="279" w:lineRule="auto"/>
-              <w:jc w:val="both"/>
+              <w:jc w:val="left"/>
               <w:rPr>
                 <w:rFonts w:ascii="Arial" w:hAnsi="Arial" w:eastAsia="Arial" w:cs="Arial"/>
               </w:rPr>
@@ -4803,7 +6469,7 @@
           <w:p>
             <w:pPr>
               <w:spacing w:line="279" w:lineRule="auto"/>
-              <w:jc w:val="both"/>
+              <w:jc w:val="left"/>
               <w:rPr>
                 <w:rFonts w:ascii="Arial" w:hAnsi="Arial" w:eastAsia="Arial" w:cs="Arial"/>
               </w:rPr>
@@ -4828,7 +6494,7 @@
           <w:p>
             <w:pPr>
               <w:spacing w:line="279" w:lineRule="auto"/>
-              <w:jc w:val="both"/>
+              <w:jc w:val="left"/>
               <w:rPr>
                 <w:rFonts w:ascii="Arial" w:hAnsi="Arial" w:eastAsia="Arial" w:cs="Arial"/>
               </w:rPr>
@@ -4853,7 +6519,7 @@
           <w:p>
             <w:pPr>
               <w:spacing w:line="279" w:lineRule="auto"/>
-              <w:jc w:val="both"/>
+              <w:jc w:val="left"/>
               <w:rPr>
                 <w:rFonts w:ascii="Arial" w:hAnsi="Arial" w:eastAsia="Arial" w:cs="Arial"/>
               </w:rPr>
@@ -4881,7 +6547,7 @@
           <w:p>
             <w:pPr>
               <w:spacing w:line="279" w:lineRule="auto"/>
-              <w:jc w:val="both"/>
+              <w:jc w:val="left"/>
               <w:rPr>
                 <w:rFonts w:ascii="Arial" w:hAnsi="Arial" w:eastAsia="Arial" w:cs="Arial"/>
               </w:rPr>
@@ -4906,7 +6572,7 @@
           <w:p>
             <w:pPr>
               <w:spacing w:line="279" w:lineRule="auto"/>
-              <w:jc w:val="both"/>
+              <w:jc w:val="left"/>
               <w:rPr>
                 <w:rFonts w:ascii="Arial" w:hAnsi="Arial" w:eastAsia="Arial" w:cs="Arial"/>
               </w:rPr>
@@ -4935,7 +6601,7 @@
           <w:p>
             <w:pPr>
               <w:spacing w:line="279" w:lineRule="auto"/>
-              <w:jc w:val="both"/>
+              <w:jc w:val="left"/>
               <w:rPr>
                 <w:rFonts w:ascii="Arial" w:hAnsi="Arial" w:eastAsia="Arial" w:cs="Arial"/>
               </w:rPr>
@@ -4959,7 +6625,7 @@
           <w:p>
             <w:pPr>
               <w:spacing w:line="279" w:lineRule="auto"/>
-              <w:jc w:val="both"/>
+              <w:jc w:val="left"/>
               <w:rPr>
                 <w:rFonts w:ascii="Arial" w:hAnsi="Arial" w:eastAsia="Arial" w:cs="Arial"/>
               </w:rPr>
@@ -4983,7 +6649,7 @@
           <w:p>
             <w:pPr>
               <w:spacing w:line="279" w:lineRule="auto"/>
-              <w:jc w:val="both"/>
+              <w:jc w:val="left"/>
               <w:rPr>
                 <w:rFonts w:ascii="Arial" w:hAnsi="Arial" w:eastAsia="Arial" w:cs="Arial"/>
               </w:rPr>
@@ -5007,7 +6673,7 @@
           <w:p>
             <w:pPr>
               <w:spacing w:line="279" w:lineRule="auto"/>
-              <w:jc w:val="both"/>
+              <w:jc w:val="left"/>
               <w:rPr>
                 <w:rFonts w:ascii="Arial" w:hAnsi="Arial" w:eastAsia="Arial" w:cs="Arial"/>
               </w:rPr>
@@ -5034,7 +6700,7 @@
           <w:p>
             <w:pPr>
               <w:spacing w:line="279" w:lineRule="auto"/>
-              <w:jc w:val="both"/>
+              <w:jc w:val="left"/>
               <w:rPr>
                 <w:rFonts w:ascii="Arial" w:hAnsi="Arial" w:eastAsia="Arial" w:cs="Arial"/>
               </w:rPr>
@@ -5058,7 +6724,7 @@
           <w:p>
             <w:pPr>
               <w:spacing w:line="279" w:lineRule="auto"/>
-              <w:jc w:val="both"/>
+              <w:jc w:val="left"/>
               <w:rPr>
                 <w:rFonts w:ascii="Arial" w:hAnsi="Arial" w:eastAsia="Arial" w:cs="Arial"/>
               </w:rPr>
@@ -5087,12 +6753,11 @@
           <w:p>
             <w:pPr>
               <w:spacing w:line="279" w:lineRule="auto"/>
-              <w:jc w:val="both"/>
-              <w:rPr>
-                <w:rFonts w:ascii="Arial" w:hAnsi="Arial" w:eastAsia="Arial" w:cs="Arial"/>
-              </w:rPr>
-            </w:pPr>
-            <w:proofErr w:type="spellStart"/>
+              <w:jc w:val="left"/>
+              <w:rPr>
+                <w:rFonts w:ascii="Arial" w:hAnsi="Arial" w:eastAsia="Arial" w:cs="Arial"/>
+              </w:rPr>
+            </w:pPr>
             <w:r>
               <w:rPr>
                 <w:rFonts w:ascii="Arial" w:hAnsi="Arial" w:eastAsia="Arial" w:cs="Arial"/>
@@ -5107,7 +6772,6 @@
             </w:r>
             <w:bookmarkStart w:name="_GoBack" w:id="0"/>
             <w:bookmarkEnd w:id="0"/>
-            <w:proofErr w:type="spellEnd"/>
           </w:p>
         </w:tc>
         <w:tc>
@@ -5121,7 +6785,7 @@
           <w:p>
             <w:pPr>
               <w:spacing w:line="279" w:lineRule="auto"/>
-              <w:jc w:val="both"/>
+              <w:jc w:val="left"/>
               <w:rPr>
                 <w:rFonts w:ascii="Arial" w:hAnsi="Arial" w:eastAsia="Arial" w:cs="Arial"/>
               </w:rPr>
@@ -5145,7 +6809,7 @@
           <w:p>
             <w:pPr>
               <w:spacing w:line="279" w:lineRule="auto"/>
-              <w:jc w:val="both"/>
+              <w:jc w:val="left"/>
               <w:rPr>
                 <w:rFonts w:ascii="Arial" w:hAnsi="Arial" w:eastAsia="Arial" w:cs="Arial"/>
               </w:rPr>
@@ -5169,7 +6833,7 @@
           <w:p>
             <w:pPr>
               <w:spacing w:line="279" w:lineRule="auto"/>
-              <w:jc w:val="both"/>
+              <w:jc w:val="left"/>
               <w:rPr>
                 <w:rFonts w:ascii="Arial" w:hAnsi="Arial" w:eastAsia="Arial" w:cs="Arial"/>
               </w:rPr>
@@ -5196,7 +6860,7 @@
           <w:p>
             <w:pPr>
               <w:spacing w:line="279" w:lineRule="auto"/>
-              <w:jc w:val="both"/>
+              <w:jc w:val="left"/>
               <w:rPr>
                 <w:rFonts w:ascii="Arial" w:hAnsi="Arial" w:eastAsia="Arial" w:cs="Arial"/>
               </w:rPr>
@@ -5220,7 +6884,7 @@
           <w:p>
             <w:pPr>
               <w:spacing w:line="279" w:lineRule="auto"/>
-              <w:jc w:val="both"/>
+              <w:jc w:val="left"/>
               <w:rPr>
                 <w:rFonts w:ascii="Arial" w:hAnsi="Arial" w:eastAsia="Arial" w:cs="Arial"/>
               </w:rPr>
@@ -5240,8 +6904,8 @@
         <w:jc w:val="both"/>
         <w:rPr>
           <w:rFonts w:ascii="Arial" w:hAnsi="Arial" w:eastAsia="Arial" w:cs="Arial"/>
-          <w:b/>
-          <w:bCs/>
+          <w:b w:val="1"/>
+          <w:bCs w:val="1"/>
           <w:color w:val="000000" w:themeColor="text1"/>
         </w:rPr>
       </w:pPr>
@@ -5270,6 +6934,7 @@
       <w:tblPr>
         <w:tblStyle w:val="Tabelacomgrade"/>
         <w:tblW w:w="0" w:type="auto"/>
+        <w:jc w:val="left"/>
         <w:tblBorders>
           <w:top w:val="single" w:color="auto" w:sz="6" w:space="0"/>
           <w:left w:val="single" w:color="auto" w:sz="6" w:space="0"/>
@@ -5302,7 +6967,7 @@
           <w:p>
             <w:pPr>
               <w:spacing w:line="279" w:lineRule="auto"/>
-              <w:jc w:val="both"/>
+              <w:jc w:val="left"/>
               <w:rPr>
                 <w:rFonts w:ascii="Arial" w:hAnsi="Arial" w:eastAsia="Arial" w:cs="Arial"/>
               </w:rPr>
@@ -5327,7 +6992,7 @@
           <w:p>
             <w:pPr>
               <w:spacing w:line="279" w:lineRule="auto"/>
-              <w:jc w:val="both"/>
+              <w:jc w:val="left"/>
               <w:rPr>
                 <w:rFonts w:ascii="Arial" w:hAnsi="Arial" w:eastAsia="Arial" w:cs="Arial"/>
               </w:rPr>
@@ -5352,7 +7017,7 @@
           <w:p>
             <w:pPr>
               <w:spacing w:line="279" w:lineRule="auto"/>
-              <w:jc w:val="both"/>
+              <w:jc w:val="left"/>
               <w:rPr>
                 <w:rFonts w:ascii="Arial" w:hAnsi="Arial" w:eastAsia="Arial" w:cs="Arial"/>
               </w:rPr>
@@ -5377,7 +7042,7 @@
           <w:p>
             <w:pPr>
               <w:spacing w:line="279" w:lineRule="auto"/>
-              <w:jc w:val="both"/>
+              <w:jc w:val="left"/>
               <w:rPr>
                 <w:rFonts w:ascii="Arial" w:hAnsi="Arial" w:eastAsia="Arial" w:cs="Arial"/>
               </w:rPr>
@@ -5405,7 +7070,7 @@
           <w:p>
             <w:pPr>
               <w:spacing w:line="279" w:lineRule="auto"/>
-              <w:jc w:val="both"/>
+              <w:jc w:val="left"/>
               <w:rPr>
                 <w:rFonts w:ascii="Arial" w:hAnsi="Arial" w:eastAsia="Arial" w:cs="Arial"/>
               </w:rPr>
@@ -5430,7 +7095,7 @@
           <w:p>
             <w:pPr>
               <w:spacing w:line="279" w:lineRule="auto"/>
-              <w:jc w:val="both"/>
+              <w:jc w:val="left"/>
               <w:rPr>
                 <w:rFonts w:ascii="Arial" w:hAnsi="Arial" w:eastAsia="Arial" w:cs="Arial"/>
               </w:rPr>
@@ -5459,12 +7124,11 @@
           <w:p>
             <w:pPr>
               <w:spacing w:line="279" w:lineRule="auto"/>
-              <w:jc w:val="both"/>
-              <w:rPr>
-                <w:rFonts w:ascii="Arial" w:hAnsi="Arial" w:eastAsia="Arial" w:cs="Arial"/>
-              </w:rPr>
-            </w:pPr>
-            <w:proofErr w:type="spellStart"/>
+              <w:jc w:val="left"/>
+              <w:rPr>
+                <w:rFonts w:ascii="Arial" w:hAnsi="Arial" w:eastAsia="Arial" w:cs="Arial"/>
+              </w:rPr>
+            </w:pPr>
             <w:r>
               <w:rPr>
                 <w:rFonts w:ascii="Arial" w:hAnsi="Arial" w:eastAsia="Arial" w:cs="Arial"/>
@@ -5477,7 +7141,6 @@
               </w:rPr>
               <w:t>produto</w:t>
             </w:r>
-            <w:proofErr w:type="spellEnd"/>
           </w:p>
         </w:tc>
         <w:tc>
@@ -5491,7 +7154,7 @@
           <w:p>
             <w:pPr>
               <w:spacing w:line="279" w:lineRule="auto"/>
-              <w:jc w:val="both"/>
+              <w:jc w:val="left"/>
               <w:rPr>
                 <w:rFonts w:ascii="Arial" w:hAnsi="Arial" w:eastAsia="Arial" w:cs="Arial"/>
               </w:rPr>
@@ -5515,7 +7178,7 @@
           <w:p>
             <w:pPr>
               <w:spacing w:line="279" w:lineRule="auto"/>
-              <w:jc w:val="both"/>
+              <w:jc w:val="left"/>
               <w:rPr>
                 <w:rFonts w:ascii="Arial" w:hAnsi="Arial" w:eastAsia="Arial" w:cs="Arial"/>
               </w:rPr>
@@ -5539,7 +7202,7 @@
           <w:p>
             <w:pPr>
               <w:spacing w:line="279" w:lineRule="auto"/>
-              <w:jc w:val="both"/>
+              <w:jc w:val="left"/>
               <w:rPr>
                 <w:rFonts w:ascii="Arial" w:hAnsi="Arial" w:eastAsia="Arial" w:cs="Arial"/>
               </w:rPr>
@@ -5566,7 +7229,7 @@
           <w:p>
             <w:pPr>
               <w:spacing w:line="279" w:lineRule="auto"/>
-              <w:jc w:val="both"/>
+              <w:jc w:val="left"/>
               <w:rPr>
                 <w:rFonts w:ascii="Arial" w:hAnsi="Arial" w:eastAsia="Arial" w:cs="Arial"/>
               </w:rPr>
@@ -5590,7 +7253,7 @@
           <w:p>
             <w:pPr>
               <w:spacing w:line="279" w:lineRule="auto"/>
-              <w:jc w:val="both"/>
+              <w:jc w:val="left"/>
               <w:rPr>
                 <w:rFonts w:ascii="Arial" w:hAnsi="Arial" w:eastAsia="Arial" w:cs="Arial"/>
               </w:rPr>
@@ -5619,7 +7282,7 @@
           <w:p>
             <w:pPr>
               <w:spacing w:line="279" w:lineRule="auto"/>
-              <w:jc w:val="both"/>
+              <w:jc w:val="left"/>
               <w:rPr>
                 <w:rFonts w:ascii="Arial" w:hAnsi="Arial" w:eastAsia="Arial" w:cs="Arial"/>
               </w:rPr>
@@ -5649,7 +7312,7 @@
           <w:p>
             <w:pPr>
               <w:spacing w:line="279" w:lineRule="auto"/>
-              <w:jc w:val="both"/>
+              <w:jc w:val="left"/>
               <w:rPr>
                 <w:rFonts w:ascii="Arial" w:hAnsi="Arial" w:eastAsia="Arial" w:cs="Arial"/>
               </w:rPr>
@@ -5673,7 +7336,7 @@
           <w:p>
             <w:pPr>
               <w:spacing w:line="279" w:lineRule="auto"/>
-              <w:jc w:val="both"/>
+              <w:jc w:val="left"/>
               <w:rPr>
                 <w:rFonts w:ascii="Arial" w:hAnsi="Arial" w:eastAsia="Arial" w:cs="Arial"/>
               </w:rPr>
@@ -5697,7 +7360,7 @@
           <w:p>
             <w:pPr>
               <w:spacing w:line="279" w:lineRule="auto"/>
-              <w:jc w:val="both"/>
+              <w:jc w:val="left"/>
               <w:rPr>
                 <w:rFonts w:ascii="Arial" w:hAnsi="Arial" w:eastAsia="Arial" w:cs="Arial"/>
               </w:rPr>
@@ -5724,7 +7387,7 @@
           <w:p>
             <w:pPr>
               <w:spacing w:line="279" w:lineRule="auto"/>
-              <w:jc w:val="both"/>
+              <w:jc w:val="left"/>
               <w:rPr>
                 <w:rFonts w:ascii="Arial" w:hAnsi="Arial" w:eastAsia="Arial" w:cs="Arial"/>
               </w:rPr>
@@ -5748,7 +7411,7 @@
           <w:p>
             <w:pPr>
               <w:spacing w:line="279" w:lineRule="auto"/>
-              <w:jc w:val="both"/>
+              <w:jc w:val="left"/>
               <w:rPr>
                 <w:rFonts w:ascii="Arial" w:hAnsi="Arial" w:eastAsia="Arial" w:cs="Arial"/>
               </w:rPr>
@@ -5777,7 +7440,7 @@
           <w:p>
             <w:pPr>
               <w:spacing w:line="279" w:lineRule="auto"/>
-              <w:jc w:val="both"/>
+              <w:jc w:val="left"/>
               <w:rPr>
                 <w:rFonts w:ascii="Arial" w:hAnsi="Arial" w:eastAsia="Arial" w:cs="Arial"/>
               </w:rPr>
@@ -5801,7 +7464,7 @@
           <w:p>
             <w:pPr>
               <w:spacing w:line="279" w:lineRule="auto"/>
-              <w:jc w:val="both"/>
+              <w:jc w:val="left"/>
               <w:rPr>
                 <w:rFonts w:ascii="Arial" w:hAnsi="Arial" w:eastAsia="Arial" w:cs="Arial"/>
               </w:rPr>
@@ -5825,7 +7488,7 @@
           <w:p>
             <w:pPr>
               <w:spacing w:line="279" w:lineRule="auto"/>
-              <w:jc w:val="both"/>
+              <w:jc w:val="left"/>
               <w:rPr>
                 <w:rFonts w:ascii="Arial" w:hAnsi="Arial" w:eastAsia="Arial" w:cs="Arial"/>
               </w:rPr>
@@ -5849,7 +7512,7 @@
           <w:p>
             <w:pPr>
               <w:spacing w:line="279" w:lineRule="auto"/>
-              <w:jc w:val="both"/>
+              <w:jc w:val="left"/>
               <w:rPr>
                 <w:rFonts w:ascii="Arial" w:hAnsi="Arial" w:eastAsia="Arial" w:cs="Arial"/>
               </w:rPr>
@@ -5873,7 +7536,7 @@
           <w:p>
             <w:pPr>
               <w:spacing w:line="279" w:lineRule="auto"/>
-              <w:jc w:val="both"/>
+              <w:jc w:val="left"/>
               <w:rPr>
                 <w:rFonts w:ascii="Arial" w:hAnsi="Arial" w:eastAsia="Arial" w:cs="Arial"/>
               </w:rPr>
@@ -5897,7 +7560,7 @@
           <w:p>
             <w:pPr>
               <w:spacing w:line="279" w:lineRule="auto"/>
-              <w:jc w:val="both"/>
+              <w:jc w:val="left"/>
               <w:rPr>
                 <w:rFonts w:ascii="Arial" w:hAnsi="Arial" w:eastAsia="Arial" w:cs="Arial"/>
               </w:rPr>
@@ -5926,7 +7589,7 @@
           <w:p>
             <w:pPr>
               <w:spacing w:line="279" w:lineRule="auto"/>
-              <w:jc w:val="both"/>
+              <w:jc w:val="left"/>
               <w:rPr>
                 <w:rFonts w:ascii="Arial" w:hAnsi="Arial" w:eastAsia="Arial" w:cs="Arial"/>
               </w:rPr>
@@ -5950,7 +7613,7 @@
           <w:p>
             <w:pPr>
               <w:spacing w:line="279" w:lineRule="auto"/>
-              <w:jc w:val="both"/>
+              <w:jc w:val="left"/>
               <w:rPr>
                 <w:rFonts w:ascii="Arial" w:hAnsi="Arial" w:eastAsia="Arial" w:cs="Arial"/>
               </w:rPr>
@@ -5974,7 +7637,7 @@
           <w:p>
             <w:pPr>
               <w:spacing w:line="279" w:lineRule="auto"/>
-              <w:jc w:val="both"/>
+              <w:jc w:val="left"/>
               <w:rPr>
                 <w:rFonts w:ascii="Arial" w:hAnsi="Arial" w:eastAsia="Arial" w:cs="Arial"/>
               </w:rPr>
@@ -5998,7 +7661,7 @@
           <w:p>
             <w:pPr>
               <w:spacing w:line="279" w:lineRule="auto"/>
-              <w:jc w:val="both"/>
+              <w:jc w:val="left"/>
               <w:rPr>
                 <w:rFonts w:ascii="Arial" w:hAnsi="Arial" w:eastAsia="Arial" w:cs="Arial"/>
               </w:rPr>
@@ -6022,7 +7685,7 @@
           <w:p>
             <w:pPr>
               <w:spacing w:line="279" w:lineRule="auto"/>
-              <w:jc w:val="both"/>
+              <w:jc w:val="left"/>
               <w:rPr>
                 <w:rFonts w:ascii="Arial" w:hAnsi="Arial" w:eastAsia="Arial" w:cs="Arial"/>
               </w:rPr>
@@ -6046,7 +7709,7 @@
           <w:p>
             <w:pPr>
               <w:spacing w:line="279" w:lineRule="auto"/>
-              <w:jc w:val="both"/>
+              <w:jc w:val="left"/>
               <w:rPr>
                 <w:rFonts w:ascii="Arial" w:hAnsi="Arial" w:eastAsia="Arial" w:cs="Arial"/>
               </w:rPr>
@@ -6075,7 +7738,7 @@
           <w:p>
             <w:pPr>
               <w:spacing w:line="279" w:lineRule="auto"/>
-              <w:jc w:val="both"/>
+              <w:jc w:val="left"/>
               <w:rPr>
                 <w:rFonts w:ascii="Arial" w:hAnsi="Arial" w:eastAsia="Arial" w:cs="Arial"/>
               </w:rPr>
@@ -6099,7 +7762,7 @@
           <w:p>
             <w:pPr>
               <w:spacing w:line="279" w:lineRule="auto"/>
-              <w:jc w:val="both"/>
+              <w:jc w:val="left"/>
               <w:rPr>
                 <w:rFonts w:ascii="Arial" w:hAnsi="Arial" w:eastAsia="Arial" w:cs="Arial"/>
               </w:rPr>
@@ -6123,7 +7786,7 @@
           <w:p>
             <w:pPr>
               <w:spacing w:line="279" w:lineRule="auto"/>
-              <w:jc w:val="both"/>
+              <w:jc w:val="left"/>
               <w:rPr>
                 <w:rFonts w:ascii="Arial" w:hAnsi="Arial" w:eastAsia="Arial" w:cs="Arial"/>
               </w:rPr>
@@ -6147,7 +7810,7 @@
           <w:p>
             <w:pPr>
               <w:spacing w:line="279" w:lineRule="auto"/>
-              <w:jc w:val="both"/>
+              <w:jc w:val="left"/>
               <w:rPr>
                 <w:rFonts w:ascii="Arial" w:hAnsi="Arial" w:eastAsia="Arial" w:cs="Arial"/>
               </w:rPr>
@@ -6171,7 +7834,7 @@
           <w:p>
             <w:pPr>
               <w:spacing w:line="279" w:lineRule="auto"/>
-              <w:jc w:val="both"/>
+              <w:jc w:val="left"/>
               <w:rPr>
                 <w:rFonts w:ascii="Arial" w:hAnsi="Arial" w:eastAsia="Arial" w:cs="Arial"/>
               </w:rPr>
@@ -6195,7 +7858,7 @@
           <w:p>
             <w:pPr>
               <w:spacing w:line="279" w:lineRule="auto"/>
-              <w:jc w:val="both"/>
+              <w:jc w:val="left"/>
               <w:rPr>
                 <w:rFonts w:ascii="Arial" w:hAnsi="Arial" w:eastAsia="Arial" w:cs="Arial"/>
               </w:rPr>
@@ -6224,7 +7887,7 @@
           <w:p>
             <w:pPr>
               <w:spacing w:line="279" w:lineRule="auto"/>
-              <w:jc w:val="both"/>
+              <w:jc w:val="left"/>
               <w:rPr>
                 <w:rFonts w:ascii="Arial" w:hAnsi="Arial" w:eastAsia="Arial" w:cs="Arial"/>
               </w:rPr>
@@ -6248,7 +7911,7 @@
           <w:p>
             <w:pPr>
               <w:spacing w:line="279" w:lineRule="auto"/>
-              <w:jc w:val="both"/>
+              <w:jc w:val="left"/>
               <w:rPr>
                 <w:rFonts w:ascii="Arial" w:hAnsi="Arial" w:eastAsia="Arial" w:cs="Arial"/>
               </w:rPr>
@@ -6272,7 +7935,7 @@
           <w:p>
             <w:pPr>
               <w:spacing w:line="279" w:lineRule="auto"/>
-              <w:jc w:val="both"/>
+              <w:jc w:val="left"/>
               <w:rPr>
                 <w:rFonts w:ascii="Arial" w:hAnsi="Arial" w:eastAsia="Arial" w:cs="Arial"/>
               </w:rPr>
@@ -6296,7 +7959,7 @@
           <w:p>
             <w:pPr>
               <w:spacing w:line="279" w:lineRule="auto"/>
-              <w:jc w:val="both"/>
+              <w:jc w:val="left"/>
               <w:rPr>
                 <w:rFonts w:ascii="Arial" w:hAnsi="Arial" w:eastAsia="Arial" w:cs="Arial"/>
               </w:rPr>
@@ -6320,7 +7983,7 @@
           <w:p>
             <w:pPr>
               <w:spacing w:line="279" w:lineRule="auto"/>
-              <w:jc w:val="both"/>
+              <w:jc w:val="left"/>
               <w:rPr>
                 <w:rFonts w:ascii="Arial" w:hAnsi="Arial" w:eastAsia="Arial" w:cs="Arial"/>
               </w:rPr>
@@ -6344,7 +8007,7 @@
           <w:p>
             <w:pPr>
               <w:spacing w:line="279" w:lineRule="auto"/>
-              <w:jc w:val="both"/>
+              <w:jc w:val="left"/>
               <w:rPr>
                 <w:rFonts w:ascii="Arial" w:hAnsi="Arial" w:eastAsia="Arial" w:cs="Arial"/>
               </w:rPr>
@@ -6392,6 +8055,7 @@
       <w:tblPr>
         <w:tblStyle w:val="Tabelacomgrade"/>
         <w:tblW w:w="0" w:type="auto"/>
+        <w:jc w:val="left"/>
         <w:tblBorders>
           <w:top w:val="single" w:color="auto" w:sz="6" w:space="0"/>
           <w:left w:val="single" w:color="auto" w:sz="6" w:space="0"/>
@@ -6424,7 +8088,7 @@
           <w:p>
             <w:pPr>
               <w:spacing w:line="279" w:lineRule="auto"/>
-              <w:jc w:val="both"/>
+              <w:jc w:val="left"/>
               <w:rPr>
                 <w:rFonts w:ascii="Arial" w:hAnsi="Arial" w:eastAsia="Arial" w:cs="Arial"/>
               </w:rPr>
@@ -6449,7 +8113,7 @@
           <w:p>
             <w:pPr>
               <w:spacing w:line="279" w:lineRule="auto"/>
-              <w:jc w:val="both"/>
+              <w:jc w:val="left"/>
               <w:rPr>
                 <w:rFonts w:ascii="Arial" w:hAnsi="Arial" w:eastAsia="Arial" w:cs="Arial"/>
               </w:rPr>
@@ -6474,7 +8138,7 @@
           <w:p>
             <w:pPr>
               <w:spacing w:line="279" w:lineRule="auto"/>
-              <w:jc w:val="both"/>
+              <w:jc w:val="left"/>
               <w:rPr>
                 <w:rFonts w:ascii="Arial" w:hAnsi="Arial" w:eastAsia="Arial" w:cs="Arial"/>
               </w:rPr>
@@ -6499,7 +8163,7 @@
           <w:p>
             <w:pPr>
               <w:spacing w:line="279" w:lineRule="auto"/>
-              <w:jc w:val="both"/>
+              <w:jc w:val="left"/>
               <w:rPr>
                 <w:rFonts w:ascii="Arial" w:hAnsi="Arial" w:eastAsia="Arial" w:cs="Arial"/>
               </w:rPr>
@@ -6527,7 +8191,7 @@
           <w:p>
             <w:pPr>
               <w:spacing w:line="279" w:lineRule="auto"/>
-              <w:jc w:val="both"/>
+              <w:jc w:val="left"/>
               <w:rPr>
                 <w:rFonts w:ascii="Arial" w:hAnsi="Arial" w:eastAsia="Arial" w:cs="Arial"/>
               </w:rPr>
@@ -6552,7 +8216,7 @@
           <w:p>
             <w:pPr>
               <w:spacing w:line="279" w:lineRule="auto"/>
-              <w:jc w:val="both"/>
+              <w:jc w:val="left"/>
               <w:rPr>
                 <w:rFonts w:ascii="Arial" w:hAnsi="Arial" w:eastAsia="Arial" w:cs="Arial"/>
               </w:rPr>
@@ -6581,7 +8245,7 @@
           <w:p>
             <w:pPr>
               <w:spacing w:line="279" w:lineRule="auto"/>
-              <w:jc w:val="both"/>
+              <w:jc w:val="left"/>
               <w:rPr>
                 <w:rFonts w:ascii="Arial" w:hAnsi="Arial" w:eastAsia="Arial" w:cs="Arial"/>
               </w:rPr>
@@ -6605,7 +8269,7 @@
           <w:p>
             <w:pPr>
               <w:spacing w:line="279" w:lineRule="auto"/>
-              <w:jc w:val="both"/>
+              <w:jc w:val="left"/>
               <w:rPr>
                 <w:rFonts w:ascii="Arial" w:hAnsi="Arial" w:eastAsia="Arial" w:cs="Arial"/>
               </w:rPr>
@@ -6629,7 +8293,7 @@
           <w:p>
             <w:pPr>
               <w:spacing w:line="279" w:lineRule="auto"/>
-              <w:jc w:val="both"/>
+              <w:jc w:val="left"/>
               <w:rPr>
                 <w:rFonts w:ascii="Arial" w:hAnsi="Arial" w:eastAsia="Arial" w:cs="Arial"/>
               </w:rPr>
@@ -6653,7 +8317,7 @@
           <w:p>
             <w:pPr>
               <w:spacing w:line="279" w:lineRule="auto"/>
-              <w:jc w:val="both"/>
+              <w:jc w:val="left"/>
               <w:rPr>
                 <w:rFonts w:ascii="Arial" w:hAnsi="Arial" w:eastAsia="Arial" w:cs="Arial"/>
               </w:rPr>
@@ -6680,7 +8344,7 @@
           <w:p>
             <w:pPr>
               <w:spacing w:line="279" w:lineRule="auto"/>
-              <w:jc w:val="both"/>
+              <w:jc w:val="left"/>
               <w:rPr>
                 <w:rFonts w:ascii="Arial" w:hAnsi="Arial" w:eastAsia="Arial" w:cs="Arial"/>
               </w:rPr>
@@ -6704,7 +8368,7 @@
           <w:p>
             <w:pPr>
               <w:spacing w:line="279" w:lineRule="auto"/>
-              <w:jc w:val="both"/>
+              <w:jc w:val="left"/>
               <w:rPr>
                 <w:rFonts w:ascii="Arial" w:hAnsi="Arial" w:eastAsia="Arial" w:cs="Arial"/>
               </w:rPr>
@@ -6733,7 +8397,7 @@
           <w:p>
             <w:pPr>
               <w:spacing w:line="279" w:lineRule="auto"/>
-              <w:jc w:val="both"/>
+              <w:jc w:val="left"/>
               <w:rPr>
                 <w:rFonts w:ascii="Arial" w:hAnsi="Arial" w:eastAsia="Arial" w:cs="Arial"/>
               </w:rPr>
@@ -6757,7 +8421,7 @@
           <w:p>
             <w:pPr>
               <w:spacing w:line="279" w:lineRule="auto"/>
-              <w:jc w:val="both"/>
+              <w:jc w:val="left"/>
               <w:rPr>
                 <w:rFonts w:ascii="Arial" w:hAnsi="Arial" w:eastAsia="Arial" w:cs="Arial"/>
               </w:rPr>
@@ -6781,7 +8445,7 @@
           <w:p>
             <w:pPr>
               <w:spacing w:line="279" w:lineRule="auto"/>
-              <w:jc w:val="both"/>
+              <w:jc w:val="left"/>
               <w:rPr>
                 <w:rFonts w:ascii="Arial" w:hAnsi="Arial" w:eastAsia="Arial" w:cs="Arial"/>
               </w:rPr>
@@ -6805,7 +8469,7 @@
           <w:p>
             <w:pPr>
               <w:spacing w:line="279" w:lineRule="auto"/>
-              <w:jc w:val="both"/>
+              <w:jc w:val="left"/>
               <w:rPr>
                 <w:rFonts w:ascii="Arial" w:hAnsi="Arial" w:eastAsia="Arial" w:cs="Arial"/>
               </w:rPr>
@@ -6832,7 +8496,7 @@
           <w:p>
             <w:pPr>
               <w:spacing w:line="279" w:lineRule="auto"/>
-              <w:jc w:val="both"/>
+              <w:jc w:val="left"/>
               <w:rPr>
                 <w:rFonts w:ascii="Arial" w:hAnsi="Arial" w:eastAsia="Arial" w:cs="Arial"/>
               </w:rPr>
@@ -6856,7 +8520,7 @@
           <w:p>
             <w:pPr>
               <w:spacing w:line="279" w:lineRule="auto"/>
-              <w:jc w:val="both"/>
+              <w:jc w:val="left"/>
               <w:rPr>
                 <w:rFonts w:ascii="Arial" w:hAnsi="Arial" w:eastAsia="Arial" w:cs="Arial"/>
               </w:rPr>
@@ -6885,7 +8549,7 @@
           <w:p>
             <w:pPr>
               <w:spacing w:line="279" w:lineRule="auto"/>
-              <w:jc w:val="both"/>
+              <w:jc w:val="left"/>
               <w:rPr>
                 <w:rFonts w:ascii="Arial" w:hAnsi="Arial" w:eastAsia="Arial" w:cs="Arial"/>
               </w:rPr>
@@ -6909,7 +8573,7 @@
           <w:p>
             <w:pPr>
               <w:spacing w:line="279" w:lineRule="auto"/>
-              <w:jc w:val="both"/>
+              <w:jc w:val="left"/>
               <w:rPr>
                 <w:rFonts w:ascii="Arial" w:hAnsi="Arial" w:eastAsia="Arial" w:cs="Arial"/>
               </w:rPr>
@@ -6933,7 +8597,7 @@
           <w:p>
             <w:pPr>
               <w:spacing w:line="279" w:lineRule="auto"/>
-              <w:jc w:val="both"/>
+              <w:jc w:val="left"/>
               <w:rPr>
                 <w:rFonts w:ascii="Arial" w:hAnsi="Arial" w:eastAsia="Arial" w:cs="Arial"/>
               </w:rPr>
@@ -6957,7 +8621,7 @@
           <w:p>
             <w:pPr>
               <w:spacing w:line="279" w:lineRule="auto"/>
-              <w:jc w:val="both"/>
+              <w:jc w:val="left"/>
               <w:rPr>
                 <w:rFonts w:ascii="Arial" w:hAnsi="Arial" w:eastAsia="Arial" w:cs="Arial"/>
               </w:rPr>
@@ -6984,7 +8648,7 @@
           <w:p>
             <w:pPr>
               <w:spacing w:line="279" w:lineRule="auto"/>
-              <w:jc w:val="both"/>
+              <w:jc w:val="left"/>
               <w:rPr>
                 <w:rFonts w:ascii="Arial" w:hAnsi="Arial" w:eastAsia="Arial" w:cs="Arial"/>
               </w:rPr>
@@ -7008,7 +8672,7 @@
           <w:p>
             <w:pPr>
               <w:spacing w:line="279" w:lineRule="auto"/>
-              <w:jc w:val="both"/>
+              <w:jc w:val="left"/>
               <w:rPr>
                 <w:rFonts w:ascii="Arial" w:hAnsi="Arial" w:eastAsia="Arial" w:cs="Arial"/>
               </w:rPr>
@@ -7037,7 +8701,7 @@
           <w:p>
             <w:pPr>
               <w:spacing w:line="279" w:lineRule="auto"/>
-              <w:jc w:val="both"/>
+              <w:jc w:val="left"/>
               <w:rPr>
                 <w:rFonts w:ascii="Arial" w:hAnsi="Arial" w:eastAsia="Arial" w:cs="Arial"/>
               </w:rPr>
@@ -7061,7 +8725,7 @@
           <w:p>
             <w:pPr>
               <w:spacing w:line="279" w:lineRule="auto"/>
-              <w:jc w:val="both"/>
+              <w:jc w:val="left"/>
               <w:rPr>
                 <w:rFonts w:ascii="Arial" w:hAnsi="Arial" w:eastAsia="Arial" w:cs="Arial"/>
               </w:rPr>
@@ -7085,7 +8749,7 @@
           <w:p>
             <w:pPr>
               <w:spacing w:line="279" w:lineRule="auto"/>
-              <w:jc w:val="both"/>
+              <w:jc w:val="left"/>
               <w:rPr>
                 <w:rFonts w:ascii="Arial" w:hAnsi="Arial" w:eastAsia="Arial" w:cs="Arial"/>
               </w:rPr>
@@ -7109,7 +8773,7 @@
           <w:p>
             <w:pPr>
               <w:spacing w:line="279" w:lineRule="auto"/>
-              <w:jc w:val="both"/>
+              <w:jc w:val="left"/>
               <w:rPr>
                 <w:rFonts w:ascii="Arial" w:hAnsi="Arial" w:eastAsia="Arial" w:cs="Arial"/>
               </w:rPr>
@@ -7136,7 +8800,7 @@
           <w:p>
             <w:pPr>
               <w:spacing w:line="279" w:lineRule="auto"/>
-              <w:jc w:val="both"/>
+              <w:jc w:val="left"/>
               <w:rPr>
                 <w:rFonts w:ascii="Arial" w:hAnsi="Arial" w:eastAsia="Arial" w:cs="Arial"/>
               </w:rPr>
@@ -7160,7 +8824,7 @@
           <w:p>
             <w:pPr>
               <w:spacing w:line="279" w:lineRule="auto"/>
-              <w:jc w:val="both"/>
+              <w:jc w:val="left"/>
               <w:rPr>
                 <w:rFonts w:ascii="Arial" w:hAnsi="Arial" w:eastAsia="Arial" w:cs="Arial"/>
               </w:rPr>
@@ -7189,19 +8853,17 @@
           <w:p>
             <w:pPr>
               <w:spacing w:line="279" w:lineRule="auto"/>
-              <w:jc w:val="both"/>
-              <w:rPr>
-                <w:rFonts w:ascii="Arial" w:hAnsi="Arial" w:eastAsia="Arial" w:cs="Arial"/>
-              </w:rPr>
-            </w:pPr>
-            <w:proofErr w:type="spellStart"/>
+              <w:jc w:val="left"/>
+              <w:rPr>
+                <w:rFonts w:ascii="Arial" w:hAnsi="Arial" w:eastAsia="Arial" w:cs="Arial"/>
+              </w:rPr>
+            </w:pPr>
             <w:r>
               <w:rPr>
                 <w:rFonts w:ascii="Arial" w:hAnsi="Arial" w:eastAsia="Arial" w:cs="Arial"/>
               </w:rPr>
               <w:t>Id_entrega</w:t>
             </w:r>
-            <w:proofErr w:type="spellEnd"/>
           </w:p>
         </w:tc>
         <w:tc>
@@ -7215,7 +8877,55 @@
           <w:p>
             <w:pPr>
               <w:spacing w:line="279" w:lineRule="auto"/>
-              <w:jc w:val="both"/>
+              <w:jc w:val="left"/>
+              <w:rPr>
+                <w:rFonts w:ascii="Arial" w:hAnsi="Arial" w:eastAsia="Arial" w:cs="Arial"/>
+              </w:rPr>
+            </w:pPr>
+            <w:r>
+              <w:rPr>
+                <w:rFonts w:ascii="Arial" w:hAnsi="Arial" w:eastAsia="Arial" w:cs="Arial"/>
+              </w:rPr>
+              <w:t>FK</w:t>
+            </w:r>
+          </w:p>
+        </w:tc>
+        <w:tc>
+          <w:tcPr>
+            <w:tcW w:w="1275" w:type="dxa"/>
+            <w:tcMar>
+              <w:left w:w="105" w:type="dxa"/>
+              <w:right w:w="105" w:type="dxa"/>
+            </w:tcMar>
+          </w:tcPr>
+          <w:p>
+            <w:pPr>
+              <w:spacing w:line="279" w:lineRule="auto"/>
+              <w:jc w:val="left"/>
+              <w:rPr>
+                <w:rFonts w:ascii="Arial" w:hAnsi="Arial" w:eastAsia="Arial" w:cs="Arial"/>
+              </w:rPr>
+            </w:pPr>
+            <w:r>
+              <w:rPr>
+                <w:rFonts w:ascii="Arial" w:hAnsi="Arial" w:eastAsia="Arial" w:cs="Arial"/>
+              </w:rPr>
+              <w:t>INT</w:t>
+            </w:r>
+          </w:p>
+        </w:tc>
+        <w:tc>
+          <w:tcPr>
+            <w:tcW w:w="1125" w:type="dxa"/>
+            <w:tcMar>
+              <w:left w:w="105" w:type="dxa"/>
+              <w:right w:w="105" w:type="dxa"/>
+            </w:tcMar>
+          </w:tcPr>
+          <w:p>
+            <w:pPr>
+              <w:spacing w:line="279" w:lineRule="auto"/>
+              <w:jc w:val="left"/>
               <w:rPr>
                 <w:rFonts w:ascii="Arial" w:hAnsi="Arial" w:eastAsia="Arial" w:cs="Arial"/>
               </w:rPr>
@@ -7230,54 +8940,6 @@
         </w:tc>
         <w:tc>
           <w:tcPr>
-            <w:tcW w:w="1275" w:type="dxa"/>
-            <w:tcMar>
-              <w:left w:w="105" w:type="dxa"/>
-              <w:right w:w="105" w:type="dxa"/>
-            </w:tcMar>
-          </w:tcPr>
-          <w:p>
-            <w:pPr>
-              <w:spacing w:line="279" w:lineRule="auto"/>
-              <w:jc w:val="both"/>
-              <w:rPr>
-                <w:rFonts w:ascii="Arial" w:hAnsi="Arial" w:eastAsia="Arial" w:cs="Arial"/>
-              </w:rPr>
-            </w:pPr>
-            <w:r>
-              <w:rPr>
-                <w:rFonts w:ascii="Arial" w:hAnsi="Arial" w:eastAsia="Arial" w:cs="Arial"/>
-              </w:rPr>
-              <w:t>INT</w:t>
-            </w:r>
-          </w:p>
-        </w:tc>
-        <w:tc>
-          <w:tcPr>
-            <w:tcW w:w="1125" w:type="dxa"/>
-            <w:tcMar>
-              <w:left w:w="105" w:type="dxa"/>
-              <w:right w:w="105" w:type="dxa"/>
-            </w:tcMar>
-          </w:tcPr>
-          <w:p>
-            <w:pPr>
-              <w:spacing w:line="279" w:lineRule="auto"/>
-              <w:jc w:val="both"/>
-              <w:rPr>
-                <w:rFonts w:ascii="Arial" w:hAnsi="Arial" w:eastAsia="Arial" w:cs="Arial"/>
-              </w:rPr>
-            </w:pPr>
-            <w:r>
-              <w:rPr>
-                <w:rFonts w:ascii="Arial" w:hAnsi="Arial" w:eastAsia="Arial" w:cs="Arial"/>
-              </w:rPr>
-              <w:t>-</w:t>
-            </w:r>
-          </w:p>
-        </w:tc>
-        <w:tc>
-          <w:tcPr>
             <w:tcW w:w="1410" w:type="dxa"/>
             <w:tcMar>
               <w:left w:w="105" w:type="dxa"/>
@@ -7287,7 +8949,7 @@
           <w:p>
             <w:pPr>
               <w:spacing w:line="279" w:lineRule="auto"/>
-              <w:jc w:val="both"/>
+              <w:jc w:val="left"/>
               <w:rPr>
                 <w:rFonts w:ascii="Arial" w:hAnsi="Arial" w:eastAsia="Arial" w:cs="Arial"/>
               </w:rPr>
@@ -7311,7 +8973,7 @@
           <w:p>
             <w:pPr>
               <w:spacing w:line="279" w:lineRule="auto"/>
-              <w:jc w:val="both"/>
+              <w:jc w:val="left"/>
               <w:rPr>
                 <w:rFonts w:ascii="Arial" w:hAnsi="Arial" w:eastAsia="Arial" w:cs="Arial"/>
               </w:rPr>
@@ -7340,7 +9002,7 @@
           <w:p>
             <w:pPr>
               <w:spacing w:line="279" w:lineRule="auto"/>
-              <w:jc w:val="both"/>
+              <w:jc w:val="left"/>
               <w:rPr>
                 <w:rFonts w:ascii="Arial" w:hAnsi="Arial" w:eastAsia="Arial" w:cs="Arial"/>
               </w:rPr>
@@ -7364,7 +9026,7 @@
           <w:p>
             <w:pPr>
               <w:spacing w:line="279" w:lineRule="auto"/>
-              <w:jc w:val="both"/>
+              <w:jc w:val="left"/>
               <w:rPr>
                 <w:rFonts w:ascii="Arial" w:hAnsi="Arial" w:eastAsia="Arial" w:cs="Arial"/>
               </w:rPr>
@@ -7388,7 +9050,7 @@
           <w:p>
             <w:pPr>
               <w:spacing w:line="279" w:lineRule="auto"/>
-              <w:jc w:val="both"/>
+              <w:jc w:val="left"/>
               <w:rPr>
                 <w:rFonts w:ascii="Arial" w:hAnsi="Arial" w:eastAsia="Arial" w:cs="Arial"/>
               </w:rPr>
@@ -7412,7 +9074,7 @@
           <w:p>
             <w:pPr>
               <w:spacing w:line="279" w:lineRule="auto"/>
-              <w:jc w:val="both"/>
+              <w:jc w:val="left"/>
               <w:rPr>
                 <w:rFonts w:ascii="Arial" w:hAnsi="Arial" w:eastAsia="Arial" w:cs="Arial"/>
               </w:rPr>
@@ -7436,7 +9098,7 @@
           <w:p>
             <w:pPr>
               <w:spacing w:line="279" w:lineRule="auto"/>
-              <w:jc w:val="both"/>
+              <w:jc w:val="left"/>
               <w:rPr>
                 <w:rFonts w:ascii="Arial" w:hAnsi="Arial" w:eastAsia="Arial" w:cs="Arial"/>
               </w:rPr>
@@ -7460,7 +9122,7 @@
           <w:p>
             <w:pPr>
               <w:spacing w:line="279" w:lineRule="auto"/>
-              <w:jc w:val="both"/>
+              <w:jc w:val="left"/>
               <w:rPr>
                 <w:rFonts w:ascii="Arial" w:hAnsi="Arial" w:eastAsia="Arial" w:cs="Arial"/>
               </w:rPr>
@@ -7489,7 +9151,7 @@
           <w:p>
             <w:pPr>
               <w:spacing w:line="279" w:lineRule="auto"/>
-              <w:jc w:val="both"/>
+              <w:jc w:val="left"/>
               <w:rPr>
                 <w:rFonts w:ascii="Arial" w:hAnsi="Arial" w:eastAsia="Arial" w:cs="Arial"/>
               </w:rPr>
@@ -7519,7 +9181,7 @@
           <w:p>
             <w:pPr>
               <w:spacing w:line="279" w:lineRule="auto"/>
-              <w:jc w:val="both"/>
+              <w:jc w:val="left"/>
               <w:rPr>
                 <w:rFonts w:ascii="Arial" w:hAnsi="Arial" w:eastAsia="Arial" w:cs="Arial"/>
               </w:rPr>
@@ -7543,7 +9205,7 @@
           <w:p>
             <w:pPr>
               <w:spacing w:line="279" w:lineRule="auto"/>
-              <w:jc w:val="both"/>
+              <w:jc w:val="left"/>
               <w:rPr>
                 <w:rFonts w:ascii="Arial" w:hAnsi="Arial" w:eastAsia="Arial" w:cs="Arial"/>
               </w:rPr>
@@ -7567,7 +9229,7 @@
           <w:p>
             <w:pPr>
               <w:spacing w:line="279" w:lineRule="auto"/>
-              <w:jc w:val="both"/>
+              <w:jc w:val="left"/>
               <w:rPr>
                 <w:rFonts w:ascii="Arial" w:hAnsi="Arial" w:eastAsia="Arial" w:cs="Arial"/>
               </w:rPr>
@@ -7591,7 +9253,7 @@
           <w:p>
             <w:pPr>
               <w:spacing w:line="279" w:lineRule="auto"/>
-              <w:jc w:val="both"/>
+              <w:jc w:val="left"/>
               <w:rPr>
                 <w:rFonts w:ascii="Arial" w:hAnsi="Arial" w:eastAsia="Arial" w:cs="Arial"/>
               </w:rPr>
@@ -7615,7 +9277,7 @@
           <w:p>
             <w:pPr>
               <w:spacing w:line="279" w:lineRule="auto"/>
-              <w:jc w:val="both"/>
+              <w:jc w:val="left"/>
               <w:rPr>
                 <w:rFonts w:ascii="Arial" w:hAnsi="Arial" w:eastAsia="Arial" w:cs="Arial"/>
               </w:rPr>
@@ -7644,7 +9306,7 @@
           <w:p>
             <w:pPr>
               <w:spacing w:line="279" w:lineRule="auto"/>
-              <w:jc w:val="both"/>
+              <w:jc w:val="left"/>
               <w:rPr>
                 <w:rFonts w:ascii="Arial" w:hAnsi="Arial" w:eastAsia="Arial" w:cs="Arial"/>
               </w:rPr>
@@ -7668,7 +9330,7 @@
           <w:p>
             <w:pPr>
               <w:spacing w:line="279" w:lineRule="auto"/>
-              <w:jc w:val="both"/>
+              <w:jc w:val="left"/>
               <w:rPr>
                 <w:rFonts w:ascii="Arial" w:hAnsi="Arial" w:eastAsia="Arial" w:cs="Arial"/>
               </w:rPr>
@@ -7692,7 +9354,7 @@
           <w:p>
             <w:pPr>
               <w:spacing w:line="279" w:lineRule="auto"/>
-              <w:jc w:val="both"/>
+              <w:jc w:val="left"/>
               <w:rPr>
                 <w:rFonts w:ascii="Arial" w:hAnsi="Arial" w:eastAsia="Arial" w:cs="Arial"/>
               </w:rPr>
@@ -7716,7 +9378,7 @@
           <w:p>
             <w:pPr>
               <w:spacing w:line="279" w:lineRule="auto"/>
-              <w:jc w:val="both"/>
+              <w:jc w:val="left"/>
               <w:rPr>
                 <w:rFonts w:ascii="Arial" w:hAnsi="Arial" w:eastAsia="Arial" w:cs="Arial"/>
               </w:rPr>
@@ -7740,7 +9402,7 @@
           <w:p>
             <w:pPr>
               <w:spacing w:line="279" w:lineRule="auto"/>
-              <w:jc w:val="both"/>
+              <w:jc w:val="left"/>
               <w:rPr>
                 <w:rFonts w:ascii="Arial" w:hAnsi="Arial" w:eastAsia="Arial" w:cs="Arial"/>
               </w:rPr>
@@ -7764,7 +9426,7 @@
           <w:p>
             <w:pPr>
               <w:spacing w:line="279" w:lineRule="auto"/>
-              <w:jc w:val="both"/>
+              <w:jc w:val="left"/>
               <w:rPr>
                 <w:rFonts w:ascii="Arial" w:hAnsi="Arial" w:eastAsia="Arial" w:cs="Arial"/>
               </w:rPr>
@@ -7831,6 +9493,7 @@
       <w:tblPr>
         <w:tblStyle w:val="Tabelacomgrade"/>
         <w:tblW w:w="0" w:type="auto"/>
+        <w:jc w:val="left"/>
         <w:tblBorders>
           <w:top w:val="single" w:color="auto" w:sz="6" w:space="0"/>
           <w:left w:val="single" w:color="auto" w:sz="6" w:space="0"/>
@@ -7863,7 +9526,7 @@
           <w:p>
             <w:pPr>
               <w:spacing w:line="279" w:lineRule="auto"/>
-              <w:jc w:val="both"/>
+              <w:jc w:val="left"/>
               <w:rPr>
                 <w:rFonts w:ascii="Arial" w:hAnsi="Arial" w:eastAsia="Arial" w:cs="Arial"/>
               </w:rPr>
@@ -7888,7 +9551,7 @@
           <w:p>
             <w:pPr>
               <w:spacing w:line="279" w:lineRule="auto"/>
-              <w:jc w:val="both"/>
+              <w:jc w:val="left"/>
               <w:rPr>
                 <w:rFonts w:ascii="Arial" w:hAnsi="Arial" w:eastAsia="Arial" w:cs="Arial"/>
               </w:rPr>
@@ -7913,7 +9576,7 @@
           <w:p>
             <w:pPr>
               <w:spacing w:line="279" w:lineRule="auto"/>
-              <w:jc w:val="both"/>
+              <w:jc w:val="left"/>
               <w:rPr>
                 <w:rFonts w:ascii="Arial" w:hAnsi="Arial" w:eastAsia="Arial" w:cs="Arial"/>
               </w:rPr>
@@ -7938,7 +9601,7 @@
           <w:p>
             <w:pPr>
               <w:spacing w:line="279" w:lineRule="auto"/>
-              <w:jc w:val="both"/>
+              <w:jc w:val="left"/>
               <w:rPr>
                 <w:rFonts w:ascii="Arial" w:hAnsi="Arial" w:eastAsia="Arial" w:cs="Arial"/>
               </w:rPr>
@@ -7966,7 +9629,7 @@
           <w:p>
             <w:pPr>
               <w:spacing w:line="279" w:lineRule="auto"/>
-              <w:jc w:val="both"/>
+              <w:jc w:val="left"/>
               <w:rPr>
                 <w:rFonts w:ascii="Arial" w:hAnsi="Arial" w:eastAsia="Arial" w:cs="Arial"/>
               </w:rPr>
@@ -7991,7 +9654,7 @@
           <w:p>
             <w:pPr>
               <w:spacing w:line="279" w:lineRule="auto"/>
-              <w:jc w:val="both"/>
+              <w:jc w:val="left"/>
               <w:rPr>
                 <w:rFonts w:ascii="Arial" w:hAnsi="Arial" w:eastAsia="Arial" w:cs="Arial"/>
               </w:rPr>
@@ -8020,12 +9683,11 @@
           <w:p>
             <w:pPr>
               <w:spacing w:line="279" w:lineRule="auto"/>
-              <w:jc w:val="both"/>
-              <w:rPr>
-                <w:rFonts w:ascii="Arial" w:hAnsi="Arial" w:eastAsia="Arial" w:cs="Arial"/>
-              </w:rPr>
-            </w:pPr>
-            <w:proofErr w:type="spellStart"/>
+              <w:jc w:val="left"/>
+              <w:rPr>
+                <w:rFonts w:ascii="Arial" w:hAnsi="Arial" w:eastAsia="Arial" w:cs="Arial"/>
+              </w:rPr>
+            </w:pPr>
             <w:r>
               <w:rPr>
                 <w:rFonts w:ascii="Arial" w:hAnsi="Arial" w:eastAsia="Arial" w:cs="Arial"/>
@@ -8038,7 +9700,6 @@
               </w:rPr>
               <w:t>entrega</w:t>
             </w:r>
-            <w:proofErr w:type="spellEnd"/>
           </w:p>
         </w:tc>
         <w:tc>
@@ -8052,7 +9713,7 @@
           <w:p>
             <w:pPr>
               <w:spacing w:line="279" w:lineRule="auto"/>
-              <w:jc w:val="both"/>
+              <w:jc w:val="left"/>
               <w:rPr>
                 <w:rFonts w:ascii="Arial" w:hAnsi="Arial" w:eastAsia="Arial" w:cs="Arial"/>
               </w:rPr>
@@ -8076,7 +9737,7 @@
           <w:p>
             <w:pPr>
               <w:spacing w:line="279" w:lineRule="auto"/>
-              <w:jc w:val="both"/>
+              <w:jc w:val="left"/>
               <w:rPr>
                 <w:rFonts w:ascii="Arial" w:hAnsi="Arial" w:eastAsia="Arial" w:cs="Arial"/>
               </w:rPr>
@@ -8100,7 +9761,7 @@
           <w:p>
             <w:pPr>
               <w:spacing w:line="279" w:lineRule="auto"/>
-              <w:jc w:val="both"/>
+              <w:jc w:val="left"/>
               <w:rPr>
                 <w:rFonts w:ascii="Arial" w:hAnsi="Arial" w:eastAsia="Arial" w:cs="Arial"/>
               </w:rPr>
@@ -8127,7 +9788,7 @@
           <w:p>
             <w:pPr>
               <w:spacing w:line="279" w:lineRule="auto"/>
-              <w:jc w:val="both"/>
+              <w:jc w:val="left"/>
               <w:rPr>
                 <w:rFonts w:ascii="Arial" w:hAnsi="Arial" w:eastAsia="Arial" w:cs="Arial"/>
               </w:rPr>
@@ -8151,7 +9812,7 @@
           <w:p>
             <w:pPr>
               <w:spacing w:line="279" w:lineRule="auto"/>
-              <w:jc w:val="both"/>
+              <w:jc w:val="left"/>
               <w:rPr>
                 <w:rFonts w:ascii="Arial" w:hAnsi="Arial" w:eastAsia="Arial" w:cs="Arial"/>
               </w:rPr>
@@ -8186,7 +9847,7 @@
           <w:p>
             <w:pPr>
               <w:spacing w:line="279" w:lineRule="auto"/>
-              <w:jc w:val="both"/>
+              <w:jc w:val="left"/>
               <w:rPr>
                 <w:rFonts w:ascii="Arial" w:hAnsi="Arial" w:eastAsia="Arial" w:cs="Arial"/>
               </w:rPr>
@@ -8210,7 +9871,7 @@
           <w:p>
             <w:pPr>
               <w:spacing w:line="279" w:lineRule="auto"/>
-              <w:jc w:val="both"/>
+              <w:jc w:val="left"/>
               <w:rPr>
                 <w:rFonts w:ascii="Arial" w:hAnsi="Arial" w:eastAsia="Arial" w:cs="Arial"/>
               </w:rPr>
@@ -8234,7 +9895,7 @@
           <w:p>
             <w:pPr>
               <w:spacing w:line="279" w:lineRule="auto"/>
-              <w:jc w:val="both"/>
+              <w:jc w:val="left"/>
               <w:rPr>
                 <w:rFonts w:ascii="Arial" w:hAnsi="Arial" w:eastAsia="Arial" w:cs="Arial"/>
               </w:rPr>
@@ -8258,7 +9919,7 @@
           <w:p>
             <w:pPr>
               <w:spacing w:line="279" w:lineRule="auto"/>
-              <w:jc w:val="both"/>
+              <w:jc w:val="left"/>
               <w:rPr>
                 <w:rFonts w:ascii="Arial" w:hAnsi="Arial" w:eastAsia="Arial" w:cs="Arial"/>
               </w:rPr>
@@ -8285,7 +9946,7 @@
           <w:p>
             <w:pPr>
               <w:spacing w:line="279" w:lineRule="auto"/>
-              <w:jc w:val="both"/>
+              <w:jc w:val="left"/>
               <w:rPr>
                 <w:rFonts w:ascii="Arial" w:hAnsi="Arial" w:eastAsia="Arial" w:cs="Arial"/>
               </w:rPr>
@@ -8309,7 +9970,7 @@
           <w:p>
             <w:pPr>
               <w:spacing w:line="279" w:lineRule="auto"/>
-              <w:jc w:val="both"/>
+              <w:jc w:val="left"/>
               <w:rPr>
                 <w:rFonts w:ascii="Arial" w:hAnsi="Arial" w:eastAsia="Arial" w:cs="Arial"/>
               </w:rPr>
@@ -8338,25 +9999,44 @@
         <w:jc w:val="both"/>
         <w:rPr>
           <w:rFonts w:ascii="Arial" w:hAnsi="Arial" w:eastAsia="Arial" w:cs="Arial"/>
-          <w:b/>
-          <w:bCs/>
+          <w:b w:val="1"/>
+          <w:bCs w:val="1"/>
           <w:color w:val="000000" w:themeColor="text1"/>
         </w:rPr>
       </w:pPr>
       <w:r>
         <w:rPr>
           <w:rFonts w:ascii="Arial" w:hAnsi="Arial" w:eastAsia="Arial" w:cs="Arial"/>
-          <w:b/>
-          <w:bCs/>
-          <w:color w:val="000000" w:themeColor="text1"/>
-        </w:rPr>
-        <w:t>Tabela Item_Pedido:</w:t>
+          <w:b w:val="1"/>
+          <w:bCs w:val="1"/>
+          <w:color w:val="000000" w:themeColor="text1" w:themeTint="FF" w:themeShade="FF"/>
+        </w:rPr>
+        <w:t xml:space="preserve">Tabela </w:t>
+      </w:r>
+      <w:r>
+        <w:rPr>
+          <w:rFonts w:ascii="Arial" w:hAnsi="Arial" w:eastAsia="Arial" w:cs="Arial"/>
+          <w:b w:val="1"/>
+          <w:bCs w:val="1"/>
+          <w:color w:val="000000" w:themeColor="text1" w:themeTint="FF" w:themeShade="FF"/>
+        </w:rPr>
+        <w:t>Item_Pedido</w:t>
+      </w:r>
+      <w:r>
+        <w:rPr>
+          <w:rFonts w:ascii="Arial" w:hAnsi="Arial" w:eastAsia="Arial" w:cs="Arial"/>
+          <w:b w:val="1"/>
+          <w:bCs w:val="1"/>
+          <w:color w:val="000000" w:themeColor="text1" w:themeTint="FF" w:themeShade="FF"/>
+        </w:rPr>
+        <w:t>:</w:t>
       </w:r>
     </w:p>
     <w:tbl>
       <w:tblPr>
         <w:tblStyle w:val="Tabelacomgrade"/>
         <w:tblW w:w="0" w:type="auto"/>
+        <w:jc w:val="left"/>
         <w:tblBorders>
           <w:top w:val="single" w:color="auto" w:sz="6" w:space="0"/>
           <w:left w:val="single" w:color="auto" w:sz="6" w:space="0"/>
@@ -8389,7 +10069,7 @@
           <w:p>
             <w:pPr>
               <w:spacing w:line="279" w:lineRule="auto"/>
-              <w:jc w:val="both"/>
+              <w:jc w:val="left"/>
               <w:rPr>
                 <w:rFonts w:ascii="Arial" w:hAnsi="Arial" w:eastAsia="Arial" w:cs="Arial"/>
               </w:rPr>
@@ -8414,7 +10094,7 @@
           <w:p>
             <w:pPr>
               <w:spacing w:line="279" w:lineRule="auto"/>
-              <w:jc w:val="both"/>
+              <w:jc w:val="left"/>
               <w:rPr>
                 <w:rFonts w:ascii="Arial" w:hAnsi="Arial" w:eastAsia="Arial" w:cs="Arial"/>
               </w:rPr>
@@ -8439,7 +10119,7 @@
           <w:p>
             <w:pPr>
               <w:spacing w:line="279" w:lineRule="auto"/>
-              <w:jc w:val="both"/>
+              <w:jc w:val="left"/>
               <w:rPr>
                 <w:rFonts w:ascii="Arial" w:hAnsi="Arial" w:eastAsia="Arial" w:cs="Arial"/>
               </w:rPr>
@@ -8464,7 +10144,7 @@
           <w:p>
             <w:pPr>
               <w:spacing w:line="279" w:lineRule="auto"/>
-              <w:jc w:val="both"/>
+              <w:jc w:val="left"/>
               <w:rPr>
                 <w:rFonts w:ascii="Arial" w:hAnsi="Arial" w:eastAsia="Arial" w:cs="Arial"/>
               </w:rPr>
@@ -8492,7 +10172,7 @@
           <w:p>
             <w:pPr>
               <w:spacing w:line="279" w:lineRule="auto"/>
-              <w:jc w:val="both"/>
+              <w:jc w:val="left"/>
               <w:rPr>
                 <w:rFonts w:ascii="Arial" w:hAnsi="Arial" w:eastAsia="Arial" w:cs="Arial"/>
               </w:rPr>
@@ -8517,7 +10197,7 @@
           <w:p>
             <w:pPr>
               <w:spacing w:line="279" w:lineRule="auto"/>
-              <w:jc w:val="both"/>
+              <w:jc w:val="left"/>
               <w:rPr>
                 <w:rFonts w:ascii="Arial" w:hAnsi="Arial" w:eastAsia="Arial" w:cs="Arial"/>
               </w:rPr>
@@ -8546,7 +10226,7 @@
           <w:p>
             <w:pPr>
               <w:spacing w:line="279" w:lineRule="auto"/>
-              <w:jc w:val="both"/>
+              <w:jc w:val="left"/>
               <w:rPr>
                 <w:rFonts w:ascii="Arial" w:hAnsi="Arial" w:eastAsia="Arial" w:cs="Arial"/>
               </w:rPr>
@@ -8570,7 +10250,7 @@
           <w:p>
             <w:pPr>
               <w:spacing w:line="279" w:lineRule="auto"/>
-              <w:jc w:val="both"/>
+              <w:jc w:val="left"/>
               <w:rPr>
                 <w:rFonts w:ascii="Arial" w:hAnsi="Arial" w:eastAsia="Arial" w:cs="Arial"/>
               </w:rPr>
@@ -8594,7 +10274,7 @@
           <w:p>
             <w:pPr>
               <w:spacing w:line="279" w:lineRule="auto"/>
-              <w:jc w:val="both"/>
+              <w:jc w:val="left"/>
               <w:rPr>
                 <w:rFonts w:ascii="Arial" w:hAnsi="Arial" w:eastAsia="Arial" w:cs="Arial"/>
               </w:rPr>
@@ -8618,7 +10298,7 @@
           <w:p>
             <w:pPr>
               <w:spacing w:line="279" w:lineRule="auto"/>
-              <w:jc w:val="both"/>
+              <w:jc w:val="left"/>
               <w:rPr>
                 <w:rFonts w:ascii="Arial" w:hAnsi="Arial" w:eastAsia="Arial" w:cs="Arial"/>
               </w:rPr>
@@ -8645,7 +10325,7 @@
           <w:p>
             <w:pPr>
               <w:spacing w:line="279" w:lineRule="auto"/>
-              <w:jc w:val="both"/>
+              <w:jc w:val="left"/>
               <w:rPr>
                 <w:rFonts w:ascii="Arial" w:hAnsi="Arial" w:eastAsia="Arial" w:cs="Arial"/>
               </w:rPr>
@@ -8669,7 +10349,7 @@
           <w:p>
             <w:pPr>
               <w:spacing w:line="279" w:lineRule="auto"/>
-              <w:jc w:val="both"/>
+              <w:jc w:val="left"/>
               <w:rPr>
                 <w:rFonts w:ascii="Arial" w:hAnsi="Arial" w:eastAsia="Arial" w:cs="Arial"/>
               </w:rPr>
@@ -8698,7 +10378,7 @@
           <w:p>
             <w:pPr>
               <w:spacing w:line="279" w:lineRule="auto"/>
-              <w:jc w:val="both"/>
+              <w:jc w:val="left"/>
               <w:rPr>
                 <w:rFonts w:ascii="Arial" w:hAnsi="Arial" w:eastAsia="Arial" w:cs="Arial"/>
               </w:rPr>
@@ -8722,7 +10402,7 @@
           <w:p>
             <w:pPr>
               <w:spacing w:line="279" w:lineRule="auto"/>
-              <w:jc w:val="both"/>
+              <w:jc w:val="left"/>
               <w:rPr>
                 <w:rFonts w:ascii="Arial" w:hAnsi="Arial" w:eastAsia="Arial" w:cs="Arial"/>
               </w:rPr>
@@ -8746,7 +10426,7 @@
           <w:p>
             <w:pPr>
               <w:spacing w:line="279" w:lineRule="auto"/>
-              <w:jc w:val="both"/>
+              <w:jc w:val="left"/>
               <w:rPr>
                 <w:rFonts w:ascii="Arial" w:hAnsi="Arial" w:eastAsia="Arial" w:cs="Arial"/>
               </w:rPr>
@@ -8770,7 +10450,7 @@
           <w:p>
             <w:pPr>
               <w:spacing w:line="279" w:lineRule="auto"/>
-              <w:jc w:val="both"/>
+              <w:jc w:val="left"/>
               <w:rPr>
                 <w:rFonts w:ascii="Arial" w:hAnsi="Arial" w:eastAsia="Arial" w:cs="Arial"/>
               </w:rPr>
@@ -8797,7 +10477,7 @@
           <w:p>
             <w:pPr>
               <w:spacing w:line="279" w:lineRule="auto"/>
-              <w:jc w:val="both"/>
+              <w:jc w:val="left"/>
               <w:rPr>
                 <w:rFonts w:ascii="Arial" w:hAnsi="Arial" w:eastAsia="Arial" w:cs="Arial"/>
               </w:rPr>
@@ -8821,7 +10501,7 @@
           <w:p>
             <w:pPr>
               <w:spacing w:line="279" w:lineRule="auto"/>
-              <w:jc w:val="both"/>
+              <w:jc w:val="left"/>
               <w:rPr>
                 <w:rFonts w:ascii="Arial" w:hAnsi="Arial" w:eastAsia="Arial" w:cs="Arial"/>
               </w:rPr>
@@ -8850,7 +10530,7 @@
           <w:p>
             <w:pPr>
               <w:spacing w:line="279" w:lineRule="auto"/>
-              <w:jc w:val="both"/>
+              <w:jc w:val="left"/>
               <w:rPr>
                 <w:rFonts w:ascii="Arial" w:hAnsi="Arial" w:eastAsia="Arial" w:cs="Arial"/>
               </w:rPr>
@@ -8874,7 +10554,7 @@
           <w:p>
             <w:pPr>
               <w:spacing w:line="279" w:lineRule="auto"/>
-              <w:jc w:val="both"/>
+              <w:jc w:val="left"/>
               <w:rPr>
                 <w:rFonts w:ascii="Arial" w:hAnsi="Arial" w:eastAsia="Arial" w:cs="Arial"/>
               </w:rPr>
@@ -8898,7 +10578,7 @@
           <w:p>
             <w:pPr>
               <w:spacing w:line="279" w:lineRule="auto"/>
-              <w:jc w:val="both"/>
+              <w:jc w:val="left"/>
               <w:rPr>
                 <w:rFonts w:ascii="Arial" w:hAnsi="Arial" w:eastAsia="Arial" w:cs="Arial"/>
               </w:rPr>
@@ -8922,7 +10602,7 @@
           <w:p>
             <w:pPr>
               <w:spacing w:line="279" w:lineRule="auto"/>
-              <w:jc w:val="both"/>
+              <w:jc w:val="left"/>
               <w:rPr>
                 <w:rFonts w:ascii="Arial" w:hAnsi="Arial" w:eastAsia="Arial" w:cs="Arial"/>
               </w:rPr>
@@ -8949,7 +10629,7 @@
           <w:p>
             <w:pPr>
               <w:spacing w:line="279" w:lineRule="auto"/>
-              <w:jc w:val="both"/>
+              <w:jc w:val="left"/>
               <w:rPr>
                 <w:rFonts w:ascii="Arial" w:hAnsi="Arial" w:eastAsia="Arial" w:cs="Arial"/>
               </w:rPr>
@@ -8973,7 +10653,7 @@
           <w:p>
             <w:pPr>
               <w:spacing w:line="279" w:lineRule="auto"/>
-              <w:jc w:val="both"/>
+              <w:jc w:val="left"/>
               <w:rPr>
                 <w:rFonts w:ascii="Arial" w:hAnsi="Arial" w:eastAsia="Arial" w:cs="Arial"/>
               </w:rPr>
@@ -9002,7 +10682,7 @@
           <w:p>
             <w:pPr>
               <w:spacing w:line="279" w:lineRule="auto"/>
-              <w:jc w:val="both"/>
+              <w:jc w:val="left"/>
               <w:rPr>
                 <w:rFonts w:ascii="Arial" w:hAnsi="Arial" w:eastAsia="Arial" w:cs="Arial"/>
               </w:rPr>
@@ -9026,7 +10706,7 @@
           <w:p>
             <w:pPr>
               <w:spacing w:line="279" w:lineRule="auto"/>
-              <w:jc w:val="both"/>
+              <w:jc w:val="left"/>
               <w:rPr>
                 <w:rFonts w:ascii="Arial" w:hAnsi="Arial" w:eastAsia="Arial" w:cs="Arial"/>
               </w:rPr>
@@ -9050,7 +10730,7 @@
           <w:p>
             <w:pPr>
               <w:spacing w:line="279" w:lineRule="auto"/>
-              <w:jc w:val="both"/>
+              <w:jc w:val="left"/>
               <w:rPr>
                 <w:rFonts w:ascii="Arial" w:hAnsi="Arial" w:eastAsia="Arial" w:cs="Arial"/>
               </w:rPr>
@@ -9074,7 +10754,7 @@
           <w:p>
             <w:pPr>
               <w:spacing w:line="279" w:lineRule="auto"/>
-              <w:jc w:val="both"/>
+              <w:jc w:val="left"/>
               <w:rPr>
                 <w:rFonts w:ascii="Arial" w:hAnsi="Arial" w:eastAsia="Arial" w:cs="Arial"/>
               </w:rPr>
@@ -9098,7 +10778,7 @@
           <w:p>
             <w:pPr>
               <w:spacing w:line="279" w:lineRule="auto"/>
-              <w:jc w:val="both"/>
+              <w:jc w:val="left"/>
               <w:rPr>
                 <w:rFonts w:ascii="Arial" w:hAnsi="Arial" w:eastAsia="Arial" w:cs="Arial"/>
               </w:rPr>
@@ -9122,7 +10802,7 @@
           <w:p>
             <w:pPr>
               <w:spacing w:line="279" w:lineRule="auto"/>
-              <w:jc w:val="both"/>
+              <w:jc w:val="left"/>
               <w:rPr>
                 <w:rFonts w:ascii="Arial" w:hAnsi="Arial" w:eastAsia="Arial" w:cs="Arial"/>
               </w:rPr>
@@ -9151,7 +10831,7 @@
           <w:p>
             <w:pPr>
               <w:spacing w:line="279" w:lineRule="auto"/>
-              <w:jc w:val="both"/>
+              <w:jc w:val="left"/>
               <w:rPr>
                 <w:rFonts w:ascii="Arial" w:hAnsi="Arial" w:eastAsia="Arial" w:cs="Arial"/>
               </w:rPr>
@@ -9175,7 +10855,7 @@
           <w:p>
             <w:pPr>
               <w:spacing w:line="279" w:lineRule="auto"/>
-              <w:jc w:val="both"/>
+              <w:jc w:val="left"/>
               <w:rPr>
                 <w:rFonts w:ascii="Arial" w:hAnsi="Arial" w:eastAsia="Arial" w:cs="Arial"/>
               </w:rPr>
@@ -9199,7 +10879,7 @@
           <w:p>
             <w:pPr>
               <w:spacing w:line="279" w:lineRule="auto"/>
-              <w:jc w:val="both"/>
+              <w:jc w:val="left"/>
               <w:rPr>
                 <w:rFonts w:ascii="Arial" w:hAnsi="Arial" w:eastAsia="Arial" w:cs="Arial"/>
               </w:rPr>
@@ -9223,7 +10903,7 @@
           <w:p>
             <w:pPr>
               <w:spacing w:line="279" w:lineRule="auto"/>
-              <w:jc w:val="both"/>
+              <w:jc w:val="left"/>
               <w:rPr>
                 <w:rFonts w:ascii="Arial" w:hAnsi="Arial" w:eastAsia="Arial" w:cs="Arial"/>
               </w:rPr>
@@ -9247,7 +10927,7 @@
           <w:p>
             <w:pPr>
               <w:spacing w:line="279" w:lineRule="auto"/>
-              <w:jc w:val="both"/>
+              <w:jc w:val="left"/>
               <w:rPr>
                 <w:rFonts w:ascii="Arial" w:hAnsi="Arial" w:eastAsia="Arial" w:cs="Arial"/>
               </w:rPr>
@@ -9271,7 +10951,7 @@
           <w:p>
             <w:pPr>
               <w:spacing w:line="279" w:lineRule="auto"/>
-              <w:jc w:val="both"/>
+              <w:jc w:val="left"/>
               <w:rPr>
                 <w:rFonts w:ascii="Arial" w:hAnsi="Arial" w:eastAsia="Arial" w:cs="Arial"/>
               </w:rPr>
@@ -9319,6 +10999,7 @@
       <w:tblPr>
         <w:tblStyle w:val="Tabelacomgrade"/>
         <w:tblW w:w="0" w:type="auto"/>
+        <w:jc w:val="left"/>
         <w:tblBorders>
           <w:top w:val="single" w:color="auto" w:sz="6" w:space="0"/>
           <w:left w:val="single" w:color="auto" w:sz="6" w:space="0"/>
@@ -9351,7 +11032,7 @@
           <w:p>
             <w:pPr>
               <w:spacing w:line="279" w:lineRule="auto"/>
-              <w:jc w:val="both"/>
+              <w:jc w:val="left"/>
               <w:rPr>
                 <w:rFonts w:ascii="Arial" w:hAnsi="Arial" w:eastAsia="Arial" w:cs="Arial"/>
               </w:rPr>
@@ -9376,7 +11057,7 @@
           <w:p>
             <w:pPr>
               <w:spacing w:line="279" w:lineRule="auto"/>
-              <w:jc w:val="both"/>
+              <w:jc w:val="left"/>
               <w:rPr>
                 <w:rFonts w:ascii="Arial" w:hAnsi="Arial" w:eastAsia="Arial" w:cs="Arial"/>
               </w:rPr>
@@ -9401,7 +11082,7 @@
           <w:p>
             <w:pPr>
               <w:spacing w:line="279" w:lineRule="auto"/>
-              <w:jc w:val="both"/>
+              <w:jc w:val="left"/>
               <w:rPr>
                 <w:rFonts w:ascii="Arial" w:hAnsi="Arial" w:eastAsia="Arial" w:cs="Arial"/>
               </w:rPr>
@@ -9426,7 +11107,7 @@
           <w:p>
             <w:pPr>
               <w:spacing w:line="279" w:lineRule="auto"/>
-              <w:jc w:val="both"/>
+              <w:jc w:val="left"/>
               <w:rPr>
                 <w:rFonts w:ascii="Arial" w:hAnsi="Arial" w:eastAsia="Arial" w:cs="Arial"/>
               </w:rPr>
@@ -9454,7 +11135,7 @@
           <w:p>
             <w:pPr>
               <w:spacing w:line="279" w:lineRule="auto"/>
-              <w:jc w:val="both"/>
+              <w:jc w:val="left"/>
               <w:rPr>
                 <w:rFonts w:ascii="Arial" w:hAnsi="Arial" w:eastAsia="Arial" w:cs="Arial"/>
               </w:rPr>
@@ -9479,7 +11160,7 @@
           <w:p>
             <w:pPr>
               <w:spacing w:line="279" w:lineRule="auto"/>
-              <w:jc w:val="both"/>
+              <w:jc w:val="left"/>
               <w:rPr>
                 <w:rFonts w:ascii="Arial" w:hAnsi="Arial" w:eastAsia="Arial" w:cs="Arial"/>
               </w:rPr>
@@ -9508,7 +11189,7 @@
           <w:p>
             <w:pPr>
               <w:spacing w:line="279" w:lineRule="auto"/>
-              <w:jc w:val="both"/>
+              <w:jc w:val="left"/>
               <w:rPr>
                 <w:rFonts w:ascii="Arial" w:hAnsi="Arial" w:eastAsia="Arial" w:cs="Arial"/>
               </w:rPr>
@@ -9532,7 +11213,7 @@
           <w:p>
             <w:pPr>
               <w:spacing w:line="279" w:lineRule="auto"/>
-              <w:jc w:val="both"/>
+              <w:jc w:val="left"/>
               <w:rPr>
                 <w:rFonts w:ascii="Arial" w:hAnsi="Arial" w:eastAsia="Arial" w:cs="Arial"/>
               </w:rPr>
@@ -9556,7 +11237,7 @@
           <w:p>
             <w:pPr>
               <w:spacing w:line="279" w:lineRule="auto"/>
-              <w:jc w:val="both"/>
+              <w:jc w:val="left"/>
               <w:rPr>
                 <w:rFonts w:ascii="Arial" w:hAnsi="Arial" w:eastAsia="Arial" w:cs="Arial"/>
               </w:rPr>
@@ -9580,7 +11261,7 @@
           <w:p>
             <w:pPr>
               <w:spacing w:line="279" w:lineRule="auto"/>
-              <w:jc w:val="both"/>
+              <w:jc w:val="left"/>
               <w:rPr>
                 <w:rFonts w:ascii="Arial" w:hAnsi="Arial" w:eastAsia="Arial" w:cs="Arial"/>
               </w:rPr>
@@ -9607,7 +11288,7 @@
           <w:p>
             <w:pPr>
               <w:spacing w:line="279" w:lineRule="auto"/>
-              <w:jc w:val="both"/>
+              <w:jc w:val="left"/>
               <w:rPr>
                 <w:rFonts w:ascii="Arial" w:hAnsi="Arial" w:eastAsia="Arial" w:cs="Arial"/>
               </w:rPr>
@@ -9631,7 +11312,7 @@
           <w:p>
             <w:pPr>
               <w:spacing w:line="279" w:lineRule="auto"/>
-              <w:jc w:val="both"/>
+              <w:jc w:val="left"/>
               <w:rPr>
                 <w:rFonts w:ascii="Arial" w:hAnsi="Arial" w:eastAsia="Arial" w:cs="Arial"/>
               </w:rPr>
@@ -9660,7 +11341,7 @@
           <w:p>
             <w:pPr>
               <w:spacing w:line="279" w:lineRule="auto"/>
-              <w:jc w:val="both"/>
+              <w:jc w:val="left"/>
               <w:rPr>
                 <w:rFonts w:ascii="Arial" w:hAnsi="Arial" w:eastAsia="Arial" w:cs="Arial"/>
               </w:rPr>
@@ -9684,7 +11365,7 @@
           <w:p>
             <w:pPr>
               <w:spacing w:line="279" w:lineRule="auto"/>
-              <w:jc w:val="both"/>
+              <w:jc w:val="left"/>
               <w:rPr>
                 <w:rFonts w:ascii="Arial" w:hAnsi="Arial" w:eastAsia="Arial" w:cs="Arial"/>
               </w:rPr>
@@ -9708,7 +11389,7 @@
           <w:p>
             <w:pPr>
               <w:spacing w:line="279" w:lineRule="auto"/>
-              <w:jc w:val="both"/>
+              <w:jc w:val="left"/>
               <w:rPr>
                 <w:rFonts w:ascii="Arial" w:hAnsi="Arial" w:eastAsia="Arial" w:cs="Arial"/>
               </w:rPr>
@@ -9732,7 +11413,7 @@
           <w:p>
             <w:pPr>
               <w:spacing w:line="279" w:lineRule="auto"/>
-              <w:jc w:val="both"/>
+              <w:jc w:val="left"/>
               <w:rPr>
                 <w:rFonts w:ascii="Arial" w:hAnsi="Arial" w:eastAsia="Arial" w:cs="Arial"/>
               </w:rPr>
@@ -9759,7 +11440,7 @@
           <w:p>
             <w:pPr>
               <w:spacing w:line="279" w:lineRule="auto"/>
-              <w:jc w:val="both"/>
+              <w:jc w:val="left"/>
               <w:rPr>
                 <w:rFonts w:ascii="Arial" w:hAnsi="Arial" w:eastAsia="Arial" w:cs="Arial"/>
               </w:rPr>
@@ -9783,7 +11464,7 @@
           <w:p>
             <w:pPr>
               <w:spacing w:line="279" w:lineRule="auto"/>
-              <w:jc w:val="both"/>
+              <w:jc w:val="left"/>
               <w:rPr>
                 <w:rFonts w:ascii="Arial" w:hAnsi="Arial" w:eastAsia="Arial" w:cs="Arial"/>
               </w:rPr>
@@ -9812,7 +11493,7 @@
           <w:p>
             <w:pPr>
               <w:spacing w:line="279" w:lineRule="auto"/>
-              <w:jc w:val="both"/>
+              <w:jc w:val="left"/>
               <w:rPr>
                 <w:rFonts w:ascii="Arial" w:hAnsi="Arial" w:eastAsia="Arial" w:cs="Arial"/>
               </w:rPr>
@@ -9836,7 +11517,7 @@
           <w:p>
             <w:pPr>
               <w:spacing w:line="279" w:lineRule="auto"/>
-              <w:jc w:val="both"/>
+              <w:jc w:val="left"/>
               <w:rPr>
                 <w:rFonts w:ascii="Arial" w:hAnsi="Arial" w:eastAsia="Arial" w:cs="Arial"/>
               </w:rPr>
@@ -9860,7 +11541,7 @@
           <w:p>
             <w:pPr>
               <w:spacing w:line="279" w:lineRule="auto"/>
-              <w:jc w:val="both"/>
+              <w:jc w:val="left"/>
               <w:rPr>
                 <w:rFonts w:ascii="Arial" w:hAnsi="Arial" w:eastAsia="Arial" w:cs="Arial"/>
               </w:rPr>
@@ -9884,7 +11565,7 @@
           <w:p>
             <w:pPr>
               <w:spacing w:line="279" w:lineRule="auto"/>
-              <w:jc w:val="both"/>
+              <w:jc w:val="left"/>
               <w:rPr>
                 <w:rFonts w:ascii="Arial" w:hAnsi="Arial" w:eastAsia="Arial" w:cs="Arial"/>
               </w:rPr>
@@ -9911,7 +11592,7 @@
           <w:p>
             <w:pPr>
               <w:spacing w:line="279" w:lineRule="auto"/>
-              <w:jc w:val="both"/>
+              <w:jc w:val="left"/>
               <w:rPr>
                 <w:rFonts w:ascii="Arial" w:hAnsi="Arial" w:eastAsia="Arial" w:cs="Arial"/>
               </w:rPr>
@@ -9935,7 +11616,7 @@
           <w:p>
             <w:pPr>
               <w:spacing w:line="279" w:lineRule="auto"/>
-              <w:jc w:val="both"/>
+              <w:jc w:val="left"/>
               <w:rPr>
                 <w:rFonts w:ascii="Arial" w:hAnsi="Arial" w:eastAsia="Arial" w:cs="Arial"/>
               </w:rPr>
@@ -9964,7 +11645,7 @@
           <w:p>
             <w:pPr>
               <w:spacing w:line="279" w:lineRule="auto"/>
-              <w:jc w:val="both"/>
+              <w:jc w:val="left"/>
               <w:rPr>
                 <w:rFonts w:ascii="Arial" w:hAnsi="Arial" w:eastAsia="Arial" w:cs="Arial"/>
               </w:rPr>
@@ -10000,7 +11681,7 @@
           <w:p>
             <w:pPr>
               <w:spacing w:line="279" w:lineRule="auto"/>
-              <w:jc w:val="both"/>
+              <w:jc w:val="left"/>
               <w:rPr>
                 <w:rFonts w:ascii="Arial" w:hAnsi="Arial" w:eastAsia="Arial" w:cs="Arial"/>
               </w:rPr>
@@ -10024,7 +11705,7 @@
           <w:p>
             <w:pPr>
               <w:spacing w:line="279" w:lineRule="auto"/>
-              <w:jc w:val="both"/>
+              <w:jc w:val="left"/>
               <w:rPr>
                 <w:rFonts w:ascii="Arial" w:hAnsi="Arial" w:eastAsia="Arial" w:cs="Arial"/>
               </w:rPr>
@@ -10048,7 +11729,7 @@
           <w:p>
             <w:pPr>
               <w:spacing w:line="279" w:lineRule="auto"/>
-              <w:jc w:val="both"/>
+              <w:jc w:val="left"/>
               <w:rPr>
                 <w:rFonts w:ascii="Arial" w:hAnsi="Arial" w:eastAsia="Arial" w:cs="Arial"/>
               </w:rPr>
@@ -10072,7 +11753,7 @@
           <w:p>
             <w:pPr>
               <w:spacing w:line="279" w:lineRule="auto"/>
-              <w:jc w:val="both"/>
+              <w:jc w:val="left"/>
               <w:rPr>
                 <w:rFonts w:ascii="Arial" w:hAnsi="Arial" w:eastAsia="Arial" w:cs="Arial"/>
               </w:rPr>
@@ -10096,7 +11777,7 @@
           <w:p>
             <w:pPr>
               <w:spacing w:line="279" w:lineRule="auto"/>
-              <w:jc w:val="both"/>
+              <w:jc w:val="left"/>
               <w:rPr>
                 <w:rFonts w:ascii="Arial" w:hAnsi="Arial" w:eastAsia="Arial" w:cs="Arial"/>
               </w:rPr>
@@ -10125,7 +11806,7 @@
           <w:p>
             <w:pPr>
               <w:spacing w:line="279" w:lineRule="auto"/>
-              <w:jc w:val="both"/>
+              <w:jc w:val="left"/>
               <w:rPr>
                 <w:rFonts w:ascii="Arial" w:hAnsi="Arial" w:eastAsia="Arial" w:cs="Arial"/>
               </w:rPr>
@@ -10149,7 +11830,7 @@
           <w:p>
             <w:pPr>
               <w:spacing w:line="279" w:lineRule="auto"/>
-              <w:jc w:val="both"/>
+              <w:jc w:val="left"/>
               <w:rPr>
                 <w:rFonts w:ascii="Arial" w:hAnsi="Arial" w:eastAsia="Arial" w:cs="Arial"/>
               </w:rPr>
@@ -10173,7 +11854,7 @@
           <w:p>
             <w:pPr>
               <w:spacing w:line="279" w:lineRule="auto"/>
-              <w:jc w:val="both"/>
+              <w:jc w:val="left"/>
               <w:rPr>
                 <w:rFonts w:ascii="Arial" w:hAnsi="Arial" w:eastAsia="Arial" w:cs="Arial"/>
               </w:rPr>
@@ -10197,7 +11878,7 @@
           <w:p>
             <w:pPr>
               <w:spacing w:line="279" w:lineRule="auto"/>
-              <w:jc w:val="both"/>
+              <w:jc w:val="left"/>
               <w:rPr>
                 <w:rFonts w:ascii="Arial" w:hAnsi="Arial" w:eastAsia="Arial" w:cs="Arial"/>
               </w:rPr>
@@ -10221,7 +11902,7 @@
           <w:p>
             <w:pPr>
               <w:spacing w:line="279" w:lineRule="auto"/>
-              <w:jc w:val="both"/>
+              <w:jc w:val="left"/>
               <w:rPr>
                 <w:rFonts w:ascii="Arial" w:hAnsi="Arial" w:eastAsia="Arial" w:cs="Arial"/>
               </w:rPr>
@@ -10245,7 +11926,7 @@
           <w:p>
             <w:pPr>
               <w:spacing w:line="279" w:lineRule="auto"/>
-              <w:jc w:val="both"/>
+              <w:jc w:val="left"/>
               <w:rPr>
                 <w:rFonts w:ascii="Arial" w:hAnsi="Arial" w:eastAsia="Arial" w:cs="Arial"/>
               </w:rPr>
@@ -10266,7 +11947,7 @@
           <w:p>
             <w:pPr>
               <w:spacing w:line="279" w:lineRule="auto"/>
-              <w:jc w:val="both"/>
+              <w:jc w:val="left"/>
               <w:rPr>
                 <w:rFonts w:ascii="Arial" w:hAnsi="Arial" w:eastAsia="Arial" w:cs="Arial"/>
               </w:rPr>
@@ -10295,25 +11976,44 @@
         <w:jc w:val="both"/>
         <w:rPr>
           <w:rFonts w:ascii="Arial" w:hAnsi="Arial" w:eastAsia="Arial" w:cs="Arial"/>
-          <w:b/>
-          <w:bCs/>
+          <w:b w:val="1"/>
+          <w:bCs w:val="1"/>
           <w:color w:val="000000" w:themeColor="text1"/>
         </w:rPr>
       </w:pPr>
       <w:r>
         <w:rPr>
           <w:rFonts w:ascii="Arial" w:hAnsi="Arial" w:eastAsia="Arial" w:cs="Arial"/>
-          <w:b/>
-          <w:bCs/>
-          <w:color w:val="000000" w:themeColor="text1"/>
-        </w:rPr>
-        <w:t>Tabela de Método_pagamento:</w:t>
+          <w:b w:val="1"/>
+          <w:bCs w:val="1"/>
+          <w:color w:val="000000" w:themeColor="text1" w:themeTint="FF" w:themeShade="FF"/>
+        </w:rPr>
+        <w:t xml:space="preserve">Tabela de </w:t>
+      </w:r>
+      <w:r>
+        <w:rPr>
+          <w:rFonts w:ascii="Arial" w:hAnsi="Arial" w:eastAsia="Arial" w:cs="Arial"/>
+          <w:b w:val="1"/>
+          <w:bCs w:val="1"/>
+          <w:color w:val="000000" w:themeColor="text1" w:themeTint="FF" w:themeShade="FF"/>
+        </w:rPr>
+        <w:t>Método_pagamento</w:t>
+      </w:r>
+      <w:r>
+        <w:rPr>
+          <w:rFonts w:ascii="Arial" w:hAnsi="Arial" w:eastAsia="Arial" w:cs="Arial"/>
+          <w:b w:val="1"/>
+          <w:bCs w:val="1"/>
+          <w:color w:val="000000" w:themeColor="text1" w:themeTint="FF" w:themeShade="FF"/>
+        </w:rPr>
+        <w:t>:</w:t>
       </w:r>
     </w:p>
     <w:tbl>
       <w:tblPr>
         <w:tblStyle w:val="Tabelacomgrade"/>
         <w:tblW w:w="0" w:type="auto"/>
+        <w:jc w:val="left"/>
         <w:tblBorders>
           <w:top w:val="single" w:color="auto" w:sz="6" w:space="0"/>
           <w:left w:val="single" w:color="auto" w:sz="6" w:space="0"/>
@@ -10346,7 +12046,7 @@
           <w:p>
             <w:pPr>
               <w:spacing w:line="279" w:lineRule="auto"/>
-              <w:jc w:val="both"/>
+              <w:jc w:val="left"/>
               <w:rPr>
                 <w:rFonts w:ascii="Arial" w:hAnsi="Arial" w:eastAsia="Arial" w:cs="Arial"/>
               </w:rPr>
@@ -10371,7 +12071,7 @@
           <w:p>
             <w:pPr>
               <w:spacing w:line="279" w:lineRule="auto"/>
-              <w:jc w:val="both"/>
+              <w:jc w:val="left"/>
               <w:rPr>
                 <w:rFonts w:ascii="Arial" w:hAnsi="Arial" w:eastAsia="Arial" w:cs="Arial"/>
               </w:rPr>
@@ -10396,7 +12096,7 @@
           <w:p>
             <w:pPr>
               <w:spacing w:line="279" w:lineRule="auto"/>
-              <w:jc w:val="both"/>
+              <w:jc w:val="left"/>
               <w:rPr>
                 <w:rFonts w:ascii="Arial" w:hAnsi="Arial" w:eastAsia="Arial" w:cs="Arial"/>
               </w:rPr>
@@ -10421,7 +12121,7 @@
           <w:p>
             <w:pPr>
               <w:spacing w:line="279" w:lineRule="auto"/>
-              <w:jc w:val="both"/>
+              <w:jc w:val="left"/>
               <w:rPr>
                 <w:rFonts w:ascii="Arial" w:hAnsi="Arial" w:eastAsia="Arial" w:cs="Arial"/>
               </w:rPr>
@@ -10449,7 +12149,7 @@
           <w:p>
             <w:pPr>
               <w:spacing w:line="279" w:lineRule="auto"/>
-              <w:jc w:val="both"/>
+              <w:jc w:val="left"/>
               <w:rPr>
                 <w:rFonts w:ascii="Arial" w:hAnsi="Arial" w:eastAsia="Arial" w:cs="Arial"/>
               </w:rPr>
@@ -10474,7 +12174,7 @@
           <w:p>
             <w:pPr>
               <w:spacing w:line="279" w:lineRule="auto"/>
-              <w:jc w:val="both"/>
+              <w:jc w:val="left"/>
               <w:rPr>
                 <w:rFonts w:ascii="Arial" w:hAnsi="Arial" w:eastAsia="Arial" w:cs="Arial"/>
               </w:rPr>
@@ -10503,7 +12203,7 @@
           <w:p>
             <w:pPr>
               <w:spacing w:line="279" w:lineRule="auto"/>
-              <w:jc w:val="both"/>
+              <w:jc w:val="left"/>
               <w:rPr>
                 <w:rFonts w:ascii="Arial" w:hAnsi="Arial" w:eastAsia="Arial" w:cs="Arial"/>
               </w:rPr>
@@ -10527,7 +12227,7 @@
           <w:p>
             <w:pPr>
               <w:spacing w:line="279" w:lineRule="auto"/>
-              <w:jc w:val="both"/>
+              <w:jc w:val="left"/>
               <w:rPr>
                 <w:rFonts w:ascii="Arial" w:hAnsi="Arial" w:eastAsia="Arial" w:cs="Arial"/>
               </w:rPr>
@@ -10551,7 +12251,7 @@
           <w:p>
             <w:pPr>
               <w:spacing w:line="279" w:lineRule="auto"/>
-              <w:jc w:val="both"/>
+              <w:jc w:val="left"/>
               <w:rPr>
                 <w:rFonts w:ascii="Arial" w:hAnsi="Arial" w:eastAsia="Arial" w:cs="Arial"/>
               </w:rPr>
@@ -10575,7 +12275,7 @@
           <w:p>
             <w:pPr>
               <w:spacing w:line="279" w:lineRule="auto"/>
-              <w:jc w:val="both"/>
+              <w:jc w:val="left"/>
               <w:rPr>
                 <w:rFonts w:ascii="Arial" w:hAnsi="Arial" w:eastAsia="Arial" w:cs="Arial"/>
               </w:rPr>
@@ -10602,7 +12302,7 @@
           <w:p>
             <w:pPr>
               <w:spacing w:line="279" w:lineRule="auto"/>
-              <w:jc w:val="both"/>
+              <w:jc w:val="left"/>
               <w:rPr>
                 <w:rFonts w:ascii="Arial" w:hAnsi="Arial" w:eastAsia="Arial" w:cs="Arial"/>
               </w:rPr>
@@ -10626,7 +12326,7 @@
           <w:p>
             <w:pPr>
               <w:spacing w:line="279" w:lineRule="auto"/>
-              <w:jc w:val="both"/>
+              <w:jc w:val="left"/>
               <w:rPr>
                 <w:rFonts w:ascii="Arial" w:hAnsi="Arial" w:eastAsia="Arial" w:cs="Arial"/>
               </w:rPr>
@@ -10655,7 +12355,7 @@
           <w:p>
             <w:pPr>
               <w:spacing w:line="279" w:lineRule="auto"/>
-              <w:jc w:val="both"/>
+              <w:jc w:val="left"/>
               <w:rPr>
                 <w:rFonts w:ascii="Arial" w:hAnsi="Arial" w:eastAsia="Arial" w:cs="Arial"/>
               </w:rPr>
@@ -10679,7 +12379,7 @@
           <w:p>
             <w:pPr>
               <w:spacing w:line="279" w:lineRule="auto"/>
-              <w:jc w:val="both"/>
+              <w:jc w:val="left"/>
               <w:rPr>
                 <w:rFonts w:ascii="Arial" w:hAnsi="Arial" w:eastAsia="Arial" w:cs="Arial"/>
               </w:rPr>
@@ -10703,7 +12403,7 @@
           <w:p>
             <w:pPr>
               <w:spacing w:line="279" w:lineRule="auto"/>
-              <w:jc w:val="both"/>
+              <w:jc w:val="left"/>
               <w:rPr>
                 <w:rFonts w:ascii="Arial" w:hAnsi="Arial" w:eastAsia="Arial" w:cs="Arial"/>
               </w:rPr>
@@ -10727,7 +12427,7 @@
           <w:p>
             <w:pPr>
               <w:spacing w:line="279" w:lineRule="auto"/>
-              <w:jc w:val="both"/>
+              <w:jc w:val="left"/>
               <w:rPr>
                 <w:rFonts w:ascii="Arial" w:hAnsi="Arial" w:eastAsia="Arial" w:cs="Arial"/>
               </w:rPr>
@@ -10754,7 +12454,7 @@
           <w:p>
             <w:pPr>
               <w:spacing w:line="279" w:lineRule="auto"/>
-              <w:jc w:val="both"/>
+              <w:jc w:val="left"/>
               <w:rPr>
                 <w:rFonts w:ascii="Arial" w:hAnsi="Arial" w:eastAsia="Arial" w:cs="Arial"/>
               </w:rPr>
@@ -10778,7 +12478,7 @@
           <w:p>
             <w:pPr>
               <w:spacing w:line="279" w:lineRule="auto"/>
-              <w:jc w:val="both"/>
+              <w:jc w:val="left"/>
               <w:rPr>
                 <w:rFonts w:ascii="Arial" w:hAnsi="Arial" w:eastAsia="Arial" w:cs="Arial"/>
               </w:rPr>
@@ -10826,6 +12526,7 @@
       <w:tblPr>
         <w:tblStyle w:val="Tabelacomgrade"/>
         <w:tblW w:w="0" w:type="auto"/>
+        <w:jc w:val="left"/>
         <w:tblBorders>
           <w:top w:val="single" w:color="auto" w:sz="6" w:space="0"/>
           <w:left w:val="single" w:color="auto" w:sz="6" w:space="0"/>
@@ -10858,7 +12559,7 @@
           <w:p>
             <w:pPr>
               <w:spacing w:line="279" w:lineRule="auto"/>
-              <w:jc w:val="both"/>
+              <w:jc w:val="left"/>
               <w:rPr>
                 <w:rFonts w:ascii="Arial" w:hAnsi="Arial" w:eastAsia="Arial" w:cs="Arial"/>
               </w:rPr>
@@ -10883,7 +12584,7 @@
           <w:p>
             <w:pPr>
               <w:spacing w:line="279" w:lineRule="auto"/>
-              <w:jc w:val="both"/>
+              <w:jc w:val="left"/>
               <w:rPr>
                 <w:rFonts w:ascii="Arial" w:hAnsi="Arial" w:eastAsia="Arial" w:cs="Arial"/>
               </w:rPr>
@@ -10908,7 +12609,7 @@
           <w:p>
             <w:pPr>
               <w:spacing w:line="279" w:lineRule="auto"/>
-              <w:jc w:val="both"/>
+              <w:jc w:val="left"/>
               <w:rPr>
                 <w:rFonts w:ascii="Arial" w:hAnsi="Arial" w:eastAsia="Arial" w:cs="Arial"/>
               </w:rPr>
@@ -10933,7 +12634,7 @@
           <w:p>
             <w:pPr>
               <w:spacing w:line="279" w:lineRule="auto"/>
-              <w:jc w:val="both"/>
+              <w:jc w:val="left"/>
               <w:rPr>
                 <w:rFonts w:ascii="Arial" w:hAnsi="Arial" w:eastAsia="Arial" w:cs="Arial"/>
               </w:rPr>
@@ -10961,7 +12662,7 @@
           <w:p>
             <w:pPr>
               <w:spacing w:line="279" w:lineRule="auto"/>
-              <w:jc w:val="both"/>
+              <w:jc w:val="left"/>
               <w:rPr>
                 <w:rFonts w:ascii="Arial" w:hAnsi="Arial" w:eastAsia="Arial" w:cs="Arial"/>
               </w:rPr>
@@ -10986,7 +12687,7 @@
           <w:p>
             <w:pPr>
               <w:spacing w:line="279" w:lineRule="auto"/>
-              <w:jc w:val="both"/>
+              <w:jc w:val="left"/>
               <w:rPr>
                 <w:rFonts w:ascii="Arial" w:hAnsi="Arial" w:eastAsia="Arial" w:cs="Arial"/>
               </w:rPr>
@@ -11015,7 +12716,7 @@
           <w:p>
             <w:pPr>
               <w:spacing w:line="279" w:lineRule="auto"/>
-              <w:jc w:val="both"/>
+              <w:jc w:val="left"/>
               <w:rPr>
                 <w:rFonts w:ascii="Arial" w:hAnsi="Arial" w:eastAsia="Arial" w:cs="Arial"/>
               </w:rPr>
@@ -11039,7 +12740,7 @@
           <w:p>
             <w:pPr>
               <w:spacing w:line="279" w:lineRule="auto"/>
-              <w:jc w:val="both"/>
+              <w:jc w:val="left"/>
               <w:rPr>
                 <w:rFonts w:ascii="Arial" w:hAnsi="Arial" w:eastAsia="Arial" w:cs="Arial"/>
               </w:rPr>
@@ -11063,7 +12764,7 @@
           <w:p>
             <w:pPr>
               <w:spacing w:line="279" w:lineRule="auto"/>
-              <w:jc w:val="both"/>
+              <w:jc w:val="left"/>
               <w:rPr>
                 <w:rFonts w:ascii="Arial" w:hAnsi="Arial" w:eastAsia="Arial" w:cs="Arial"/>
               </w:rPr>
@@ -11087,7 +12788,7 @@
           <w:p>
             <w:pPr>
               <w:spacing w:line="279" w:lineRule="auto"/>
-              <w:jc w:val="both"/>
+              <w:jc w:val="left"/>
               <w:rPr>
                 <w:rFonts w:ascii="Arial" w:hAnsi="Arial" w:eastAsia="Arial" w:cs="Arial"/>
               </w:rPr>
@@ -11114,7 +12815,7 @@
           <w:p>
             <w:pPr>
               <w:spacing w:line="279" w:lineRule="auto"/>
-              <w:jc w:val="both"/>
+              <w:jc w:val="left"/>
               <w:rPr>
                 <w:rFonts w:ascii="Arial" w:hAnsi="Arial" w:eastAsia="Arial" w:cs="Arial"/>
               </w:rPr>
@@ -11138,7 +12839,7 @@
           <w:p>
             <w:pPr>
               <w:spacing w:line="279" w:lineRule="auto"/>
-              <w:jc w:val="both"/>
+              <w:jc w:val="left"/>
               <w:rPr>
                 <w:rFonts w:ascii="Arial" w:hAnsi="Arial" w:eastAsia="Arial" w:cs="Arial"/>
               </w:rPr>
@@ -11167,7 +12868,7 @@
           <w:p>
             <w:pPr>
               <w:spacing w:line="279" w:lineRule="auto"/>
-              <w:jc w:val="both"/>
+              <w:jc w:val="left"/>
               <w:rPr>
                 <w:rFonts w:ascii="Arial" w:hAnsi="Arial" w:eastAsia="Arial" w:cs="Arial"/>
               </w:rPr>
@@ -11191,7 +12892,7 @@
           <w:p>
             <w:pPr>
               <w:spacing w:line="279" w:lineRule="auto"/>
-              <w:jc w:val="both"/>
+              <w:jc w:val="left"/>
               <w:rPr>
                 <w:rFonts w:ascii="Arial" w:hAnsi="Arial" w:eastAsia="Arial" w:cs="Arial"/>
               </w:rPr>
@@ -11215,7 +12916,7 @@
           <w:p>
             <w:pPr>
               <w:spacing w:line="279" w:lineRule="auto"/>
-              <w:jc w:val="both"/>
+              <w:jc w:val="left"/>
               <w:rPr>
                 <w:rFonts w:ascii="Arial" w:hAnsi="Arial" w:eastAsia="Arial" w:cs="Arial"/>
               </w:rPr>
@@ -11239,7 +12940,7 @@
           <w:p>
             <w:pPr>
               <w:spacing w:line="279" w:lineRule="auto"/>
-              <w:jc w:val="both"/>
+              <w:jc w:val="left"/>
               <w:rPr>
                 <w:rFonts w:ascii="Arial" w:hAnsi="Arial" w:eastAsia="Arial" w:cs="Arial"/>
               </w:rPr>
@@ -11266,7 +12967,7 @@
           <w:p>
             <w:pPr>
               <w:spacing w:line="279" w:lineRule="auto"/>
-              <w:jc w:val="both"/>
+              <w:jc w:val="left"/>
               <w:rPr>
                 <w:rFonts w:ascii="Arial" w:hAnsi="Arial" w:eastAsia="Arial" w:cs="Arial"/>
               </w:rPr>
@@ -11290,7 +12991,7 @@
           <w:p>
             <w:pPr>
               <w:spacing w:line="279" w:lineRule="auto"/>
-              <w:jc w:val="both"/>
+              <w:jc w:val="left"/>
               <w:rPr>
                 <w:rFonts w:ascii="Arial" w:hAnsi="Arial" w:eastAsia="Arial" w:cs="Arial"/>
               </w:rPr>
@@ -11319,7 +13020,7 @@
           <w:p>
             <w:pPr>
               <w:spacing w:line="279" w:lineRule="auto"/>
-              <w:jc w:val="both"/>
+              <w:jc w:val="left"/>
               <w:rPr>
                 <w:rFonts w:ascii="Arial" w:hAnsi="Arial" w:eastAsia="Arial" w:cs="Arial"/>
               </w:rPr>
@@ -11343,7 +13044,7 @@
           <w:p>
             <w:pPr>
               <w:spacing w:line="279" w:lineRule="auto"/>
-              <w:jc w:val="both"/>
+              <w:jc w:val="left"/>
               <w:rPr>
                 <w:rFonts w:ascii="Arial" w:hAnsi="Arial" w:eastAsia="Arial" w:cs="Arial"/>
               </w:rPr>
@@ -11367,7 +13068,7 @@
           <w:p>
             <w:pPr>
               <w:spacing w:line="279" w:lineRule="auto"/>
-              <w:jc w:val="both"/>
+              <w:jc w:val="left"/>
               <w:rPr>
                 <w:rFonts w:ascii="Arial" w:hAnsi="Arial" w:eastAsia="Arial" w:cs="Arial"/>
               </w:rPr>
@@ -11391,7 +13092,7 @@
           <w:p>
             <w:pPr>
               <w:spacing w:line="279" w:lineRule="auto"/>
-              <w:jc w:val="both"/>
+              <w:jc w:val="left"/>
               <w:rPr>
                 <w:rFonts w:ascii="Arial" w:hAnsi="Arial" w:eastAsia="Arial" w:cs="Arial"/>
               </w:rPr>
@@ -11418,7 +13119,7 @@
           <w:p>
             <w:pPr>
               <w:spacing w:line="279" w:lineRule="auto"/>
-              <w:jc w:val="both"/>
+              <w:jc w:val="left"/>
               <w:rPr>
                 <w:rFonts w:ascii="Arial" w:hAnsi="Arial" w:eastAsia="Arial" w:cs="Arial"/>
               </w:rPr>
@@ -11442,7 +13143,7 @@
           <w:p>
             <w:pPr>
               <w:spacing w:line="279" w:lineRule="auto"/>
-              <w:jc w:val="both"/>
+              <w:jc w:val="left"/>
               <w:rPr>
                 <w:rFonts w:ascii="Arial" w:hAnsi="Arial" w:eastAsia="Arial" w:cs="Arial"/>
               </w:rPr>
@@ -11471,7 +13172,7 @@
           <w:p>
             <w:pPr>
               <w:spacing w:line="279" w:lineRule="auto"/>
-              <w:jc w:val="both"/>
+              <w:jc w:val="left"/>
               <w:rPr>
                 <w:rFonts w:ascii="Arial" w:hAnsi="Arial" w:eastAsia="Arial" w:cs="Arial"/>
               </w:rPr>
@@ -11495,7 +13196,7 @@
           <w:p>
             <w:pPr>
               <w:spacing w:line="279" w:lineRule="auto"/>
-              <w:jc w:val="both"/>
+              <w:jc w:val="left"/>
               <w:rPr>
                 <w:rFonts w:ascii="Arial" w:hAnsi="Arial" w:eastAsia="Arial" w:cs="Arial"/>
               </w:rPr>
@@ -11519,7 +13220,7 @@
           <w:p>
             <w:pPr>
               <w:spacing w:line="279" w:lineRule="auto"/>
-              <w:jc w:val="both"/>
+              <w:jc w:val="left"/>
               <w:rPr>
                 <w:rFonts w:ascii="Arial" w:hAnsi="Arial" w:eastAsia="Arial" w:cs="Arial"/>
               </w:rPr>
@@ -11543,7 +13244,7 @@
           <w:p>
             <w:pPr>
               <w:spacing w:line="279" w:lineRule="auto"/>
-              <w:jc w:val="both"/>
+              <w:jc w:val="left"/>
               <w:rPr>
                 <w:rFonts w:ascii="Arial" w:hAnsi="Arial" w:eastAsia="Arial" w:cs="Arial"/>
               </w:rPr>
@@ -11567,7 +13268,7 @@
           <w:p>
             <w:pPr>
               <w:spacing w:line="279" w:lineRule="auto"/>
-              <w:jc w:val="both"/>
+              <w:jc w:val="left"/>
               <w:rPr>
                 <w:rFonts w:ascii="Arial" w:hAnsi="Arial" w:eastAsia="Arial" w:cs="Arial"/>
               </w:rPr>
@@ -11591,7 +13292,7 @@
           <w:p>
             <w:pPr>
               <w:spacing w:line="279" w:lineRule="auto"/>
-              <w:jc w:val="both"/>
+              <w:jc w:val="left"/>
               <w:rPr>
                 <w:rFonts w:ascii="Arial" w:hAnsi="Arial" w:eastAsia="Arial" w:cs="Arial"/>
               </w:rPr>
@@ -11620,7 +13321,7 @@
           <w:p>
             <w:pPr>
               <w:spacing w:line="279" w:lineRule="auto"/>
-              <w:jc w:val="both"/>
+              <w:jc w:val="left"/>
               <w:rPr>
                 <w:rFonts w:ascii="Arial" w:hAnsi="Arial" w:eastAsia="Arial" w:cs="Arial"/>
               </w:rPr>
@@ -11650,7 +13351,7 @@
           <w:p>
             <w:pPr>
               <w:spacing w:line="279" w:lineRule="auto"/>
-              <w:jc w:val="both"/>
+              <w:jc w:val="left"/>
               <w:rPr>
                 <w:rFonts w:ascii="Arial" w:hAnsi="Arial" w:eastAsia="Arial" w:cs="Arial"/>
               </w:rPr>
@@ -11674,7 +13375,7 @@
           <w:p>
             <w:pPr>
               <w:spacing w:line="279" w:lineRule="auto"/>
-              <w:jc w:val="both"/>
+              <w:jc w:val="left"/>
               <w:rPr>
                 <w:rFonts w:ascii="Arial" w:hAnsi="Arial" w:eastAsia="Arial" w:cs="Arial"/>
               </w:rPr>
@@ -11698,7 +13399,7 @@
           <w:p>
             <w:pPr>
               <w:spacing w:line="279" w:lineRule="auto"/>
-              <w:jc w:val="both"/>
+              <w:jc w:val="left"/>
               <w:rPr>
                 <w:rFonts w:ascii="Arial" w:hAnsi="Arial" w:eastAsia="Arial" w:cs="Arial"/>
               </w:rPr>
@@ -11722,7 +13423,7 @@
           <w:p>
             <w:pPr>
               <w:spacing w:line="279" w:lineRule="auto"/>
-              <w:jc w:val="both"/>
+              <w:jc w:val="left"/>
               <w:rPr>
                 <w:rFonts w:ascii="Arial" w:hAnsi="Arial" w:eastAsia="Arial" w:cs="Arial"/>
               </w:rPr>
@@ -11746,7 +13447,7 @@
           <w:p>
             <w:pPr>
               <w:spacing w:line="279" w:lineRule="auto"/>
-              <w:jc w:val="both"/>
+              <w:jc w:val="left"/>
               <w:rPr>
                 <w:rFonts w:ascii="Arial" w:hAnsi="Arial" w:eastAsia="Arial" w:cs="Arial"/>
               </w:rPr>
@@ -11761,7 +13462,7 @@
           <w:p>
             <w:pPr>
               <w:spacing w:line="279" w:lineRule="auto"/>
-              <w:jc w:val="both"/>
+              <w:jc w:val="left"/>
               <w:rPr>
                 <w:rFonts w:ascii="Arial" w:hAnsi="Arial" w:eastAsia="Arial" w:cs="Arial"/>
               </w:rPr>
@@ -11791,8 +13492,8 @@
         <w:jc w:val="both"/>
         <w:rPr>
           <w:rFonts w:ascii="Arial" w:hAnsi="Arial" w:eastAsia="Arial" w:cs="Arial"/>
-          <w:b/>
-          <w:bCs/>
+          <w:b w:val="1"/>
+          <w:bCs w:val="1"/>
         </w:rPr>
       </w:pPr>
     </w:p>
@@ -11802,10 +13503,235 @@
         <w:jc w:val="both"/>
         <w:rPr>
           <w:rFonts w:ascii="Arial" w:hAnsi="Arial" w:eastAsia="Arial" w:cs="Arial"/>
-          <w:b/>
-          <w:bCs/>
-        </w:rPr>
-      </w:pPr>
+          <w:b w:val="1"/>
+          <w:bCs w:val="1"/>
+        </w:rPr>
+      </w:pPr>
+    </w:p>
+    <w:p>
+      <w:pPr>
+        <w:pStyle w:val="SemEspaamento"/>
+        <w:jc w:val="both"/>
+        <w:rPr>
+          <w:rFonts w:ascii="Arial" w:hAnsi="Arial" w:eastAsia="Arial" w:cs="Arial"/>
+          <w:b w:val="1"/>
+          <w:bCs w:val="1"/>
+        </w:rPr>
+      </w:pPr>
+    </w:p>
+    <w:p>
+      <w:pPr>
+        <w:pStyle w:val="SemEspaamento"/>
+        <w:jc w:val="both"/>
+        <w:rPr>
+          <w:rFonts w:ascii="Arial" w:hAnsi="Arial" w:eastAsia="Arial" w:cs="Arial"/>
+          <w:b w:val="1"/>
+          <w:bCs w:val="1"/>
+        </w:rPr>
+      </w:pPr>
+    </w:p>
+    <w:p>
+      <w:pPr>
+        <w:pStyle w:val="SemEspaamento"/>
+        <w:jc w:val="both"/>
+        <w:rPr>
+          <w:rFonts w:ascii="Arial" w:hAnsi="Arial" w:eastAsia="Arial" w:cs="Arial"/>
+          <w:b w:val="1"/>
+          <w:bCs w:val="1"/>
+        </w:rPr>
+      </w:pPr>
+    </w:p>
+    <w:p>
+      <w:pPr>
+        <w:pStyle w:val="SemEspaamento"/>
+        <w:jc w:val="both"/>
+        <w:rPr>
+          <w:rFonts w:ascii="Arial" w:hAnsi="Arial" w:eastAsia="Arial" w:cs="Arial"/>
+          <w:b w:val="1"/>
+          <w:bCs w:val="1"/>
+        </w:rPr>
+      </w:pPr>
+    </w:p>
+    <w:p>
+      <w:pPr>
+        <w:pStyle w:val="SemEspaamento"/>
+        <w:jc w:val="both"/>
+        <w:rPr>
+          <w:rFonts w:ascii="Arial" w:hAnsi="Arial" w:eastAsia="Arial" w:cs="Arial"/>
+          <w:b w:val="1"/>
+          <w:bCs w:val="1"/>
+        </w:rPr>
+      </w:pPr>
+    </w:p>
+    <w:p>
+      <w:pPr>
+        <w:pStyle w:val="SemEspaamento"/>
+        <w:jc w:val="both"/>
+        <w:rPr>
+          <w:rFonts w:ascii="Arial" w:hAnsi="Arial" w:eastAsia="Arial" w:cs="Arial"/>
+          <w:b w:val="1"/>
+          <w:bCs w:val="1"/>
+        </w:rPr>
+      </w:pPr>
+    </w:p>
+    <w:p>
+      <w:pPr>
+        <w:pStyle w:val="SemEspaamento"/>
+        <w:jc w:val="both"/>
+        <w:rPr>
+          <w:rFonts w:ascii="Arial" w:hAnsi="Arial" w:eastAsia="Arial" w:cs="Arial"/>
+          <w:b w:val="1"/>
+          <w:bCs w:val="1"/>
+        </w:rPr>
+      </w:pPr>
+    </w:p>
+    <w:p>
+      <w:pPr>
+        <w:pStyle w:val="SemEspaamento"/>
+        <w:jc w:val="both"/>
+        <w:rPr>
+          <w:rFonts w:ascii="Arial" w:hAnsi="Arial" w:eastAsia="Arial" w:cs="Arial"/>
+          <w:b w:val="1"/>
+          <w:bCs w:val="1"/>
+        </w:rPr>
+      </w:pPr>
+    </w:p>
+    <w:p>
+      <w:pPr>
+        <w:pStyle w:val="SemEspaamento"/>
+        <w:jc w:val="both"/>
+        <w:rPr>
+          <w:rFonts w:ascii="Arial" w:hAnsi="Arial" w:eastAsia="Arial" w:cs="Arial"/>
+          <w:b w:val="1"/>
+          <w:bCs w:val="1"/>
+        </w:rPr>
+      </w:pPr>
+    </w:p>
+    <w:p>
+      <w:pPr>
+        <w:pStyle w:val="SemEspaamento"/>
+        <w:jc w:val="both"/>
+        <w:rPr>
+          <w:rFonts w:ascii="Arial" w:hAnsi="Arial" w:eastAsia="Arial" w:cs="Arial"/>
+          <w:b w:val="1"/>
+          <w:bCs w:val="1"/>
+        </w:rPr>
+      </w:pPr>
+    </w:p>
+    <w:p>
+      <w:pPr>
+        <w:pStyle w:val="SemEspaamento"/>
+        <w:jc w:val="both"/>
+        <w:rPr>
+          <w:rFonts w:ascii="Arial" w:hAnsi="Arial" w:eastAsia="Arial" w:cs="Arial"/>
+          <w:b w:val="1"/>
+          <w:bCs w:val="1"/>
+        </w:rPr>
+      </w:pPr>
+    </w:p>
+    <w:p>
+      <w:pPr>
+        <w:pStyle w:val="SemEspaamento"/>
+        <w:jc w:val="both"/>
+        <w:rPr>
+          <w:rFonts w:ascii="Arial" w:hAnsi="Arial" w:eastAsia="Arial" w:cs="Arial"/>
+          <w:b w:val="1"/>
+          <w:bCs w:val="1"/>
+        </w:rPr>
+      </w:pPr>
+    </w:p>
+    <w:p>
+      <w:pPr>
+        <w:pStyle w:val="SemEspaamento"/>
+        <w:jc w:val="both"/>
+        <w:rPr>
+          <w:rFonts w:ascii="Arial" w:hAnsi="Arial" w:eastAsia="Arial" w:cs="Arial"/>
+          <w:b w:val="1"/>
+          <w:bCs w:val="1"/>
+        </w:rPr>
+      </w:pPr>
+    </w:p>
+    <w:p>
+      <w:pPr>
+        <w:pStyle w:val="SemEspaamento"/>
+        <w:jc w:val="both"/>
+        <w:rPr>
+          <w:rFonts w:ascii="Arial" w:hAnsi="Arial" w:eastAsia="Arial" w:cs="Arial"/>
+          <w:b w:val="1"/>
+          <w:bCs w:val="1"/>
+        </w:rPr>
+      </w:pPr>
+    </w:p>
+    <w:p>
+      <w:pPr>
+        <w:pStyle w:val="Heading1"/>
+      </w:pPr>
+      <w:bookmarkStart w:name="_Toc1391417494" w:id="2037021021"/>
+      <w:r>
+        <w:rPr/>
+        <w:t>Diagrama Físico</w:t>
+      </w:r>
+      <w:bookmarkEnd w:id="2037021021"/>
+    </w:p>
+    <w:p>
+      <w:pPr>
+        <w:pStyle w:val="SemEspaamento"/>
+        <w:jc w:val="both"/>
+        <w:rPr>
+          <w:rFonts w:ascii="Arial" w:hAnsi="Arial" w:eastAsia="Arial" w:cs="Arial"/>
+          <w:b w:val="1"/>
+          <w:bCs w:val="1"/>
+        </w:rPr>
+      </w:pPr>
+    </w:p>
+    <w:p>
+      <w:pPr>
+        <w:pStyle w:val="SemEspaamento"/>
+        <w:jc w:val="both"/>
+      </w:pPr>
+      <w:r>
+        <w:drawing>
+          <wp:inline wp14:editId="6B755010" wp14:anchorId="3196A2FB">
+            <wp:extent cx="5762625" cy="4610100"/>
+            <wp:effectExtent l="0" t="0" r="0" b="0"/>
+            <wp:docPr id="1921971485" name="drawing"/>
+            <wp:cNvGraphicFramePr>
+              <a:graphicFrameLocks noChangeAspect="1"/>
+            </wp:cNvGraphicFramePr>
+            <a:graphic>
+              <a:graphicData xmlns:a="http://schemas.openxmlformats.org/drawingml/2006/main" uri="http://schemas.openxmlformats.org/drawingml/2006/picture">
+                <pic:pic xmlns:pic="http://schemas.openxmlformats.org/drawingml/2006/picture">
+                  <pic:nvPicPr>
+                    <pic:cNvPr id="1921971485" name="Picture 1921971485"/>
+                    <pic:cNvPicPr/>
+                  </pic:nvPicPr>
+                  <pic:blipFill>
+                    <a:blip xmlns:r="http://schemas.openxmlformats.org/officeDocument/2006/relationships" r:embed="rId1176642389">
+                      <a:extLst>
+                        <a:ext uri="{28A0092B-C50C-407E-A947-70E740481C1C}">
+                          <a14:useLocalDpi xmlns:a14="http://schemas.microsoft.com/office/drawing/2010/main"/>
+                        </a:ext>
+                      </a:extLst>
+                    </a:blip>
+                    <a:stretch>
+                      <a:fillRect/>
+                    </a:stretch>
+                  </pic:blipFill>
+                  <pic:spPr>
+                    <a:xfrm>
+                      <a:off x="0" y="0"/>
+                      <a:ext cx="5762625" cy="4610100"/>
+                    </a:xfrm>
+                    <a:prstGeom prst="rect">
+                      <a:avLst/>
+                    </a:prstGeom>
+                  </pic:spPr>
+                </pic:pic>
+              </a:graphicData>
+            </a:graphic>
+          </wp:inline>
+        </w:drawing>
+      </w:r>
     </w:p>
     <w:sectPr>
       <w:pgSz w:w="11906" w:h="16838" w:orient="portrait"/>
@@ -12335,6 +14261,81 @@
       </w:tblBorders>
     </w:tblPr>
   </w:style>
+  <w:style w:type="paragraph" w:styleId="Heading1">
+    <w:uiPriority w:val="9"/>
+    <w:name w:val="heading 1"/>
+    <w:basedOn w:val="Normal"/>
+    <w:next w:val="Normal"/>
+    <w:qFormat/>
+    <w:rsid w:val="469C69B0"/>
+    <w:rPr>
+      <w:rFonts w:ascii="Aptos Display" w:hAnsi="Aptos Display" w:eastAsia="" w:cs="" w:asciiTheme="majorAscii" w:hAnsiTheme="majorAscii" w:eastAsiaTheme="majorEastAsia" w:cstheme="majorBidi"/>
+      <w:color w:val="0F4761" w:themeColor="accent1" w:themeTint="FF" w:themeShade="BF"/>
+      <w:sz w:val="40"/>
+      <w:szCs w:val="40"/>
+    </w:rPr>
+    <w:pPr>
+      <w:keepNext w:val="1"/>
+      <w:keepLines w:val="1"/>
+      <w:spacing w:before="360" w:after="80"/>
+      <w:outlineLvl w:val="0"/>
+    </w:pPr>
+  </w:style>
+  <w:style w:type="paragraph" w:styleId="Heading2">
+    <w:uiPriority w:val="9"/>
+    <w:name w:val="heading 2"/>
+    <w:basedOn w:val="Normal"/>
+    <w:next w:val="Normal"/>
+    <w:unhideWhenUsed/>
+    <w:qFormat/>
+    <w:rsid w:val="469C69B0"/>
+    <w:rPr>
+      <w:rFonts w:ascii="Aptos Display" w:hAnsi="Aptos Display" w:eastAsia="" w:cs="" w:asciiTheme="majorAscii" w:hAnsiTheme="majorAscii" w:eastAsiaTheme="majorEastAsia" w:cstheme="majorBidi"/>
+      <w:color w:val="0F4761" w:themeColor="accent1" w:themeTint="FF" w:themeShade="BF"/>
+      <w:sz w:val="32"/>
+      <w:szCs w:val="32"/>
+    </w:rPr>
+    <w:pPr>
+      <w:keepNext w:val="1"/>
+      <w:keepLines w:val="1"/>
+      <w:spacing w:before="160" w:after="80"/>
+      <w:outlineLvl w:val="1"/>
+    </w:pPr>
+  </w:style>
+  <w:style w:type="character" w:styleId="Hyperlink">
+    <w:uiPriority w:val="99"/>
+    <w:name w:val="Hyperlink"/>
+    <w:basedOn w:val="DefaultParagraphFont"/>
+    <w:unhideWhenUsed/>
+    <w:rsid w:val="469C69B0"/>
+    <w:rPr>
+      <w:color w:val="467886"/>
+      <w:u w:val="single"/>
+    </w:rPr>
+  </w:style>
+  <w:style w:type="paragraph" w:styleId="TOC1">
+    <w:uiPriority w:val="39"/>
+    <w:name w:val="toc 1"/>
+    <w:basedOn w:val="Normal"/>
+    <w:next w:val="Normal"/>
+    <w:unhideWhenUsed/>
+    <w:rsid w:val="469C69B0"/>
+    <w:pPr>
+      <w:spacing w:after="100"/>
+    </w:pPr>
+  </w:style>
+  <w:style w:type="paragraph" w:styleId="TOC2">
+    <w:uiPriority w:val="39"/>
+    <w:name w:val="toc 2"/>
+    <w:basedOn w:val="Normal"/>
+    <w:next w:val="Normal"/>
+    <w:unhideWhenUsed/>
+    <w:rsid w:val="469C69B0"/>
+    <w:pPr>
+      <w:spacing w:after="100"/>
+      <w:ind w:left="220"/>
+    </w:pPr>
+  </w:style>
 </w:styles>
 </file>
 
